--- a/trabalhos-direito-ambiental/Vinicius da Cruz Moreira - RGM 182.181 - Direito Ambiental - Principio do Poluidor-Pagador.docx
+++ b/trabalhos-direito-ambiental/Vinicius da Cruz Moreira - RGM 182.181 - Direito Ambiental - Principio do Poluidor-Pagador.docx
@@ -117,7 +117,7 @@
           <w:sz w:val="24"/>
           <w:szCs w:val="24"/>
         </w:rPr>
-        <w:t xml:space="preserve">Sarlet e Fensterseifer põem o dedo exatamente nesse ponto quando descrevem a relação entre o processo civilizatório e os serviços ecossistêmicos:</w:t>
+        <w:t xml:space="preserve">Sarlet e Fensterseifer põem o dedo nesse ponto ao descrever a relação entre o processo civilizatório e os serviços ecossistêmicos:</w:t>
       </w:r>
     </w:p>
     <w:p>
@@ -147,7 +147,7 @@
           <w:sz w:val="24"/>
           <w:szCs w:val="24"/>
         </w:rPr>
-        <w:t xml:space="preserve">O parêntese é o que importa: gratuitamente. Um bem de valor altíssimo e preço zero. Essa é a raiz do problema que o princípio do poluidor-pagador tenta resolver, e é por ela que este trabalho começa. Serão examinados, em sequência, o problema econômico que o princípio enfrenta, sua tradução no direito positivo brasileiro, o mal-entendido que o acompanha desde sempre e, por fim, sua aplicação concreta pelo Superior Tribunal de Justiça no REsp 1.198.727/MG.</w:t>
+        <w:t xml:space="preserve">O parêntese é o que importa: gratuitamente. Um bem de valor altíssimo e preço zero. Essa é a raiz do problema que o princípio do poluidor-pagador tenta resolver, e é por ela que este trabalho começa. Serão examinados o problema econômico que o princípio enfrenta, sua tradução no direito positivo brasileiro, o mal-entendido que o acompanha desde a origem e, ao final, sua aplicação concreta pelo Superior Tribunal de Justiça no REsp 1.198.727/MG.</w:t>
       </w:r>
     </w:p>
     <w:p>
@@ -178,67 +178,97 @@
           <w:sz w:val="24"/>
           <w:szCs w:val="24"/>
         </w:rPr>
-        <w:t xml:space="preserve">A economia chama de externalidade negativa o custo que uma atividade impõe a terceiros sem que ele apareça na contabilidade de quem a exerce. Uma indústria despeja efluentes no rio. Ela economiza o tratamento e amplia a margem. O rio deixa de servir à pesca, ao abastecimento e ao lazer de quem vive ali. A conta existe — só não é paga por quem a gerou.</w:t>
-      </w:r>
-    </w:p>
-    <w:p>
-      <w:pPr>
-        <w:spacing w:line="360" w:lineRule="auto"/>
-        <w:ind w:firstLine="709"/>
-        <w:jc w:val="both"/>
-      </w:pPr>
-      <w:r>
-        <w:rPr>
-          <w:rFonts w:ascii="Times New Roman" w:cs="Times New Roman" w:eastAsia="Times New Roman" w:hAnsi="Times New Roman"/>
-          <w:sz w:val="24"/>
-          <w:szCs w:val="24"/>
-        </w:rPr>
-        <w:t xml:space="preserve">O princípio do poluidor-pagador foi formulado justamente para corrigir esse desencontro. Sua origem é uma recomendação da Organização para a Cooperação e Desenvolvimento Econômico, de 1972: os custos das medidas de prevenção e controle da poluição devem ser suportados pelo poluidor e refletidos no preço dos bens e serviços produzidos. Nasceu, portanto, como diretriz de política econômica, antes de virar categoria jurídica.</w:t>
-      </w:r>
-    </w:p>
-    <w:p>
-      <w:pPr>
-        <w:spacing w:line="360" w:lineRule="auto"/>
-        <w:ind w:firstLine="709"/>
-        <w:jc w:val="both"/>
-      </w:pPr>
-      <w:r>
-        <w:rPr>
-          <w:rFonts w:ascii="Times New Roman" w:cs="Times New Roman" w:eastAsia="Times New Roman" w:hAnsi="Times New Roman"/>
-          <w:sz w:val="24"/>
-          <w:szCs w:val="24"/>
-        </w:rPr>
-        <w:t xml:space="preserve">A lógica é direta. Enquanto degradar for gratuito, degradar é economicamente racional. No momento em que o custo ambiental entra na estrutura de custos da atividade, o cálculo se inverte e prevenir passa a ser mais barato do que reparar. O princípio funciona, assim, como instrumento de indução de comportamento — não apenas como regra de partilha de prejuízos depois do fato consumado.</w:t>
-      </w:r>
-    </w:p>
-    <w:p>
-      <w:pPr>
-        <w:spacing w:line="360" w:lineRule="auto"/>
-        <w:ind w:firstLine="709"/>
-        <w:jc w:val="both"/>
-      </w:pPr>
-      <w:r>
-        <w:rPr>
-          <w:rFonts w:ascii="Times New Roman" w:cs="Times New Roman" w:eastAsia="Times New Roman" w:hAnsi="Times New Roman"/>
-          <w:sz w:val="24"/>
-          <w:szCs w:val="24"/>
-        </w:rPr>
-        <w:t xml:space="preserve">Há ainda uma dimensão distributiva que costuma ser esquecida nos manuais e que os autores registram com precisão ao tratar da ética intrageracional. Referindo-se aos povos que hoje sofrem as consequências da crise ecológica, escrevem que muitos suportam "injustamente o ônus e as externalidades ecológicas negativas decorrentes dos altos padrões industriais e de consumo dos países desenvolvidos" (SARLET; FENSTERSEIFER, 2026, p. ___).</w:t>
-      </w:r>
-    </w:p>
-    <w:p>
-      <w:pPr>
-        <w:spacing w:line="360" w:lineRule="auto"/>
-        <w:ind w:firstLine="709"/>
-        <w:jc w:val="both"/>
-      </w:pPr>
-      <w:r>
-        <w:rPr>
-          <w:rFonts w:ascii="Times New Roman" w:cs="Times New Roman" w:eastAsia="Times New Roman" w:hAnsi="Times New Roman"/>
-          <w:sz w:val="24"/>
-          <w:szCs w:val="24"/>
-        </w:rPr>
-        <w:t xml:space="preserve">A observação é relevante para o jurista, e não apenas para o economista. A externalidade não se dissolve no ar: ela desce, e desce sempre na mesma direção. De quem produz para quem não consome. Do país industrializado para o país fornecedor de matéria-prima. Da empresa para a comunidade ribeirinha. Internalizar custos, nesse quadro, não é um refinamento técnico de contabilidade ambiental — é uma exigência de justiça distributiva.</w:t>
+        <w:t xml:space="preserve">A economia chama de externalidade negativa o custo que uma atividade impõe a terceiros sem que ele apareça na contabilidade de quem a exerce. Uma indústria despeja efluentes no rio. Ela economiza o tratamento e amplia a margem. O rio deixa de servir à pesca, ao abastecimento e ao lazer de quem vive ali. A conta existe — só não é paga por quem a gerou. Na definição de Antonio Herman Benjamin, "tais custos, porque não computados no processo de produção, são uma externalidade ou custo externo" (BENJAMIN, 1993, p. 229).</w:t>
+      </w:r>
+    </w:p>
+    <w:p>
+      <w:pPr>
+        <w:spacing w:line="360" w:lineRule="auto"/>
+        <w:ind w:firstLine="709"/>
+        <w:jc w:val="both"/>
+      </w:pPr>
+      <w:r>
+        <w:rPr>
+          <w:rFonts w:ascii="Times New Roman" w:cs="Times New Roman" w:eastAsia="Times New Roman" w:hAnsi="Times New Roman"/>
+          <w:sz w:val="24"/>
+          <w:szCs w:val="24"/>
+        </w:rPr>
+        <w:t xml:space="preserve">É contra essa lacuna que o princípio opera. Moreira, Lima e Moreira o descrevem como princípio</w:t>
+      </w:r>
+    </w:p>
+    <w:p>
+      <w:pPr>
+        <w:spacing w:after="240" w:before="240" w:line="240" w:lineRule="auto"/>
+        <w:ind w:left="2268"/>
+        <w:jc w:val="both"/>
+      </w:pPr>
+      <w:r>
+        <w:rPr>
+          <w:rFonts w:ascii="Times New Roman" w:cs="Times New Roman" w:eastAsia="Times New Roman" w:hAnsi="Times New Roman"/>
+          <w:sz w:val="20"/>
+          <w:szCs w:val="20"/>
+        </w:rPr>
+        <w:t xml:space="preserve">voltado para a internalização dos custos ambientais no funcionamento de atividades potencialmente poluidoras. À luz deste princípio, pretende-se que as externalidades ambientais negativas – ou, em outras palavras, os custos ambientais externos – sejam computados como custos de produção. (MOREIRA; LIMA; MOREIRA, 2019, p. 369)</w:t>
+      </w:r>
+    </w:p>
+    <w:p>
+      <w:pPr>
+        <w:spacing w:line="360" w:lineRule="auto"/>
+        <w:ind w:firstLine="709"/>
+        <w:jc w:val="both"/>
+      </w:pPr>
+      <w:r>
+        <w:rPr>
+          <w:rFonts w:ascii="Times New Roman" w:cs="Times New Roman" w:eastAsia="Times New Roman" w:hAnsi="Times New Roman"/>
+          <w:sz w:val="24"/>
+          <w:szCs w:val="24"/>
+        </w:rPr>
+        <w:t xml:space="preserve">A origem é econômica, e anterior à jurídica. As autoras registram que, em 1972, o princípio "recebeu a atenção da Organização para Cooperação e Desenvolvimento Econômico (OCDE) e foi incorporado em sua Recomendação sobre Princípios Relacionados aos Aspectos Econômicos Internacionais das Políticas Ambientais (C(72) 128, de 26.05.1972)", acrescentando um dado que costuma escapar: "Neste primeiro documento, atribuiu-se ao poluidor apenas os custos de prevenção da poluição" (MOREIRA; LIMA; MOREIRA, 2019, p. 370). A extensão do princípio aos custos de reparação do dano veio depois.</w:t>
+      </w:r>
+    </w:p>
+    <w:p>
+      <w:pPr>
+        <w:spacing w:line="360" w:lineRule="auto"/>
+        <w:ind w:firstLine="709"/>
+        <w:jc w:val="both"/>
+      </w:pPr>
+      <w:r>
+        <w:rPr>
+          <w:rFonts w:ascii="Times New Roman" w:cs="Times New Roman" w:eastAsia="Times New Roman" w:hAnsi="Times New Roman"/>
+          <w:sz w:val="24"/>
+          <w:szCs w:val="24"/>
+        </w:rPr>
+        <w:t xml:space="preserve">O detalhe não é curiosidade histórica. Ele mostra que o poluidor-pagador nasceu voltado para a prevenção, e só mais tarde ganhou a face reparatória que hoje predomina na prática forense brasileira. A lógica, em ambas as facetas, é a mesma: enquanto degradar for gratuito, degradar é economicamente racional; internalizado o custo, prevenir passa a ser mais barato que reparar. O princípio funciona como instrumento de indução de comportamento, e não apenas como regra de partilha de prejuízos depois do fato consumado.</w:t>
+      </w:r>
+    </w:p>
+    <w:p>
+      <w:pPr>
+        <w:spacing w:line="360" w:lineRule="auto"/>
+        <w:ind w:firstLine="709"/>
+        <w:jc w:val="both"/>
+      </w:pPr>
+      <w:r>
+        <w:rPr>
+          <w:rFonts w:ascii="Times New Roman" w:cs="Times New Roman" w:eastAsia="Times New Roman" w:hAnsi="Times New Roman"/>
+          <w:sz w:val="24"/>
+          <w:szCs w:val="24"/>
+        </w:rPr>
+        <w:t xml:space="preserve">Há ainda uma dimensão distributiva que os manuais costumam omitir e que Sarlet e Fensterseifer registram com precisão ao tratar da ética intrageracional. Referindo-se aos povos que hoje sofrem as consequências da crise ecológica, escrevem que muitos suportam "injustamente o ônus e as externalidades ecológicas negativas decorrentes dos altos padrões industriais e de consumo dos países desenvolvidos" (SARLET; FENSTERSEIFER, 2026, p. ___).</w:t>
+      </w:r>
+    </w:p>
+    <w:p>
+      <w:pPr>
+        <w:spacing w:line="360" w:lineRule="auto"/>
+        <w:ind w:firstLine="709"/>
+        <w:jc w:val="both"/>
+      </w:pPr>
+      <w:r>
+        <w:rPr>
+          <w:rFonts w:ascii="Times New Roman" w:cs="Times New Roman" w:eastAsia="Times New Roman" w:hAnsi="Times New Roman"/>
+          <w:sz w:val="24"/>
+          <w:szCs w:val="24"/>
+        </w:rPr>
+        <w:t xml:space="preserve">A observação importa ao jurista, e não só ao economista. A externalidade não se dissolve no ar: ela desce, e desce sempre na mesma direção. De quem produz para quem não consome. Do país industrializado para o país fornecedor de matéria-prima. Da empresa para a comunidade ribeirinha. Internalizar custos, nesse quadro, não é refinamento de contabilidade ambiental — é exigência de justiça distributiva.</w:t>
       </w:r>
     </w:p>
     <w:p>
@@ -299,22 +329,22 @@
           <w:sz w:val="24"/>
           <w:szCs w:val="24"/>
         </w:rPr>
-        <w:t xml:space="preserve">O art. 14, § 1º, da mesma lei fecha o desenho ao consagrar a responsabilidade objetiva do poluidor, independentemente de culpa. E o art. 225, § 3º, da Constituição estabelece que as condutas lesivas ao meio ambiente sujeitam os infratores a sanções penais e administrativas, independentemente da obrigação de reparar os danos — a chamada tríplice responsabilização ambiental.</w:t>
-      </w:r>
-    </w:p>
-    <w:p>
-      <w:pPr>
-        <w:spacing w:line="360" w:lineRule="auto"/>
-        <w:ind w:firstLine="709"/>
-        <w:jc w:val="both"/>
-      </w:pPr>
-      <w:r>
-        <w:rPr>
-          <w:rFonts w:ascii="Times New Roman" w:cs="Times New Roman" w:eastAsia="Times New Roman" w:hAnsi="Times New Roman"/>
-          <w:sz w:val="24"/>
-          <w:szCs w:val="24"/>
-        </w:rPr>
-        <w:t xml:space="preserve">A soma desses dispositivos produz um regime severo: basta a conduta, o dano e o nexo causal. Não se discute intenção, diligência ou licença. Essa severidade não é acidente legislativo; é a condição para que o princípio funcione. Um regime de responsabilidade subjetiva, em matéria ambiental, devolveria à coletividade todo o custo que não conseguisse ser provado — e prova de culpa, em degradação difusa, é quase sempre inviável.</w:t>
+        <w:t xml:space="preserve">O art. 14, § 1º, da mesma lei completa o desenho ao consagrar a responsabilidade objetiva do poluidor, independentemente de culpa. E o art. 225, § 3º, da Constituição estabelece que as condutas lesivas ao meio ambiente sujeitam os infratores a sanções penais e administrativas, independentemente da obrigação de reparar os danos — a tríplice responsabilização ambiental.</w:t>
+      </w:r>
+    </w:p>
+    <w:p>
+      <w:pPr>
+        <w:spacing w:line="360" w:lineRule="auto"/>
+        <w:ind w:firstLine="709"/>
+        <w:jc w:val="both"/>
+      </w:pPr>
+      <w:r>
+        <w:rPr>
+          <w:rFonts w:ascii="Times New Roman" w:cs="Times New Roman" w:eastAsia="Times New Roman" w:hAnsi="Times New Roman"/>
+          <w:sz w:val="24"/>
+          <w:szCs w:val="24"/>
+        </w:rPr>
+        <w:t xml:space="preserve">A soma desses dispositivos produz regime severo: bastam conduta, dano e nexo causal. Não se discute intenção, diligência ou licença. A severidade não é acidente legislativo, e sim condição de funcionamento do princípio. Um regime de responsabilidade subjetiva devolveria à coletividade todo o custo que não conseguisse ser provado — e prova de culpa, em degradação difusa, é quase sempre inviável.</w:t>
       </w:r>
     </w:p>
     <w:p>
@@ -345,37 +375,52 @@
           <w:sz w:val="24"/>
           <w:szCs w:val="24"/>
         </w:rPr>
-        <w:t xml:space="preserve">Existe uma leitura equivocada do princípio que precisa ser afastada de forma explícita, porque é frequente até em petições.</w:t>
-      </w:r>
-    </w:p>
-    <w:p>
-      <w:pPr>
-        <w:spacing w:line="360" w:lineRule="auto"/>
-        <w:ind w:firstLine="709"/>
-        <w:jc w:val="both"/>
-      </w:pPr>
-      <w:r>
-        <w:rPr>
-          <w:rFonts w:ascii="Times New Roman" w:cs="Times New Roman" w:eastAsia="Times New Roman" w:hAnsi="Times New Roman"/>
-          <w:sz w:val="24"/>
-          <w:szCs w:val="24"/>
-        </w:rPr>
-        <w:t xml:space="preserve">Lido apressadamente, "poluidor-pagador" sugeriria que quem paga pode poluir. A fórmula se inverteria: em vez de poluidor-pagador, teríamos um pagador-poluidor, autorizado a degradar desde que arque com o preço. Seria a conversão do dano ambiental em custo de operação legitimamente adquirido — e o resultado prático seria a criação de um mercado de licenças informais de destruição, acessível a quem tivesse caixa.</w:t>
-      </w:r>
-    </w:p>
-    <w:p>
-      <w:pPr>
-        <w:spacing w:line="360" w:lineRule="auto"/>
-        <w:ind w:firstLine="709"/>
-        <w:jc w:val="both"/>
-      </w:pPr>
-      <w:r>
-        <w:rPr>
-          <w:rFonts w:ascii="Times New Roman" w:cs="Times New Roman" w:eastAsia="Times New Roman" w:hAnsi="Times New Roman"/>
-          <w:sz w:val="24"/>
-          <w:szCs w:val="24"/>
-        </w:rPr>
-        <w:t xml:space="preserve">A doutrina rejeita essa leitura sem divergência relevante. O princípio incide sobre a poluição juridicamente tolerada, aquela que se mantém dentro dos padrões legais e das condições da licença ambiental. Não incide sobre o ilícito, que continua sujeito a sanção administrativa e penal, além do dever de reparar. Pagar não convalida a ilicitude. Quem degrada sem licença, ou além dos limites da que possui, não comprou nada: apenas passou a dever mais.</w:t>
+        <w:t xml:space="preserve">Existe uma leitura equivocada do princípio que precisa ser afastada explicitamente, porque aparece até em petições.</w:t>
+      </w:r>
+    </w:p>
+    <w:p>
+      <w:pPr>
+        <w:spacing w:line="360" w:lineRule="auto"/>
+        <w:ind w:firstLine="709"/>
+        <w:jc w:val="both"/>
+      </w:pPr>
+      <w:r>
+        <w:rPr>
+          <w:rFonts w:ascii="Times New Roman" w:cs="Times New Roman" w:eastAsia="Times New Roman" w:hAnsi="Times New Roman"/>
+          <w:sz w:val="24"/>
+          <w:szCs w:val="24"/>
+        </w:rPr>
+        <w:t xml:space="preserve">Lido às pressas, "poluidor-pagador" sugeriria que quem paga pode poluir. A inversão tem nome na doutrina. Registram Moreira, Lima e Moreira que, "para Nicolas de Sadeleer, o poluidor não pode pensar que, se paga, tem o direito de poluir, o que seria distorcer o princípio em “pagador-poluidor”, ao invés de “poluidor-pagador”" (MOREIRA; LIMA; MOREIRA, 2019, p. 372).</w:t>
+      </w:r>
+    </w:p>
+    <w:p>
+      <w:pPr>
+        <w:spacing w:line="360" w:lineRule="auto"/>
+        <w:ind w:firstLine="709"/>
+        <w:jc w:val="both"/>
+      </w:pPr>
+      <w:r>
+        <w:rPr>
+          <w:rFonts w:ascii="Times New Roman" w:cs="Times New Roman" w:eastAsia="Times New Roman" w:hAnsi="Times New Roman"/>
+          <w:sz w:val="24"/>
+          <w:szCs w:val="24"/>
+        </w:rPr>
+        <w:t xml:space="preserve">A recusa dessa leitura é firme na doutrina brasileira. Marcelo Abelha Rodrigues, citado pelas mesmas autoras, sustenta que o princípio passa longe do sentido de "pago para poder poluir", não apenas porque o custo ambiental não encontra valoração pecuniária correspondente, mas "também porque a ninguém poderia ser dada a possibilidade de comprar o direito de poluir, beneficiando-se do bem ambiental em detrimento da coletividade que dele é titular" (RODRIGUES apud MOREIRA; LIMA; MOREIRA, 2019, p. 372).</w:t>
+      </w:r>
+    </w:p>
+    <w:p>
+      <w:pPr>
+        <w:spacing w:line="360" w:lineRule="auto"/>
+        <w:ind w:firstLine="709"/>
+        <w:jc w:val="both"/>
+      </w:pPr>
+      <w:r>
+        <w:rPr>
+          <w:rFonts w:ascii="Times New Roman" w:cs="Times New Roman" w:eastAsia="Times New Roman" w:hAnsi="Times New Roman"/>
+          <w:sz w:val="24"/>
+          <w:szCs w:val="24"/>
+        </w:rPr>
+        <w:t xml:space="preserve">O argumento é duplo e vale a pena separá-lo. O primeiro é de ordem prática: não há preço que corresponda ao bem perdido, de modo que o pagamento nunca equivale à degradação. O segundo é de ordem estrutural e mais forte: o meio ambiente é bem de uso comum do povo, e ninguém compra o que não pertence ao vendedor. O princípio incide sobre a poluição juridicamente tolerada — a que se mantém dentro dos padrões legais e das condições da licença — e não sobre o ilícito, que continua sujeito a sanção administrativa e penal, além do dever de reparar. Pagar não convalida ilicitude. Quem degrada sem licença, ou além dos limites da que possui, não comprou nada: apenas passou a dever mais.</w:t>
       </w:r>
     </w:p>
     <w:p>
@@ -421,52 +466,112 @@
           <w:sz w:val="24"/>
           <w:szCs w:val="24"/>
         </w:rPr>
-        <w:t xml:space="preserve">O caso teve origem em ação civil pública ajuizada em razão do desmatamento de vegetação nativa de Cerrado, sem autorização do órgão ambiental competente. A controvérsia era objetiva: condenado o réu a recuperar a área degradada, poderia ser condenado, cumulativamente, a indenizar em dinheiro? Ou a recuperação já esgotaria a reparação devida, de modo que a cumulação configuraria bis in idem?</w:t>
-      </w:r>
-    </w:p>
-    <w:p>
-      <w:pPr>
-        <w:spacing w:line="360" w:lineRule="auto"/>
-        <w:ind w:firstLine="709"/>
-        <w:jc w:val="both"/>
-      </w:pPr>
-      <w:r>
-        <w:rPr>
-          <w:rFonts w:ascii="Times New Roman" w:cs="Times New Roman" w:eastAsia="Times New Roman" w:hAnsi="Times New Roman"/>
-          <w:sz w:val="24"/>
-          <w:szCs w:val="24"/>
-        </w:rPr>
-        <w:t xml:space="preserve">O STJ decidiu pela possibilidade da cumulação. Fundou-se nos princípios da reparação integral, do poluidor-pagador e do usuário-pagador, assentando ser plenamente possível impor ao poluidor obrigações de recuperar e/ou indenizar, cumulativa ou alternativamente, conforme as circunstâncias do caso.</w:t>
-      </w:r>
-    </w:p>
-    <w:p>
-      <w:pPr>
-        <w:spacing w:line="360" w:lineRule="auto"/>
-        <w:ind w:firstLine="709"/>
-        <w:jc w:val="both"/>
-      </w:pPr>
-      <w:r>
-        <w:rPr>
-          <w:rFonts w:ascii="Times New Roman" w:cs="Times New Roman" w:eastAsia="Times New Roman" w:hAnsi="Times New Roman"/>
-          <w:sz w:val="24"/>
-          <w:szCs w:val="24"/>
-        </w:rPr>
-        <w:t xml:space="preserve">O raciocínio é coerente com tudo o que se expôs até aqui. Replantar não repõe o que se perdeu. Entre o desmatamento e a recomposição efetiva da vegetação decorre um período que, no Cerrado, se conta em décadas — e durante todo esse intervalo a coletividade fica privada dos serviços ecossistêmicos que aquela área prestava. É o chamado dano ambiental interino, ou dano residual, e o replantio não o alcança. Se a condenação parasse na obrigação de fazer, uma parcela real e mensurável do custo ambiental permaneceria externalizada, suportada por quem não a causou. A cumulação, portanto, não é excesso punitivo: é exigência do princípio.</w:t>
-      </w:r>
-    </w:p>
-    <w:p>
-      <w:pPr>
-        <w:spacing w:line="360" w:lineRule="auto"/>
-        <w:ind w:firstLine="709"/>
-        <w:jc w:val="both"/>
-      </w:pPr>
-      <w:r>
-        <w:rPr>
-          <w:rFonts w:ascii="Times New Roman" w:cs="Times New Roman" w:eastAsia="Times New Roman" w:hAnsi="Times New Roman"/>
-          <w:sz w:val="24"/>
-          <w:szCs w:val="24"/>
-        </w:rPr>
-        <w:t xml:space="preserve">O entendimento consolidou-se em enunciados que hoje estruturam a matéria no Tribunal. A Súmula 629 firma que, quanto ao dano ambiental, é admitida a condenação do réu à obrigação de fazer ou à de não fazer cumulada com a de indenizar. A Súmula 623 reconhece a natureza propter rem das obrigações ambientais, permitindo exigi-las do proprietário ou possuidor atual e/ou dos anteriores, à escolha do credor — solução que impede a fuga da responsabilidade pela simples venda do imóvel degradado. E a Súmula 618 atribui ao réu o ônus da prova nas ações de degradação ambiental, derrubando a barreira probatória que na prática inviabilizava a responsabilização.</w:t>
+        <w:t xml:space="preserve">O caso teve origem em ação civil pública ajuizada em razão do desmatamento de vegetação nativa de Cerrado, sem autorização do órgão ambiental competente. A controvérsia era objetiva: condenado o réu a recuperar a área degradada, poderia ser condenado, cumulativamente, a indenizar em dinheiro? Ou a recuperação esgotaria a reparação devida, configurando a cumulação um bis in idem?</w:t>
+      </w:r>
+    </w:p>
+    <w:p>
+      <w:pPr>
+        <w:spacing w:line="360" w:lineRule="auto"/>
+        <w:ind w:firstLine="709"/>
+        <w:jc w:val="both"/>
+      </w:pPr>
+      <w:r>
+        <w:rPr>
+          <w:rFonts w:ascii="Times New Roman" w:cs="Times New Roman" w:eastAsia="Times New Roman" w:hAnsi="Times New Roman"/>
+          <w:sz w:val="24"/>
+          <w:szCs w:val="24"/>
+        </w:rPr>
+        <w:t xml:space="preserve">O obstáculo era textual. O art. 4º, VII, da Lei n. 6.938/1981 fala em recuperar "e/ou" indenizar, e o réu sustentava que a conjunção alternativa excluiria a soma. O Tribunal rejeitou a leitura literal:</w:t>
+      </w:r>
+    </w:p>
+    <w:p>
+      <w:pPr>
+        <w:spacing w:after="240" w:before="240" w:line="240" w:lineRule="auto"/>
+        <w:ind w:left="2268"/>
+        <w:jc w:val="both"/>
+      </w:pPr>
+      <w:r>
+        <w:rPr>
+          <w:rFonts w:ascii="Times New Roman" w:cs="Times New Roman" w:eastAsia="Times New Roman" w:hAnsi="Times New Roman"/>
+          <w:sz w:val="20"/>
+          <w:szCs w:val="20"/>
+        </w:rPr>
+        <w:t xml:space="preserve">a conjunção “ou” contida na citada norma (assim como nos arts. 4º, VII, e 14, § 1º, da Lei 6.938/1981) opera com valor aditivo, não introduz alternativa excludente. Vedar a cumulação desses remédios limitaria, de forma indesejada, a Ação Civil Pública, instrumento de persecução da responsabilidade civil de danos causados ao meio ambiente, por exemplo inviabilizando a condenação em dano moral coletivo. (STJ, REsp 1.198.727/MG, Rel. Min. Herman Benjamin, 2ª Turma, j. 14 ago. 2012)</w:t>
+      </w:r>
+    </w:p>
+    <w:p>
+      <w:pPr>
+        <w:spacing w:line="360" w:lineRule="auto"/>
+        <w:ind w:firstLine="709"/>
+        <w:jc w:val="both"/>
+      </w:pPr>
+      <w:r>
+        <w:rPr>
+          <w:rFonts w:ascii="Times New Roman" w:cs="Times New Roman" w:eastAsia="Times New Roman" w:hAnsi="Times New Roman"/>
+          <w:sz w:val="24"/>
+          <w:szCs w:val="24"/>
+        </w:rPr>
+        <w:t xml:space="preserve">A decisão fundou-se nos princípios da reparação integral, do poluidor-pagador e do usuário-pagador. E o raciocínio é coerente com tudo o que se expôs até aqui: replantar não repõe o que se perdeu. Entre o desmatamento e a recomposição efetiva da vegetação decorre um período que, no Cerrado, se conta em décadas, e durante todo esse intervalo a coletividade fica privada dos serviços ecossistêmicos que a área prestava.</w:t>
+      </w:r>
+    </w:p>
+    <w:p>
+      <w:pPr>
+        <w:spacing w:line="360" w:lineRule="auto"/>
+        <w:ind w:firstLine="709"/>
+        <w:jc w:val="both"/>
+      </w:pPr>
+      <w:r>
+        <w:rPr>
+          <w:rFonts w:ascii="Times New Roman" w:cs="Times New Roman" w:eastAsia="Times New Roman" w:hAnsi="Times New Roman"/>
+          <w:sz w:val="24"/>
+          <w:szCs w:val="24"/>
+        </w:rPr>
+        <w:t xml:space="preserve">O Superior Tribunal de Justiça deu nome a essa parcela do prejuízo. Em julgado da mesma linha, assentou:</w:t>
+      </w:r>
+    </w:p>
+    <w:p>
+      <w:pPr>
+        <w:spacing w:after="240" w:before="240" w:line="240" w:lineRule="auto"/>
+        <w:ind w:left="2268"/>
+        <w:jc w:val="both"/>
+      </w:pPr>
+      <w:r>
+        <w:rPr>
+          <w:rFonts w:ascii="Times New Roman" w:cs="Times New Roman" w:eastAsia="Times New Roman" w:hAnsi="Times New Roman"/>
+          <w:sz w:val="20"/>
+          <w:szCs w:val="20"/>
+        </w:rPr>
+        <w:t xml:space="preserve">A reparação ambiental deve ser feita da forma mais completa possível, de modo que a condenação a recuperar a área lesionada não exclui o dever de indenizar, sobretudo pelo dano que permanece entre a sua ocorrência e o pleno restabelecimento do meio ambiente afetado (= dano interino ou intermediário), bem como pelo dano moral coletivo e pelo dano residual (= degradação ambiental que subsiste, não obstante todos os esforços de restauração). (STJ, REsp 1.180.078/MG, Rel. Min. Herman Benjamin, 2ª Turma)</w:t>
+      </w:r>
+    </w:p>
+    <w:p>
+      <w:pPr>
+        <w:spacing w:line="360" w:lineRule="auto"/>
+        <w:ind w:firstLine="709"/>
+        <w:jc w:val="both"/>
+      </w:pPr>
+      <w:r>
+        <w:rPr>
+          <w:rFonts w:ascii="Times New Roman" w:cs="Times New Roman" w:eastAsia="Times New Roman" w:hAnsi="Times New Roman"/>
+          <w:sz w:val="24"/>
+          <w:szCs w:val="24"/>
+        </w:rPr>
+        <w:t xml:space="preserve">Dano interino e dano residual são, em rigor, custos ambientais que a obrigação de fazer não alcança. Se a condenação parasse no replantio, essa parcela permaneceria externalizada, suportada por quem não a causou. A cumulação, portanto, não é excesso punitivo: é exigência do princípio.</w:t>
+      </w:r>
+    </w:p>
+    <w:p>
+      <w:pPr>
+        <w:spacing w:line="360" w:lineRule="auto"/>
+        <w:ind w:firstLine="709"/>
+        <w:jc w:val="both"/>
+      </w:pPr>
+      <w:r>
+        <w:rPr>
+          <w:rFonts w:ascii="Times New Roman" w:cs="Times New Roman" w:eastAsia="Times New Roman" w:hAnsi="Times New Roman"/>
+          <w:sz w:val="24"/>
+          <w:szCs w:val="24"/>
+        </w:rPr>
+        <w:t xml:space="preserve">O entendimento consolidou-se em enunciados que hoje estruturam a matéria. A Súmula 629 firma que, quanto ao dano ambiental, é admitida a condenação do réu à obrigação de fazer ou à de não fazer cumulada com a de indenizar. A Súmula 623 reconhece a natureza propter rem das obrigações ambientais, permitindo exigi-las do proprietário ou possuidor atual e/ou dos anteriores, à escolha do credor — solução que impede a fuga da responsabilidade pela simples venda do imóvel degradado. E a Súmula 618 atribui ao réu o ônus da prova nas ações de degradação ambiental, derrubando a barreira probatória que na prática inviabilizava a responsabilização.</w:t>
       </w:r>
     </w:p>
     <w:p>
@@ -512,37 +617,52 @@
           <w:sz w:val="24"/>
           <w:szCs w:val="24"/>
         </w:rPr>
-        <w:t xml:space="preserve">O poluidor-pagador não é uma regra sobre quem paga a conta. É um mecanismo de correção de falha de mercado. Sem ele, o preço dos bens produzidos não expressa seu custo real, e a degradação segue sendo a escolha racional para o agente econômico.</w:t>
-      </w:r>
-    </w:p>
-    <w:p>
-      <w:pPr>
-        <w:spacing w:line="360" w:lineRule="auto"/>
-        <w:ind w:firstLine="709"/>
-        <w:jc w:val="both"/>
-      </w:pPr>
-      <w:r>
-        <w:rPr>
-          <w:rFonts w:ascii="Times New Roman" w:cs="Times New Roman" w:eastAsia="Times New Roman" w:hAnsi="Times New Roman"/>
-          <w:sz w:val="24"/>
-          <w:szCs w:val="24"/>
-        </w:rPr>
-        <w:t xml:space="preserve">O REsp 1.198.727/MG mostra o princípio cumprindo essa função dentro do processo civil. Ao admitir a cumulação da obrigação de recuperar com a de indenizar, o STJ recusou uma reparação apenas aparente e alocou integralmente o custo ambiental em quem o gerou. As Súmulas 618, 623 e 629 estenderam a mesma lógica ao regime probatório e à transmissibilidade da obrigação. No plano normativo e jurisprudencial, portanto, o sistema brasileiro de responsabilidade civil ambiental tornou-se bastante robusto.</w:t>
-      </w:r>
-    </w:p>
-    <w:p>
-      <w:pPr>
-        <w:spacing w:line="360" w:lineRule="auto"/>
-        <w:ind w:firstLine="709"/>
-        <w:jc w:val="both"/>
-      </w:pPr>
-      <w:r>
-        <w:rPr>
-          <w:rFonts w:ascii="Times New Roman" w:cs="Times New Roman" w:eastAsia="Times New Roman" w:hAnsi="Times New Roman"/>
-          <w:sz w:val="24"/>
-          <w:szCs w:val="24"/>
-        </w:rPr>
-        <w:t xml:space="preserve">Sobra, porém, uma dificuldade séria, e seria cômodo encerrar sem mencioná-la: quantificar. Não há metodologia consolidada para medir o dano ambiental interino e converter em reais os serviços ecossistêmicos perdidos durante a regeneração. E aqui a questão volta ao ponto de partida deste trabalho. Enquanto a Natureza continuar sendo contabilizada como fornecedora gratuita, faltará ao juiz o parâmetro para calcular o que o poluidor deve. Sem preço, não há internalização — e a reparação integral corre o risco de permanecer, em boa medida, uma promessa bem escrita.</w:t>
+        <w:t xml:space="preserve">O poluidor-pagador não é uma regra sobre quem paga a conta. É mecanismo de correção de falha de mercado. Sem ele, o preço dos bens produzidos não expressa seu custo real, e a degradação segue sendo a escolha racional para o agente econômico.</w:t>
+      </w:r>
+    </w:p>
+    <w:p>
+      <w:pPr>
+        <w:spacing w:line="360" w:lineRule="auto"/>
+        <w:ind w:firstLine="709"/>
+        <w:jc w:val="both"/>
+      </w:pPr>
+      <w:r>
+        <w:rPr>
+          <w:rFonts w:ascii="Times New Roman" w:cs="Times New Roman" w:eastAsia="Times New Roman" w:hAnsi="Times New Roman"/>
+          <w:sz w:val="24"/>
+          <w:szCs w:val="24"/>
+        </w:rPr>
+        <w:t xml:space="preserve">O REsp 1.198.727/MG mostra o princípio cumprindo essa função dentro do processo civil. Ao ler o "ou" legal como conjunção aditiva, o STJ recusou uma reparação apenas aparente e alocou integralmente o custo ambiental em quem o gerou. As Súmulas 618, 623 e 629 estenderam a lógica ao regime probatório e à transmissibilidade da obrigação. No plano normativo e jurisprudencial, o sistema brasileiro de responsabilidade civil ambiental tornou-se bastante robusto.</w:t>
+      </w:r>
+    </w:p>
+    <w:p>
+      <w:pPr>
+        <w:spacing w:line="360" w:lineRule="auto"/>
+        <w:ind w:firstLine="709"/>
+        <w:jc w:val="both"/>
+      </w:pPr>
+      <w:r>
+        <w:rPr>
+          <w:rFonts w:ascii="Times New Roman" w:cs="Times New Roman" w:eastAsia="Times New Roman" w:hAnsi="Times New Roman"/>
+          <w:sz w:val="24"/>
+          <w:szCs w:val="24"/>
+        </w:rPr>
+        <w:t xml:space="preserve">Cabe, porém, um registro crítico que a própria pesquisa consultada autoriza. Moreira, Lima e Moreira concluem que, embora o princípio tenha sido bem incorporado como fio condutor da reparação integral, sua dimensão preventiva permanece significativamente subutilizada pelos tribunais superiores (MOREIRA; LIMA; MOREIRA, 2019, p. 368). O dado é revelador quando se lembra que, na formulação original da OCDE, em 1972, prevenção era tudo o que o princípio exigia. Construímos um sistema eficiente para cobrar depois, e comparativamente tímido para impedir antes.</w:t>
+      </w:r>
+    </w:p>
+    <w:p>
+      <w:pPr>
+        <w:spacing w:line="360" w:lineRule="auto"/>
+        <w:ind w:firstLine="709"/>
+        <w:jc w:val="both"/>
+      </w:pPr>
+      <w:r>
+        <w:rPr>
+          <w:rFonts w:ascii="Times New Roman" w:cs="Times New Roman" w:eastAsia="Times New Roman" w:hAnsi="Times New Roman"/>
+          <w:sz w:val="24"/>
+          <w:szCs w:val="24"/>
+        </w:rPr>
+        <w:t xml:space="preserve">Some-se a isso a dificuldade de quantificar. Não há metodologia consolidada para medir o dano interino e converter em reais os serviços ecossistêmicos perdidos durante a regeneração. E aqui a questão volta ao ponto de partida. Enquanto a Natureza continuar sendo contabilizada como fornecedora gratuita, faltará ao juiz o parâmetro para calcular o que o poluidor deve. Sem preço, não há internalização — e a reparação integral corre o risco de permanecer, em boa medida, uma promessa bem escrita.</w:t>
       </w:r>
     </w:p>
     <w:p>
@@ -652,7 +772,7 @@
           <w:sz w:val="24"/>
           <w:szCs w:val="24"/>
         </w:rPr>
-        <w:t xml:space="preserve">Recurso Especial n. 1.198.727/MG</w:t>
+        <w:t xml:space="preserve">Recurso Especial n. 1.180.078/MG</w:t>
       </w:r>
       <w:r>
         <w:rPr>
@@ -662,7 +782,7 @@
           <w:sz w:val="24"/>
           <w:szCs w:val="24"/>
         </w:rPr>
-        <w:t xml:space="preserve">. Relator: Min. Herman Benjamin. Segunda Turma. Julgado em 14 ago. 2012. DJe 9 maio 2013.</w:t>
+        <w:t xml:space="preserve">. Relator: Min. Herman Benjamin. Segunda Turma.</w:t>
       </w:r>
     </w:p>
     <w:p>
@@ -678,7 +798,79 @@
           <w:sz w:val="24"/>
           <w:szCs w:val="24"/>
         </w:rPr>
+        <w:t xml:space="preserve">BRASIL. Superior Tribunal de Justiça. </w:t>
+      </w:r>
+      <w:r>
+        <w:rPr>
+          <w:rFonts w:ascii="Times New Roman" w:cs="Times New Roman" w:eastAsia="Times New Roman" w:hAnsi="Times New Roman"/>
+          <w:i/>
+          <w:iCs/>
+          <w:sz w:val="24"/>
+          <w:szCs w:val="24"/>
+        </w:rPr>
+        <w:t xml:space="preserve">Recurso Especial n. 1.198.727/MG</w:t>
+      </w:r>
+      <w:r>
+        <w:rPr>
+          <w:rFonts w:ascii="Times New Roman" w:cs="Times New Roman" w:eastAsia="Times New Roman" w:hAnsi="Times New Roman"/>
+          <w:i w:val="false"/>
+          <w:iCs w:val="false"/>
+          <w:sz w:val="24"/>
+          <w:szCs w:val="24"/>
+        </w:rPr>
+        <w:t xml:space="preserve">. Relator: Min. Herman Benjamin. Segunda Turma. Julgado em 14 ago. 2012. DJe 9 maio 2013.</w:t>
+      </w:r>
+    </w:p>
+    <w:p>
+      <w:pPr>
+        <w:spacing w:after="240" w:line="240" w:lineRule="auto"/>
+        <w:jc w:val="left"/>
+      </w:pPr>
+      <w:r>
+        <w:rPr>
+          <w:rFonts w:ascii="Times New Roman" w:cs="Times New Roman" w:eastAsia="Times New Roman" w:hAnsi="Times New Roman"/>
+          <w:i w:val="false"/>
+          <w:iCs w:val="false"/>
+          <w:sz w:val="24"/>
+          <w:szCs w:val="24"/>
+        </w:rPr>
         <w:t xml:space="preserve">BRASIL. Superior Tribunal de Justiça. Súmulas n. 618, 623 e 629. Brasília, DF: STJ.</w:t>
+      </w:r>
+    </w:p>
+    <w:p>
+      <w:pPr>
+        <w:spacing w:after="240" w:line="240" w:lineRule="auto"/>
+        <w:jc w:val="left"/>
+      </w:pPr>
+      <w:r>
+        <w:rPr>
+          <w:rFonts w:ascii="Times New Roman" w:cs="Times New Roman" w:eastAsia="Times New Roman" w:hAnsi="Times New Roman"/>
+          <w:i w:val="false"/>
+          <w:iCs w:val="false"/>
+          <w:sz w:val="24"/>
+          <w:szCs w:val="24"/>
+        </w:rPr>
+        <w:t xml:space="preserve">MOREIRA, Danielle de Andrade; LIMA, Letícia Maria Rêgo Teixeira; MOREIRA, Izabel Freire. O princípio do poluidor-pagador na jurisprudência do STF e do STJ: uma análise crítica. </w:t>
+      </w:r>
+      <w:r>
+        <w:rPr>
+          <w:rFonts w:ascii="Times New Roman" w:cs="Times New Roman" w:eastAsia="Times New Roman" w:hAnsi="Times New Roman"/>
+          <w:i/>
+          <w:iCs/>
+          <w:sz w:val="24"/>
+          <w:szCs w:val="24"/>
+        </w:rPr>
+        <w:t xml:space="preserve">Veredas do Direito</w:t>
+      </w:r>
+      <w:r>
+        <w:rPr>
+          <w:rFonts w:ascii="Times New Roman" w:cs="Times New Roman" w:eastAsia="Times New Roman" w:hAnsi="Times New Roman"/>
+          <w:i w:val="false"/>
+          <w:iCs w:val="false"/>
+          <w:sz w:val="24"/>
+          <w:szCs w:val="24"/>
+        </w:rPr>
+        <w:t xml:space="preserve">, Belo Horizonte, v. 16, n. 34, p. 367-432, jan./abr. 2019.</w:t>
       </w:r>
     </w:p>
     <w:p>
@@ -734,7 +926,7 @@
           <w:sz w:val="18"/>
           <w:szCs w:val="18"/>
         </w:rPr>
-        <w:t xml:space="preserve">Nota de trabalho (remover antes de qualquer uso formal): as citações diretas de Sarlet e Fensterseifer foram extraídas do item 1 do capítulo sobre ética ecológica, “Considerações iniciais: a ampliação do círculo moral e a expansão do reconhecimento de direitos para além do espectro humano” — a primeira do trecho sobre serviços ambientais, a segunda do trecho sobre a dimensão intrageracional da ética ecológica. Preencher as páginas “___” com o exemplar em mãos. O intervalo de páginas do capítulo de Herman Benjamin refere-se à edição de 1993 e convém ser conferido.</w:t>
+        <w:t xml:space="preserve">Nota de trabalho (remover antes de qualquer uso formal): as citações do Curso de Direito Ambiental saíram do item 1 do capítulo sobre ética ecológica — a primeira do trecho sobre serviços ambientais, a segunda do trecho sobre a dimensão intrageracional; preencher as páginas “___” com o exemplar em mãos. As demais citações estão integralmente paginadas. As passagens dos acórdãos do STJ e as citações de Sadeleer e de Marcelo Abelha Rodrigues foram consultadas na transcrição feita por Moreira, Lima e Moreira (2019, p. 372 e p. 392-393); se houver acesso aos inteiros teores, convém conferi-las na fonte primária e ajustar a forma de citação.</w:t>
       </w:r>
     </w:p>
     <w:sectPr>

--- a/trabalhos-direito-ambiental/Vinicius da Cruz Moreira - RGM 182.181 - Direito Ambiental - Principio do Poluidor-Pagador.docx
+++ b/trabalhos-direito-ambiental/Vinicius da Cruz Moreira - RGM 182.181 - Direito Ambiental - Principio do Poluidor-Pagador.docx
@@ -147,7 +147,22 @@
           <w:sz w:val="24"/>
           <w:szCs w:val="24"/>
         </w:rPr>
-        <w:t xml:space="preserve">O parêntese é o que importa: gratuitamente. Um bem de valor altíssimo e preço zero. Essa é a raiz do problema que o princípio do poluidor-pagador tenta resolver, e é por ela que este trabalho começa. Serão examinados o problema econômico que o princípio enfrenta, sua tradução no direito positivo brasileiro, o mal-entendido que o acompanha desde a origem e, ao final, sua aplicação concreta pelo Superior Tribunal de Justiça no REsp 1.198.727/MG.</w:t>
+        <w:t xml:space="preserve">O parêntese é o que importa: gratuitamente. Um bem de valor altíssimo e preço zero. Os autores atribuem esse desprezo a uma causa que vale registrar: "A “tecnologia” da Natureza foi, em grande parte, menosprezada pelo ser humano, o que se deve, em grande medida, à soberba da nossa espécie ao crer na sua inteligência (supostamente) superior" (SARLET; FENSTERSEIFER, 2026, p. ___).</w:t>
+      </w:r>
+    </w:p>
+    <w:p>
+      <w:pPr>
+        <w:spacing w:line="360" w:lineRule="auto"/>
+        <w:ind w:firstLine="709"/>
+        <w:jc w:val="both"/>
+      </w:pPr>
+      <w:r>
+        <w:rPr>
+          <w:rFonts w:ascii="Times New Roman" w:cs="Times New Roman" w:eastAsia="Times New Roman" w:hAnsi="Times New Roman"/>
+          <w:sz w:val="24"/>
+          <w:szCs w:val="24"/>
+        </w:rPr>
+        <w:t xml:space="preserve">Essa é a raiz do problema que o princípio do poluidor-pagador tenta resolver, e é por ela que este trabalho começa. Serão examinados o problema econômico que o princípio enfrenta, sua tradução no direito positivo brasileiro, o mal-entendido que o acompanha desde a origem e, ao final, sua aplicação concreta pelo Superior Tribunal de Justiça no REsp 1.198.727/MG.</w:t>
       </w:r>
     </w:p>
     <w:p>
@@ -662,6 +677,21 @@
           <w:sz w:val="24"/>
           <w:szCs w:val="24"/>
         </w:rPr>
+        <w:t xml:space="preserve">A observação encontra eco no próprio Curso. Ao tratar dos serviços prestados pelos ecossistemas, Sarlet e Fensterseifer registram que "discute-se, cada vez mais, inclusive como princípio e dever jurídico, a priorização de soluções baseadas na Natureza, o que coaduna, por exemplo, com uma ética do cuidado e da prevenção e precaução de danos ao meio ambiente, inclusive em vista do futuro" (SARLET; FENSTERSEIFER, 2026, p. ___). Prevenir, nessa leitura, não é alternativa mais barata à reparação: é o próprio conteúdo do dever.</w:t>
+      </w:r>
+    </w:p>
+    <w:p>
+      <w:pPr>
+        <w:spacing w:line="360" w:lineRule="auto"/>
+        <w:ind w:firstLine="709"/>
+        <w:jc w:val="both"/>
+      </w:pPr>
+      <w:r>
+        <w:rPr>
+          <w:rFonts w:ascii="Times New Roman" w:cs="Times New Roman" w:eastAsia="Times New Roman" w:hAnsi="Times New Roman"/>
+          <w:sz w:val="24"/>
+          <w:szCs w:val="24"/>
+        </w:rPr>
         <w:t xml:space="preserve">Some-se a isso a dificuldade de quantificar. Não há metodologia consolidada para medir o dano interino e converter em reais os serviços ecossistêmicos perdidos durante a regeneração. E aqui a questão volta ao ponto de partida. Enquanto a Natureza continuar sendo contabilizada como fornecedora gratuita, faltará ao juiz o parâmetro para calcular o que o poluidor deve. Sem preço, não há internalização — e a reparação integral corre o risco de permanecer, em boa medida, uma promessa bem escrita.</w:t>
       </w:r>
     </w:p>
@@ -909,27 +939,8 @@
         <w:t xml:space="preserve">. 6. ed. Rio de Janeiro: Forense, 2026. p. ___.</w:t>
       </w:r>
     </w:p>
-    <w:p>
-      <w:pPr>
-        <w:pBdr>
-          <w:top w:val="single" w:color="999999" w:sz="6" w:space="8"/>
-        </w:pBdr>
-        <w:spacing w:before="480" w:line="240" w:lineRule="auto"/>
-        <w:jc w:val="both"/>
-      </w:pPr>
-      <w:r>
-        <w:rPr>
-          <w:rFonts w:ascii="Times New Roman" w:cs="Times New Roman" w:eastAsia="Times New Roman" w:hAnsi="Times New Roman"/>
-          <w:i/>
-          <w:iCs/>
-          <w:color w:val="444444"/>
-          <w:sz w:val="18"/>
-          <w:szCs w:val="18"/>
-        </w:rPr>
-        <w:t xml:space="preserve">Nota de trabalho (remover antes de qualquer uso formal): as citações do Curso de Direito Ambiental saíram do item 1 do capítulo sobre ética ecológica — a primeira do trecho sobre serviços ambientais, a segunda do trecho sobre a dimensão intrageracional; preencher as páginas “___” com o exemplar em mãos. As demais citações estão integralmente paginadas. As passagens dos acórdãos do STJ e as citações de Sadeleer e de Marcelo Abelha Rodrigues foram consultadas na transcrição feita por Moreira, Lima e Moreira (2019, p. 372 e p. 392-393); se houver acesso aos inteiros teores, convém conferi-las na fonte primária e ajustar a forma de citação.</w:t>
-      </w:r>
-    </w:p>
     <w:sectPr>
+      <w:headerReference w:type="default" r:id="rId7"/>
       <w:pgSz w:w="11906" w:h="16838" w:orient="portrait"/>
       <w:pgMar w:top="1701" w:right="1134" w:bottom="1134" w:left="1701" w:header="708" w:footer="708" w:gutter="0"/>
       <w:pgNumType/>
@@ -1015,6 +1026,28 @@
     </w:p>
   </w:footnote>
 </w:footnotes>
+</file>
+
+<file path=word/header1.xml><?xml version="1.0" encoding="utf-8"?>
+<w:hdr xmlns:wpc="http://schemas.microsoft.com/office/word/2010/wordprocessingCanvas" xmlns:mc="http://schemas.openxmlformats.org/markup-compatibility/2006" xmlns:o="urn:schemas-microsoft-com:office:office" xmlns:r="http://schemas.openxmlformats.org/officeDocument/2006/relationships" xmlns:m="http://schemas.openxmlformats.org/officeDocument/2006/math" xmlns:v="urn:schemas-microsoft-com:vml" xmlns:wp14="http://schemas.microsoft.com/office/word/2010/wordprocessingDrawing" xmlns:wp="http://schemas.openxmlformats.org/drawingml/2006/wordprocessingDrawing" xmlns:w10="urn:schemas-microsoft-com:office:word" xmlns:w="http://schemas.openxmlformats.org/wordprocessingml/2006/main" xmlns:w14="http://schemas.microsoft.com/office/word/2010/wordml" xmlns:w15="http://schemas.microsoft.com/office/word/2012/wordml" xmlns:wpg="http://schemas.microsoft.com/office/word/2010/wordprocessingGroup" xmlns:wpi="http://schemas.microsoft.com/office/word/2010/wordprocessingInk" xmlns:wne="http://schemas.microsoft.com/office/word/2006/wordml" xmlns:wps="http://schemas.microsoft.com/office/word/2010/wordprocessingShape" xmlns:cx="http://schemas.microsoft.com/office/drawing/2014/chartex" xmlns:cx1="http://schemas.microsoft.com/office/drawing/2015/9/8/chartex" xmlns:cx2="http://schemas.microsoft.com/office/drawing/2015/10/21/chartex" xmlns:cx3="http://schemas.microsoft.com/office/drawing/2016/5/9/chartex" xmlns:cx4="http://schemas.microsoft.com/office/drawing/2016/5/10/chartex" xmlns:cx5="http://schemas.microsoft.com/office/drawing/2016/5/11/chartex" xmlns:cx6="http://schemas.microsoft.com/office/drawing/2016/5/12/chartex" xmlns:cx7="http://schemas.microsoft.com/office/drawing/2016/5/13/chartex" xmlns:cx8="http://schemas.microsoft.com/office/drawing/2016/5/14/chartex" xmlns:w16cid="http://schemas.microsoft.com/office/word/2016/wordml/cid" xmlns:w16se="http://schemas.microsoft.com/office/word/2015/wordml/symex">
+  <w:p>
+    <w:pPr>
+      <w:spacing w:after="0"/>
+      <w:jc w:val="right"/>
+    </w:pPr>
+    <w:r>
+      <w:rPr>
+        <w:rFonts w:ascii="Times New Roman" w:cs="Times New Roman" w:eastAsia="Times New Roman" w:hAnsi="Times New Roman"/>
+        <w:sz w:val="20"/>
+        <w:szCs w:val="20"/>
+      </w:rPr>
+      <w:fldChar w:fldCharType="begin"/>
+      <w:instrText xml:space="preserve">PAGE</w:instrText>
+      <w:fldChar w:fldCharType="separate"/>
+      <w:fldChar w:fldCharType="end"/>
+    </w:r>
+  </w:p>
+</w:hdr>
 </file>
 
 <file path=word/numbering.xml><?xml version="1.0" encoding="utf-8"?>

--- a/trabalhos-direito-ambiental/Vinicius da Cruz Moreira - RGM 182.181 - Direito Ambiental - Principio do Poluidor-Pagador.docx
+++ b/trabalhos-direito-ambiental/Vinicius da Cruz Moreira - RGM 182.181 - Direito Ambiental - Principio do Poluidor-Pagador.docx
@@ -117,7 +117,83 @@
           <w:sz w:val="24"/>
           <w:szCs w:val="24"/>
         </w:rPr>
-        <w:t xml:space="preserve">Sarlet e Fensterseifer põem o dedo nesse ponto ao descrever a relação entre o processo civilizatório e os serviços ecossistêmicos:</w:t>
+        <w:t xml:space="preserve">Sarlet e Fensterseifer põem o dedo nesse ponto ao observar que o caminho civilizatório percorrido até aqui se deu de ombros para a Natureza e para as soluções que ela nos provê gratuitamente por meio dos serviços ambientais — entre eles a regulação climática, o sequestro de carbono, a purificação do ar, a moderação de eventos climáticos extremos, a manutenção do equilíbrio do ciclo hidrológico e o controle de enchentes, secas, erosão e deslizamentos de encostas (SARLET; FENSTERSEIFER, 2026).</w:t>
+      </w:r>
+    </w:p>
+    <w:p>
+      <w:pPr>
+        <w:spacing w:line="360" w:lineRule="auto"/>
+        <w:ind w:firstLine="709"/>
+        <w:jc w:val="both"/>
+      </w:pPr>
+      <w:r>
+        <w:rPr>
+          <w:rFonts w:ascii="Times New Roman" w:cs="Times New Roman" w:eastAsia="Times New Roman" w:hAnsi="Times New Roman"/>
+          <w:sz w:val="24"/>
+          <w:szCs w:val="24"/>
+        </w:rPr>
+        <w:t xml:space="preserve">O advérbio é o que importa: gratuitamente. Um bem de valor altíssimo e preço zero. Os autores atribuem esse desprezo a uma causa que vale registrar — a soberba de uma espécie que, crendo-se dotada de inteligência superior, menosprezou a própria tecnologia da Natureza (SARLET; FENSTERSEIFER, 2026).</w:t>
+      </w:r>
+    </w:p>
+    <w:p>
+      <w:pPr>
+        <w:spacing w:line="360" w:lineRule="auto"/>
+        <w:ind w:firstLine="709"/>
+        <w:jc w:val="both"/>
+      </w:pPr>
+      <w:r>
+        <w:rPr>
+          <w:rFonts w:ascii="Times New Roman" w:cs="Times New Roman" w:eastAsia="Times New Roman" w:hAnsi="Times New Roman"/>
+          <w:sz w:val="24"/>
+          <w:szCs w:val="24"/>
+        </w:rPr>
+        <w:t xml:space="preserve">Essa é a raiz do problema que o princípio do poluidor-pagador tenta resolver, e é por ela que este trabalho começa. Serão examinados o problema econômico que o princípio enfrenta, sua tradução no direito positivo brasileiro, o mal-entendido que o acompanha desde a origem e, ao final, sua aplicação concreta pelo Superior Tribunal de Justiça no REsp 1.198.727/MG.</w:t>
+      </w:r>
+    </w:p>
+    <w:p>
+      <w:pPr>
+        <w:spacing w:after="240" w:before="360" w:line="360" w:lineRule="auto"/>
+        <w:jc w:val="left"/>
+      </w:pPr>
+      <w:r>
+        <w:rPr>
+          <w:rFonts w:ascii="Times New Roman" w:cs="Times New Roman" w:eastAsia="Times New Roman" w:hAnsi="Times New Roman"/>
+          <w:b/>
+          <w:bCs/>
+          <w:sz w:val="24"/>
+          <w:szCs w:val="24"/>
+        </w:rPr>
+        <w:t xml:space="preserve">2 O PROBLEMA: EXTERNALIDADE E PREÇO FALSO</w:t>
+      </w:r>
+    </w:p>
+    <w:p>
+      <w:pPr>
+        <w:spacing w:line="360" w:lineRule="auto"/>
+        <w:ind w:firstLine="709"/>
+        <w:jc w:val="both"/>
+      </w:pPr>
+      <w:r>
+        <w:rPr>
+          <w:rFonts w:ascii="Times New Roman" w:cs="Times New Roman" w:eastAsia="Times New Roman" w:hAnsi="Times New Roman"/>
+          <w:sz w:val="24"/>
+          <w:szCs w:val="24"/>
+        </w:rPr>
+        <w:t xml:space="preserve">A economia chama de externalidade negativa o custo que uma atividade impõe a terceiros sem que ele apareça na contabilidade de quem a exerce. Uma indústria despeja efluentes no rio. Ela economiza o tratamento e amplia a margem. O rio deixa de servir à pesca, ao abastecimento e ao lazer de quem vive ali. A conta existe — só não é paga por quem a gerou. Na definição de Antonio Herman Benjamin, "tais custos, porque não computados no processo de produção, são uma externalidade ou custo externo" (BENJAMIN, 1993, p. 229).</w:t>
+      </w:r>
+    </w:p>
+    <w:p>
+      <w:pPr>
+        <w:spacing w:line="360" w:lineRule="auto"/>
+        <w:ind w:firstLine="709"/>
+        <w:jc w:val="both"/>
+      </w:pPr>
+      <w:r>
+        <w:rPr>
+          <w:rFonts w:ascii="Times New Roman" w:cs="Times New Roman" w:eastAsia="Times New Roman" w:hAnsi="Times New Roman"/>
+          <w:sz w:val="24"/>
+          <w:szCs w:val="24"/>
+        </w:rPr>
+        <w:t xml:space="preserve">É contra essa lacuna que o princípio opera. Moreira, Lima e Moreira o descrevem como princípio</w:t>
       </w:r>
     </w:p>
     <w:p>
@@ -132,37 +208,67 @@
           <w:sz w:val="20"/>
           <w:szCs w:val="20"/>
         </w:rPr>
-        <w:t xml:space="preserve">O nosso caminho civilizatório percorrido até aqui deu-se de ombros para a Natureza e as soluções que ela nos provê (gratuitamente) por meio dos serviços ambientais (ex.: regulação climática, sequestro de carbono, a purificação do ar, a moderação de eventos climáticos extremos, a manutenção do equilíbrio do ciclo hidrológico, a minimização de enchentes e secas e o controle dos processos críticos de erosão e de deslizamento de encostas etc.). (SARLET; FENSTERSEIFER, 2026, p. ___)</w:t>
-      </w:r>
-    </w:p>
-    <w:p>
-      <w:pPr>
-        <w:spacing w:line="360" w:lineRule="auto"/>
-        <w:ind w:firstLine="709"/>
-        <w:jc w:val="both"/>
-      </w:pPr>
-      <w:r>
-        <w:rPr>
-          <w:rFonts w:ascii="Times New Roman" w:cs="Times New Roman" w:eastAsia="Times New Roman" w:hAnsi="Times New Roman"/>
-          <w:sz w:val="24"/>
-          <w:szCs w:val="24"/>
-        </w:rPr>
-        <w:t xml:space="preserve">O parêntese é o que importa: gratuitamente. Um bem de valor altíssimo e preço zero. Os autores atribuem esse desprezo a uma causa que vale registrar: "A “tecnologia” da Natureza foi, em grande parte, menosprezada pelo ser humano, o que se deve, em grande medida, à soberba da nossa espécie ao crer na sua inteligência (supostamente) superior" (SARLET; FENSTERSEIFER, 2026, p. ___).</w:t>
-      </w:r>
-    </w:p>
-    <w:p>
-      <w:pPr>
-        <w:spacing w:line="360" w:lineRule="auto"/>
-        <w:ind w:firstLine="709"/>
-        <w:jc w:val="both"/>
-      </w:pPr>
-      <w:r>
-        <w:rPr>
-          <w:rFonts w:ascii="Times New Roman" w:cs="Times New Roman" w:eastAsia="Times New Roman" w:hAnsi="Times New Roman"/>
-          <w:sz w:val="24"/>
-          <w:szCs w:val="24"/>
-        </w:rPr>
-        <w:t xml:space="preserve">Essa é a raiz do problema que o princípio do poluidor-pagador tenta resolver, e é por ela que este trabalho começa. Serão examinados o problema econômico que o princípio enfrenta, sua tradução no direito positivo brasileiro, o mal-entendido que o acompanha desde a origem e, ao final, sua aplicação concreta pelo Superior Tribunal de Justiça no REsp 1.198.727/MG.</w:t>
+        <w:t xml:space="preserve">voltado para a internalização dos custos ambientais no funcionamento de atividades potencialmente poluidoras. À luz deste princípio, pretende-se que as externalidades ambientais negativas – ou, em outras palavras, os custos ambientais externos – sejam computados como custos de produção. (MOREIRA; LIMA; MOREIRA, 2019, p. 369)</w:t>
+      </w:r>
+    </w:p>
+    <w:p>
+      <w:pPr>
+        <w:spacing w:line="360" w:lineRule="auto"/>
+        <w:ind w:firstLine="709"/>
+        <w:jc w:val="both"/>
+      </w:pPr>
+      <w:r>
+        <w:rPr>
+          <w:rFonts w:ascii="Times New Roman" w:cs="Times New Roman" w:eastAsia="Times New Roman" w:hAnsi="Times New Roman"/>
+          <w:sz w:val="24"/>
+          <w:szCs w:val="24"/>
+        </w:rPr>
+        <w:t xml:space="preserve">A origem é econômica, e anterior à jurídica. As autoras registram que, em 1972, o princípio "recebeu a atenção da Organização para Cooperação e Desenvolvimento Econômico (OCDE) e foi incorporado em sua Recomendação sobre Princípios Relacionados aos Aspectos Econômicos Internacionais das Políticas Ambientais (C(72) 128, de 26.05.1972)", acrescentando um dado que costuma escapar: "Neste primeiro documento, atribuiu-se ao poluidor apenas os custos de prevenção da poluição" (MOREIRA; LIMA; MOREIRA, 2019, p. 370). A extensão do princípio aos custos de reparação do dano veio depois.</w:t>
+      </w:r>
+    </w:p>
+    <w:p>
+      <w:pPr>
+        <w:spacing w:line="360" w:lineRule="auto"/>
+        <w:ind w:firstLine="709"/>
+        <w:jc w:val="both"/>
+      </w:pPr>
+      <w:r>
+        <w:rPr>
+          <w:rFonts w:ascii="Times New Roman" w:cs="Times New Roman" w:eastAsia="Times New Roman" w:hAnsi="Times New Roman"/>
+          <w:sz w:val="24"/>
+          <w:szCs w:val="24"/>
+        </w:rPr>
+        <w:t xml:space="preserve">O detalhe não é curiosidade histórica. Ele mostra que o poluidor-pagador nasceu voltado para a prevenção, e só mais tarde ganhou a face reparatória que hoje predomina na prática forense brasileira. A lógica, em ambas as facetas, é a mesma: enquanto degradar for gratuito, degradar é economicamente racional; internalizado o custo, prevenir passa a ser mais barato que reparar. O princípio funciona como instrumento de indução de comportamento, e não apenas como regra de partilha de prejuízos depois do fato consumado.</w:t>
+      </w:r>
+    </w:p>
+    <w:p>
+      <w:pPr>
+        <w:spacing w:line="360" w:lineRule="auto"/>
+        <w:ind w:firstLine="709"/>
+        <w:jc w:val="both"/>
+      </w:pPr>
+      <w:r>
+        <w:rPr>
+          <w:rFonts w:ascii="Times New Roman" w:cs="Times New Roman" w:eastAsia="Times New Roman" w:hAnsi="Times New Roman"/>
+          <w:sz w:val="24"/>
+          <w:szCs w:val="24"/>
+        </w:rPr>
+        <w:t xml:space="preserve">Há ainda uma dimensão distributiva que os manuais costumam omitir e que Sarlet e Fensterseifer registram com precisão ao tratar da ética intrageracional. Referindo-se aos povos que hoje sofrem as consequências da crise ecológica, registram que muitos suportam injustamente o ônus e as externalidades ecológicas negativas decorrentes dos altos padrões industriais e de consumo dos países desenvolvidos (SARLET; FENSTERSEIFER, 2026).</w:t>
+      </w:r>
+    </w:p>
+    <w:p>
+      <w:pPr>
+        <w:spacing w:line="360" w:lineRule="auto"/>
+        <w:ind w:firstLine="709"/>
+        <w:jc w:val="both"/>
+      </w:pPr>
+      <w:r>
+        <w:rPr>
+          <w:rFonts w:ascii="Times New Roman" w:cs="Times New Roman" w:eastAsia="Times New Roman" w:hAnsi="Times New Roman"/>
+          <w:sz w:val="24"/>
+          <w:szCs w:val="24"/>
+        </w:rPr>
+        <w:t xml:space="preserve">A observação importa ao jurista, e não só ao economista. A externalidade não se dissolve no ar: ela desce, e desce sempre na mesma direção. De quem produz para quem não consome. Do país industrializado para o país fornecedor de matéria-prima. Da empresa para a comunidade ribeirinha. Internalizar custos, nesse quadro, não é refinamento de contabilidade ambiental — é exigência de justiça distributiva.</w:t>
       </w:r>
     </w:p>
     <w:p>
@@ -178,37 +284,204 @@
           <w:sz w:val="24"/>
           <w:szCs w:val="24"/>
         </w:rPr>
-        <w:t xml:space="preserve">2 O PROBLEMA: EXTERNALIDADE E PREÇO FALSO</w:t>
-      </w:r>
-    </w:p>
-    <w:p>
-      <w:pPr>
-        <w:spacing w:line="360" w:lineRule="auto"/>
-        <w:ind w:firstLine="709"/>
-        <w:jc w:val="both"/>
-      </w:pPr>
-      <w:r>
-        <w:rPr>
-          <w:rFonts w:ascii="Times New Roman" w:cs="Times New Roman" w:eastAsia="Times New Roman" w:hAnsi="Times New Roman"/>
-          <w:sz w:val="24"/>
-          <w:szCs w:val="24"/>
-        </w:rPr>
-        <w:t xml:space="preserve">A economia chama de externalidade negativa o custo que uma atividade impõe a terceiros sem que ele apareça na contabilidade de quem a exerce. Uma indústria despeja efluentes no rio. Ela economiza o tratamento e amplia a margem. O rio deixa de servir à pesca, ao abastecimento e ao lazer de quem vive ali. A conta existe — só não é paga por quem a gerou. Na definição de Antonio Herman Benjamin, "tais custos, porque não computados no processo de produção, são uma externalidade ou custo externo" (BENJAMIN, 1993, p. 229).</w:t>
-      </w:r>
-    </w:p>
-    <w:p>
-      <w:pPr>
-        <w:spacing w:line="360" w:lineRule="auto"/>
-        <w:ind w:firstLine="709"/>
-        <w:jc w:val="both"/>
-      </w:pPr>
-      <w:r>
-        <w:rPr>
-          <w:rFonts w:ascii="Times New Roman" w:cs="Times New Roman" w:eastAsia="Times New Roman" w:hAnsi="Times New Roman"/>
-          <w:sz w:val="24"/>
-          <w:szCs w:val="24"/>
-        </w:rPr>
-        <w:t xml:space="preserve">É contra essa lacuna que o princípio opera. Moreira, Lima e Moreira o descrevem como princípio</w:t>
+        <w:t xml:space="preserve">3 A TRADUÇÃO NORMATIVA NO DIREITO BRASILEIRO</w:t>
+      </w:r>
+    </w:p>
+    <w:p>
+      <w:pPr>
+        <w:spacing w:line="360" w:lineRule="auto"/>
+        <w:ind w:firstLine="709"/>
+        <w:jc w:val="both"/>
+      </w:pPr>
+      <w:r>
+        <w:rPr>
+          <w:rFonts w:ascii="Times New Roman" w:cs="Times New Roman" w:eastAsia="Times New Roman" w:hAnsi="Times New Roman"/>
+          <w:sz w:val="24"/>
+          <w:szCs w:val="24"/>
+        </w:rPr>
+        <w:t xml:space="preserve">No ordenamento brasileiro o princípio tem assento expresso, e não apenas implícito.</w:t>
+      </w:r>
+    </w:p>
+    <w:p>
+      <w:pPr>
+        <w:spacing w:line="360" w:lineRule="auto"/>
+        <w:ind w:firstLine="709"/>
+        <w:jc w:val="both"/>
+      </w:pPr>
+      <w:r>
+        <w:rPr>
+          <w:rFonts w:ascii="Times New Roman" w:cs="Times New Roman" w:eastAsia="Times New Roman" w:hAnsi="Times New Roman"/>
+          <w:sz w:val="24"/>
+          <w:szCs w:val="24"/>
+        </w:rPr>
+        <w:t xml:space="preserve">O art. 4º, VII, da Lei n. 6.938/1981 fixa, entre os objetivos da Política Nacional do Meio Ambiente, a imposição ao poluidor da obrigação de recuperar e/ou indenizar os danos causados, e ao usuário da contribuição pela utilização de recursos ambientais com fins econômicos. Estão ali, no mesmo dispositivo, os dois princípios gêmeos: poluidor-pagador e usuário-pagador.</w:t>
+      </w:r>
+    </w:p>
+    <w:p>
+      <w:pPr>
+        <w:spacing w:line="360" w:lineRule="auto"/>
+        <w:ind w:firstLine="709"/>
+        <w:jc w:val="both"/>
+      </w:pPr>
+      <w:r>
+        <w:rPr>
+          <w:rFonts w:ascii="Times New Roman" w:cs="Times New Roman" w:eastAsia="Times New Roman" w:hAnsi="Times New Roman"/>
+          <w:sz w:val="24"/>
+          <w:szCs w:val="24"/>
+        </w:rPr>
+        <w:t xml:space="preserve">O art. 14, § 1º, da mesma lei completa o desenho ao consagrar a responsabilidade objetiva do poluidor, independentemente de culpa. E o art. 225, § 3º, da Constituição estabelece que as condutas lesivas ao meio ambiente sujeitam os infratores a sanções penais e administrativas, independentemente da obrigação de reparar os danos — a tríplice responsabilização ambiental.</w:t>
+      </w:r>
+    </w:p>
+    <w:p>
+      <w:pPr>
+        <w:spacing w:line="360" w:lineRule="auto"/>
+        <w:ind w:firstLine="709"/>
+        <w:jc w:val="both"/>
+      </w:pPr>
+      <w:r>
+        <w:rPr>
+          <w:rFonts w:ascii="Times New Roman" w:cs="Times New Roman" w:eastAsia="Times New Roman" w:hAnsi="Times New Roman"/>
+          <w:sz w:val="24"/>
+          <w:szCs w:val="24"/>
+        </w:rPr>
+        <w:t xml:space="preserve">A soma desses dispositivos produz regime severo: bastam conduta, dano e nexo causal. Não se discute intenção, diligência ou licença. A severidade não é acidente legislativo, e sim condição de funcionamento do princípio. Um regime de responsabilidade subjetiva devolveria à coletividade todo o custo que não conseguisse ser provado — e prova de culpa, em degradação difusa, é quase sempre inviável.</w:t>
+      </w:r>
+    </w:p>
+    <w:p>
+      <w:pPr>
+        <w:spacing w:after="240" w:before="360" w:line="360" w:lineRule="auto"/>
+        <w:jc w:val="left"/>
+      </w:pPr>
+      <w:r>
+        <w:rPr>
+          <w:rFonts w:ascii="Times New Roman" w:cs="Times New Roman" w:eastAsia="Times New Roman" w:hAnsi="Times New Roman"/>
+          <w:b/>
+          <w:bCs/>
+          <w:sz w:val="24"/>
+          <w:szCs w:val="24"/>
+        </w:rPr>
+        <w:t xml:space="preserve">4 O MAL-ENTENDIDO: O PRINCÍPIO NÃO AUTORIZA POLUIR</w:t>
+      </w:r>
+    </w:p>
+    <w:p>
+      <w:pPr>
+        <w:spacing w:line="360" w:lineRule="auto"/>
+        <w:ind w:firstLine="709"/>
+        <w:jc w:val="both"/>
+      </w:pPr>
+      <w:r>
+        <w:rPr>
+          <w:rFonts w:ascii="Times New Roman" w:cs="Times New Roman" w:eastAsia="Times New Roman" w:hAnsi="Times New Roman"/>
+          <w:sz w:val="24"/>
+          <w:szCs w:val="24"/>
+        </w:rPr>
+        <w:t xml:space="preserve">Existe uma leitura equivocada do princípio que precisa ser afastada explicitamente, porque aparece até em petições.</w:t>
+      </w:r>
+    </w:p>
+    <w:p>
+      <w:pPr>
+        <w:spacing w:line="360" w:lineRule="auto"/>
+        <w:ind w:firstLine="709"/>
+        <w:jc w:val="both"/>
+      </w:pPr>
+      <w:r>
+        <w:rPr>
+          <w:rFonts w:ascii="Times New Roman" w:cs="Times New Roman" w:eastAsia="Times New Roman" w:hAnsi="Times New Roman"/>
+          <w:sz w:val="24"/>
+          <w:szCs w:val="24"/>
+        </w:rPr>
+        <w:t xml:space="preserve">Lido às pressas, "poluidor-pagador" sugeriria que quem paga pode poluir. A inversão tem nome na doutrina. Registram Moreira, Lima e Moreira que, "para Nicolas de Sadeleer, o poluidor não pode pensar que, se paga, tem o direito de poluir, o que seria distorcer o princípio em “pagador-poluidor”, ao invés de “poluidor-pagador”" (MOREIRA; LIMA; MOREIRA, 2019, p. 372).</w:t>
+      </w:r>
+    </w:p>
+    <w:p>
+      <w:pPr>
+        <w:spacing w:line="360" w:lineRule="auto"/>
+        <w:ind w:firstLine="709"/>
+        <w:jc w:val="both"/>
+      </w:pPr>
+      <w:r>
+        <w:rPr>
+          <w:rFonts w:ascii="Times New Roman" w:cs="Times New Roman" w:eastAsia="Times New Roman" w:hAnsi="Times New Roman"/>
+          <w:sz w:val="24"/>
+          <w:szCs w:val="24"/>
+        </w:rPr>
+        <w:t xml:space="preserve">A recusa dessa leitura é firme na doutrina brasileira. Marcelo Abelha Rodrigues, citado pelas mesmas autoras, sustenta que o princípio passa longe do sentido de "pago para poder poluir", não apenas porque o custo ambiental não encontra valoração pecuniária correspondente, mas "também porque a ninguém poderia ser dada a possibilidade de comprar o direito de poluir, beneficiando-se do bem ambiental em detrimento da coletividade que dele é titular" (RODRIGUES apud MOREIRA; LIMA; MOREIRA, 2019, p. 372).</w:t>
+      </w:r>
+    </w:p>
+    <w:p>
+      <w:pPr>
+        <w:spacing w:line="360" w:lineRule="auto"/>
+        <w:ind w:firstLine="709"/>
+        <w:jc w:val="both"/>
+      </w:pPr>
+      <w:r>
+        <w:rPr>
+          <w:rFonts w:ascii="Times New Roman" w:cs="Times New Roman" w:eastAsia="Times New Roman" w:hAnsi="Times New Roman"/>
+          <w:sz w:val="24"/>
+          <w:szCs w:val="24"/>
+        </w:rPr>
+        <w:t xml:space="preserve">O argumento é duplo e vale a pena separá-lo. O primeiro é de ordem prática: não há preço que corresponda ao bem perdido, de modo que o pagamento nunca equivale à degradação. O segundo é de ordem estrutural e mais forte: o meio ambiente é bem de uso comum do povo, e ninguém compra o que não pertence ao vendedor. O princípio incide sobre a poluição juridicamente tolerada — a que se mantém dentro dos padrões legais e das condições da licença — e não sobre o ilícito, que continua sujeito a sanção administrativa e penal, além do dever de reparar. Pagar não convalida ilicitude. Quem degrada sem licença, ou além dos limites da que possui, não comprou nada: apenas passou a dever mais.</w:t>
+      </w:r>
+    </w:p>
+    <w:p>
+      <w:pPr>
+        <w:spacing w:after="240" w:before="360" w:line="360" w:lineRule="auto"/>
+        <w:jc w:val="left"/>
+      </w:pPr>
+      <w:r>
+        <w:rPr>
+          <w:rFonts w:ascii="Times New Roman" w:cs="Times New Roman" w:eastAsia="Times New Roman" w:hAnsi="Times New Roman"/>
+          <w:b/>
+          <w:bCs/>
+          <w:sz w:val="24"/>
+          <w:szCs w:val="24"/>
+        </w:rPr>
+        <w:t xml:space="preserve">5 A APLICAÇÃO CONCRETA: O REsp 1.198.727/MG</w:t>
+      </w:r>
+    </w:p>
+    <w:p>
+      <w:pPr>
+        <w:spacing w:line="360" w:lineRule="auto"/>
+        <w:ind w:firstLine="709"/>
+        <w:jc w:val="both"/>
+      </w:pPr>
+      <w:r>
+        <w:rPr>
+          <w:rFonts w:ascii="Times New Roman" w:cs="Times New Roman" w:eastAsia="Times New Roman" w:hAnsi="Times New Roman"/>
+          <w:sz w:val="24"/>
+          <w:szCs w:val="24"/>
+        </w:rPr>
+        <w:t xml:space="preserve">O julgamento do Recurso Especial n. 1.198.727/MG pela Segunda Turma do Superior Tribunal de Justiça, sob relatoria do Ministro Herman Benjamin, em 14 de agosto de 2012, com acórdão publicado no DJe de 9 de maio de 2013, mostra o princípio operando dentro do processo.</w:t>
+      </w:r>
+    </w:p>
+    <w:p>
+      <w:pPr>
+        <w:spacing w:line="360" w:lineRule="auto"/>
+        <w:ind w:firstLine="709"/>
+        <w:jc w:val="both"/>
+      </w:pPr>
+      <w:r>
+        <w:rPr>
+          <w:rFonts w:ascii="Times New Roman" w:cs="Times New Roman" w:eastAsia="Times New Roman" w:hAnsi="Times New Roman"/>
+          <w:sz w:val="24"/>
+          <w:szCs w:val="24"/>
+        </w:rPr>
+        <w:t xml:space="preserve">O caso teve origem em ação civil pública ajuizada em razão do desmatamento de vegetação nativa de Cerrado, sem autorização do órgão ambiental competente. A controvérsia era objetiva: condenado o réu a recuperar a área degradada, poderia ser condenado, cumulativamente, a indenizar em dinheiro? Ou a recuperação esgotaria a reparação devida, configurando a cumulação um bis in idem?</w:t>
+      </w:r>
+    </w:p>
+    <w:p>
+      <w:pPr>
+        <w:spacing w:line="360" w:lineRule="auto"/>
+        <w:ind w:firstLine="709"/>
+        <w:jc w:val="both"/>
+      </w:pPr>
+      <w:r>
+        <w:rPr>
+          <w:rFonts w:ascii="Times New Roman" w:cs="Times New Roman" w:eastAsia="Times New Roman" w:hAnsi="Times New Roman"/>
+          <w:sz w:val="24"/>
+          <w:szCs w:val="24"/>
+        </w:rPr>
+        <w:t xml:space="preserve">O obstáculo era textual. O art. 4º, VII, da Lei n. 6.938/1981 fala em recuperar "e/ou" indenizar, e o réu sustentava que a conjunção alternativa excluiria a soma. O Tribunal rejeitou a leitura literal:</w:t>
       </w:r>
     </w:p>
     <w:p>
@@ -223,67 +496,97 @@
           <w:sz w:val="20"/>
           <w:szCs w:val="20"/>
         </w:rPr>
-        <w:t xml:space="preserve">voltado para a internalização dos custos ambientais no funcionamento de atividades potencialmente poluidoras. À luz deste princípio, pretende-se que as externalidades ambientais negativas – ou, em outras palavras, os custos ambientais externos – sejam computados como custos de produção. (MOREIRA; LIMA; MOREIRA, 2019, p. 369)</w:t>
-      </w:r>
-    </w:p>
-    <w:p>
-      <w:pPr>
-        <w:spacing w:line="360" w:lineRule="auto"/>
-        <w:ind w:firstLine="709"/>
-        <w:jc w:val="both"/>
-      </w:pPr>
-      <w:r>
-        <w:rPr>
-          <w:rFonts w:ascii="Times New Roman" w:cs="Times New Roman" w:eastAsia="Times New Roman" w:hAnsi="Times New Roman"/>
-          <w:sz w:val="24"/>
-          <w:szCs w:val="24"/>
-        </w:rPr>
-        <w:t xml:space="preserve">A origem é econômica, e anterior à jurídica. As autoras registram que, em 1972, o princípio "recebeu a atenção da Organização para Cooperação e Desenvolvimento Econômico (OCDE) e foi incorporado em sua Recomendação sobre Princípios Relacionados aos Aspectos Econômicos Internacionais das Políticas Ambientais (C(72) 128, de 26.05.1972)", acrescentando um dado que costuma escapar: "Neste primeiro documento, atribuiu-se ao poluidor apenas os custos de prevenção da poluição" (MOREIRA; LIMA; MOREIRA, 2019, p. 370). A extensão do princípio aos custos de reparação do dano veio depois.</w:t>
-      </w:r>
-    </w:p>
-    <w:p>
-      <w:pPr>
-        <w:spacing w:line="360" w:lineRule="auto"/>
-        <w:ind w:firstLine="709"/>
-        <w:jc w:val="both"/>
-      </w:pPr>
-      <w:r>
-        <w:rPr>
-          <w:rFonts w:ascii="Times New Roman" w:cs="Times New Roman" w:eastAsia="Times New Roman" w:hAnsi="Times New Roman"/>
-          <w:sz w:val="24"/>
-          <w:szCs w:val="24"/>
-        </w:rPr>
-        <w:t xml:space="preserve">O detalhe não é curiosidade histórica. Ele mostra que o poluidor-pagador nasceu voltado para a prevenção, e só mais tarde ganhou a face reparatória que hoje predomina na prática forense brasileira. A lógica, em ambas as facetas, é a mesma: enquanto degradar for gratuito, degradar é economicamente racional; internalizado o custo, prevenir passa a ser mais barato que reparar. O princípio funciona como instrumento de indução de comportamento, e não apenas como regra de partilha de prejuízos depois do fato consumado.</w:t>
-      </w:r>
-    </w:p>
-    <w:p>
-      <w:pPr>
-        <w:spacing w:line="360" w:lineRule="auto"/>
-        <w:ind w:firstLine="709"/>
-        <w:jc w:val="both"/>
-      </w:pPr>
-      <w:r>
-        <w:rPr>
-          <w:rFonts w:ascii="Times New Roman" w:cs="Times New Roman" w:eastAsia="Times New Roman" w:hAnsi="Times New Roman"/>
-          <w:sz w:val="24"/>
-          <w:szCs w:val="24"/>
-        </w:rPr>
-        <w:t xml:space="preserve">Há ainda uma dimensão distributiva que os manuais costumam omitir e que Sarlet e Fensterseifer registram com precisão ao tratar da ética intrageracional. Referindo-se aos povos que hoje sofrem as consequências da crise ecológica, escrevem que muitos suportam "injustamente o ônus e as externalidades ecológicas negativas decorrentes dos altos padrões industriais e de consumo dos países desenvolvidos" (SARLET; FENSTERSEIFER, 2026, p. ___).</w:t>
-      </w:r>
-    </w:p>
-    <w:p>
-      <w:pPr>
-        <w:spacing w:line="360" w:lineRule="auto"/>
-        <w:ind w:firstLine="709"/>
-        <w:jc w:val="both"/>
-      </w:pPr>
-      <w:r>
-        <w:rPr>
-          <w:rFonts w:ascii="Times New Roman" w:cs="Times New Roman" w:eastAsia="Times New Roman" w:hAnsi="Times New Roman"/>
-          <w:sz w:val="24"/>
-          <w:szCs w:val="24"/>
-        </w:rPr>
-        <w:t xml:space="preserve">A observação importa ao jurista, e não só ao economista. A externalidade não se dissolve no ar: ela desce, e desce sempre na mesma direção. De quem produz para quem não consome. Do país industrializado para o país fornecedor de matéria-prima. Da empresa para a comunidade ribeirinha. Internalizar custos, nesse quadro, não é refinamento de contabilidade ambiental — é exigência de justiça distributiva.</w:t>
+        <w:t xml:space="preserve">a conjunção “ou” contida na citada norma (assim como nos arts. 4º, VII, e 14, § 1º, da Lei 6.938/1981) opera com valor aditivo, não introduz alternativa excludente. Vedar a cumulação desses remédios limitaria, de forma indesejada, a Ação Civil Pública, instrumento de persecução da responsabilidade civil de danos causados ao meio ambiente, por exemplo inviabilizando a condenação em dano moral coletivo. (STJ, REsp 1.198.727/MG, Rel. Min. Herman Benjamin, 2ª Turma, j. 14 ago. 2012)</w:t>
+      </w:r>
+    </w:p>
+    <w:p>
+      <w:pPr>
+        <w:spacing w:line="360" w:lineRule="auto"/>
+        <w:ind w:firstLine="709"/>
+        <w:jc w:val="both"/>
+      </w:pPr>
+      <w:r>
+        <w:rPr>
+          <w:rFonts w:ascii="Times New Roman" w:cs="Times New Roman" w:eastAsia="Times New Roman" w:hAnsi="Times New Roman"/>
+          <w:sz w:val="24"/>
+          <w:szCs w:val="24"/>
+        </w:rPr>
+        <w:t xml:space="preserve">A decisão fundou-se nos princípios da reparação integral, do poluidor-pagador e do usuário-pagador. E o raciocínio é coerente com tudo o que se expôs até aqui: replantar não repõe o que se perdeu. Entre o desmatamento e a recomposição efetiva da vegetação decorre um período que, no Cerrado, se conta em décadas, e durante todo esse intervalo a coletividade fica privada dos serviços ecossistêmicos que a área prestava.</w:t>
+      </w:r>
+    </w:p>
+    <w:p>
+      <w:pPr>
+        <w:spacing w:line="360" w:lineRule="auto"/>
+        <w:ind w:firstLine="709"/>
+        <w:jc w:val="both"/>
+      </w:pPr>
+      <w:r>
+        <w:rPr>
+          <w:rFonts w:ascii="Times New Roman" w:cs="Times New Roman" w:eastAsia="Times New Roman" w:hAnsi="Times New Roman"/>
+          <w:sz w:val="24"/>
+          <w:szCs w:val="24"/>
+        </w:rPr>
+        <w:t xml:space="preserve">O Superior Tribunal de Justiça deu nome a essa parcela do prejuízo. Em julgado da mesma linha, assentou:</w:t>
+      </w:r>
+    </w:p>
+    <w:p>
+      <w:pPr>
+        <w:spacing w:after="240" w:before="240" w:line="240" w:lineRule="auto"/>
+        <w:ind w:left="2268"/>
+        <w:jc w:val="both"/>
+      </w:pPr>
+      <w:r>
+        <w:rPr>
+          <w:rFonts w:ascii="Times New Roman" w:cs="Times New Roman" w:eastAsia="Times New Roman" w:hAnsi="Times New Roman"/>
+          <w:sz w:val="20"/>
+          <w:szCs w:val="20"/>
+        </w:rPr>
+        <w:t xml:space="preserve">A reparação ambiental deve ser feita da forma mais completa possível, de modo que a condenação a recuperar a área lesionada não exclui o dever de indenizar, sobretudo pelo dano que permanece entre a sua ocorrência e o pleno restabelecimento do meio ambiente afetado (= dano interino ou intermediário), bem como pelo dano moral coletivo e pelo dano residual (= degradação ambiental que subsiste, não obstante todos os esforços de restauração). (STJ, REsp 1.180.078/MG, Rel. Min. Herman Benjamin, 2ª Turma)</w:t>
+      </w:r>
+    </w:p>
+    <w:p>
+      <w:pPr>
+        <w:spacing w:line="360" w:lineRule="auto"/>
+        <w:ind w:firstLine="709"/>
+        <w:jc w:val="both"/>
+      </w:pPr>
+      <w:r>
+        <w:rPr>
+          <w:rFonts w:ascii="Times New Roman" w:cs="Times New Roman" w:eastAsia="Times New Roman" w:hAnsi="Times New Roman"/>
+          <w:sz w:val="24"/>
+          <w:szCs w:val="24"/>
+        </w:rPr>
+        <w:t xml:space="preserve">Dano interino e dano residual são, em rigor, custos ambientais que a obrigação de fazer não alcança. Se a condenação parasse no replantio, essa parcela permaneceria externalizada, suportada por quem não a causou. A cumulação, portanto, não é excesso punitivo: é exigência do princípio.</w:t>
+      </w:r>
+    </w:p>
+    <w:p>
+      <w:pPr>
+        <w:spacing w:line="360" w:lineRule="auto"/>
+        <w:ind w:firstLine="709"/>
+        <w:jc w:val="both"/>
+      </w:pPr>
+      <w:r>
+        <w:rPr>
+          <w:rFonts w:ascii="Times New Roman" w:cs="Times New Roman" w:eastAsia="Times New Roman" w:hAnsi="Times New Roman"/>
+          <w:sz w:val="24"/>
+          <w:szCs w:val="24"/>
+        </w:rPr>
+        <w:t xml:space="preserve">O entendimento consolidou-se em enunciados que hoje estruturam a matéria. A Súmula 629 firma que, quanto ao dano ambiental, é admitida a condenação do réu à obrigação de fazer ou à de não fazer cumulada com a de indenizar. A Súmula 623 reconhece a natureza propter rem das obrigações ambientais, permitindo exigi-las do proprietário ou possuidor atual e/ou dos anteriores, à escolha do credor — solução que impede a fuga da responsabilidade pela simples venda do imóvel degradado. E a Súmula 618 atribui ao réu o ônus da prova nas ações de degradação ambiental, derrubando a barreira probatória que na prática inviabilizava a responsabilização.</w:t>
+      </w:r>
+    </w:p>
+    <w:p>
+      <w:pPr>
+        <w:spacing w:line="360" w:lineRule="auto"/>
+        <w:ind w:firstLine="709"/>
+        <w:jc w:val="both"/>
+      </w:pPr>
+      <w:r>
+        <w:rPr>
+          <w:rFonts w:ascii="Times New Roman" w:cs="Times New Roman" w:eastAsia="Times New Roman" w:hAnsi="Times New Roman"/>
+          <w:sz w:val="24"/>
+          <w:szCs w:val="24"/>
+        </w:rPr>
+        <w:t xml:space="preserve">Vistos em conjunto, os três enunciados fazem o que o princípio pede: impedem que o custo ambiental escape do agente por via processual, registral ou probatória.</w:t>
       </w:r>
     </w:p>
     <w:p>
@@ -299,67 +602,82 @@
           <w:sz w:val="24"/>
           <w:szCs w:val="24"/>
         </w:rPr>
-        <w:t xml:space="preserve">3 A TRADUÇÃO NORMATIVA NO DIREITO BRASILEIRO</w:t>
-      </w:r>
-    </w:p>
-    <w:p>
-      <w:pPr>
-        <w:spacing w:line="360" w:lineRule="auto"/>
-        <w:ind w:firstLine="709"/>
-        <w:jc w:val="both"/>
-      </w:pPr>
-      <w:r>
-        <w:rPr>
-          <w:rFonts w:ascii="Times New Roman" w:cs="Times New Roman" w:eastAsia="Times New Roman" w:hAnsi="Times New Roman"/>
-          <w:sz w:val="24"/>
-          <w:szCs w:val="24"/>
-        </w:rPr>
-        <w:t xml:space="preserve">No ordenamento brasileiro o princípio tem assento expresso, e não apenas implícito.</w:t>
-      </w:r>
-    </w:p>
-    <w:p>
-      <w:pPr>
-        <w:spacing w:line="360" w:lineRule="auto"/>
-        <w:ind w:firstLine="709"/>
-        <w:jc w:val="both"/>
-      </w:pPr>
-      <w:r>
-        <w:rPr>
-          <w:rFonts w:ascii="Times New Roman" w:cs="Times New Roman" w:eastAsia="Times New Roman" w:hAnsi="Times New Roman"/>
-          <w:sz w:val="24"/>
-          <w:szCs w:val="24"/>
-        </w:rPr>
-        <w:t xml:space="preserve">O art. 4º, VII, da Lei n. 6.938/1981 fixa, entre os objetivos da Política Nacional do Meio Ambiente, a imposição ao poluidor da obrigação de recuperar e/ou indenizar os danos causados, e ao usuário da contribuição pela utilização de recursos ambientais com fins econômicos. Estão ali, no mesmo dispositivo, os dois princípios gêmeos: poluidor-pagador e usuário-pagador.</w:t>
-      </w:r>
-    </w:p>
-    <w:p>
-      <w:pPr>
-        <w:spacing w:line="360" w:lineRule="auto"/>
-        <w:ind w:firstLine="709"/>
-        <w:jc w:val="both"/>
-      </w:pPr>
-      <w:r>
-        <w:rPr>
-          <w:rFonts w:ascii="Times New Roman" w:cs="Times New Roman" w:eastAsia="Times New Roman" w:hAnsi="Times New Roman"/>
-          <w:sz w:val="24"/>
-          <w:szCs w:val="24"/>
-        </w:rPr>
-        <w:t xml:space="preserve">O art. 14, § 1º, da mesma lei completa o desenho ao consagrar a responsabilidade objetiva do poluidor, independentemente de culpa. E o art. 225, § 3º, da Constituição estabelece que as condutas lesivas ao meio ambiente sujeitam os infratores a sanções penais e administrativas, independentemente da obrigação de reparar os danos — a tríplice responsabilização ambiental.</w:t>
-      </w:r>
-    </w:p>
-    <w:p>
-      <w:pPr>
-        <w:spacing w:line="360" w:lineRule="auto"/>
-        <w:ind w:firstLine="709"/>
-        <w:jc w:val="both"/>
-      </w:pPr>
-      <w:r>
-        <w:rPr>
-          <w:rFonts w:ascii="Times New Roman" w:cs="Times New Roman" w:eastAsia="Times New Roman" w:hAnsi="Times New Roman"/>
-          <w:sz w:val="24"/>
-          <w:szCs w:val="24"/>
-        </w:rPr>
-        <w:t xml:space="preserve">A soma desses dispositivos produz regime severo: bastam conduta, dano e nexo causal. Não se discute intenção, diligência ou licença. A severidade não é acidente legislativo, e sim condição de funcionamento do princípio. Um regime de responsabilidade subjetiva devolveria à coletividade todo o custo que não conseguisse ser provado — e prova de culpa, em degradação difusa, é quase sempre inviável.</w:t>
+        <w:t xml:space="preserve">6 CONCLUSÃO</w:t>
+      </w:r>
+    </w:p>
+    <w:p>
+      <w:pPr>
+        <w:spacing w:line="360" w:lineRule="auto"/>
+        <w:ind w:firstLine="709"/>
+        <w:jc w:val="both"/>
+      </w:pPr>
+      <w:r>
+        <w:rPr>
+          <w:rFonts w:ascii="Times New Roman" w:cs="Times New Roman" w:eastAsia="Times New Roman" w:hAnsi="Times New Roman"/>
+          <w:sz w:val="24"/>
+          <w:szCs w:val="24"/>
+        </w:rPr>
+        <w:t xml:space="preserve">O poluidor-pagador não é uma regra sobre quem paga a conta. É mecanismo de correção de falha de mercado. Sem ele, o preço dos bens produzidos não expressa seu custo real, e a degradação segue sendo a escolha racional para o agente econômico.</w:t>
+      </w:r>
+    </w:p>
+    <w:p>
+      <w:pPr>
+        <w:spacing w:line="360" w:lineRule="auto"/>
+        <w:ind w:firstLine="709"/>
+        <w:jc w:val="both"/>
+      </w:pPr>
+      <w:r>
+        <w:rPr>
+          <w:rFonts w:ascii="Times New Roman" w:cs="Times New Roman" w:eastAsia="Times New Roman" w:hAnsi="Times New Roman"/>
+          <w:sz w:val="24"/>
+          <w:szCs w:val="24"/>
+        </w:rPr>
+        <w:t xml:space="preserve">O REsp 1.198.727/MG mostra o princípio cumprindo essa função dentro do processo civil. Ao ler o "ou" legal como conjunção aditiva, o STJ recusou uma reparação apenas aparente e alocou integralmente o custo ambiental em quem o gerou. As Súmulas 618, 623 e 629 estenderam a lógica ao regime probatório e à transmissibilidade da obrigação. No plano normativo e jurisprudencial, o sistema brasileiro de responsabilidade civil ambiental tornou-se bastante robusto.</w:t>
+      </w:r>
+    </w:p>
+    <w:p>
+      <w:pPr>
+        <w:spacing w:line="360" w:lineRule="auto"/>
+        <w:ind w:firstLine="709"/>
+        <w:jc w:val="both"/>
+      </w:pPr>
+      <w:r>
+        <w:rPr>
+          <w:rFonts w:ascii="Times New Roman" w:cs="Times New Roman" w:eastAsia="Times New Roman" w:hAnsi="Times New Roman"/>
+          <w:sz w:val="24"/>
+          <w:szCs w:val="24"/>
+        </w:rPr>
+        <w:t xml:space="preserve">Cabe, porém, um registro crítico que a própria pesquisa consultada autoriza. Moreira, Lima e Moreira concluem que, embora o princípio tenha sido bem incorporado como fio condutor da reparação integral, sua dimensão preventiva permanece significativamente subutilizada pelos tribunais superiores (MOREIRA; LIMA; MOREIRA, 2019, p. 368). O dado é revelador quando se lembra que, na formulação original da OCDE, em 1972, prevenção era tudo o que o princípio exigia. Construímos um sistema eficiente para cobrar depois, e comparativamente tímido para impedir antes.</w:t>
+      </w:r>
+    </w:p>
+    <w:p>
+      <w:pPr>
+        <w:spacing w:line="360" w:lineRule="auto"/>
+        <w:ind w:firstLine="709"/>
+        <w:jc w:val="both"/>
+      </w:pPr>
+      <w:r>
+        <w:rPr>
+          <w:rFonts w:ascii="Times New Roman" w:cs="Times New Roman" w:eastAsia="Times New Roman" w:hAnsi="Times New Roman"/>
+          <w:sz w:val="24"/>
+          <w:szCs w:val="24"/>
+        </w:rPr>
+        <w:t xml:space="preserve">A observação encontra eco no próprio Curso. Ao tratar dos serviços prestados pelos ecossistemas, Sarlet e Fensterseifer registram que se discute cada vez mais, inclusive como princípio e dever jurídico, a priorização de soluções baseadas na Natureza, em consonância com uma ética do cuidado e com a prevenção e a precaução de danos ambientais, também em vista do futuro (SARLET; FENSTERSEIFER, 2026). Prevenir, nessa leitura, não é alternativa mais barata à reparação: é o próprio conteúdo do dever.</w:t>
+      </w:r>
+    </w:p>
+    <w:p>
+      <w:pPr>
+        <w:spacing w:line="360" w:lineRule="auto"/>
+        <w:ind w:firstLine="709"/>
+        <w:jc w:val="both"/>
+      </w:pPr>
+      <w:r>
+        <w:rPr>
+          <w:rFonts w:ascii="Times New Roman" w:cs="Times New Roman" w:eastAsia="Times New Roman" w:hAnsi="Times New Roman"/>
+          <w:sz w:val="24"/>
+          <w:szCs w:val="24"/>
+        </w:rPr>
+        <w:t xml:space="preserve">Some-se a isso a dificuldade de quantificar. Não há metodologia consolidada para medir o dano interino e converter em reais os serviços ecossistêmicos perdidos durante a regeneração. E aqui a questão volta ao ponto de partida. Enquanto a Natureza continuar sendo contabilizada como fornecedora gratuita, faltará ao juiz o parâmetro para calcular o que o poluidor deve. Sem preço, não há internalização — e a reparação integral corre o risco de permanecer, em boa medida, uma promessa bem escrita.</w:t>
       </w:r>
     </w:p>
     <w:p>
@@ -375,339 +693,6 @@
           <w:sz w:val="24"/>
           <w:szCs w:val="24"/>
         </w:rPr>
-        <w:t xml:space="preserve">4 O MAL-ENTENDIDO: O PRINCÍPIO NÃO AUTORIZA POLUIR</w:t>
-      </w:r>
-    </w:p>
-    <w:p>
-      <w:pPr>
-        <w:spacing w:line="360" w:lineRule="auto"/>
-        <w:ind w:firstLine="709"/>
-        <w:jc w:val="both"/>
-      </w:pPr>
-      <w:r>
-        <w:rPr>
-          <w:rFonts w:ascii="Times New Roman" w:cs="Times New Roman" w:eastAsia="Times New Roman" w:hAnsi="Times New Roman"/>
-          <w:sz w:val="24"/>
-          <w:szCs w:val="24"/>
-        </w:rPr>
-        <w:t xml:space="preserve">Existe uma leitura equivocada do princípio que precisa ser afastada explicitamente, porque aparece até em petições.</w:t>
-      </w:r>
-    </w:p>
-    <w:p>
-      <w:pPr>
-        <w:spacing w:line="360" w:lineRule="auto"/>
-        <w:ind w:firstLine="709"/>
-        <w:jc w:val="both"/>
-      </w:pPr>
-      <w:r>
-        <w:rPr>
-          <w:rFonts w:ascii="Times New Roman" w:cs="Times New Roman" w:eastAsia="Times New Roman" w:hAnsi="Times New Roman"/>
-          <w:sz w:val="24"/>
-          <w:szCs w:val="24"/>
-        </w:rPr>
-        <w:t xml:space="preserve">Lido às pressas, "poluidor-pagador" sugeriria que quem paga pode poluir. A inversão tem nome na doutrina. Registram Moreira, Lima e Moreira que, "para Nicolas de Sadeleer, o poluidor não pode pensar que, se paga, tem o direito de poluir, o que seria distorcer o princípio em “pagador-poluidor”, ao invés de “poluidor-pagador”" (MOREIRA; LIMA; MOREIRA, 2019, p. 372).</w:t>
-      </w:r>
-    </w:p>
-    <w:p>
-      <w:pPr>
-        <w:spacing w:line="360" w:lineRule="auto"/>
-        <w:ind w:firstLine="709"/>
-        <w:jc w:val="both"/>
-      </w:pPr>
-      <w:r>
-        <w:rPr>
-          <w:rFonts w:ascii="Times New Roman" w:cs="Times New Roman" w:eastAsia="Times New Roman" w:hAnsi="Times New Roman"/>
-          <w:sz w:val="24"/>
-          <w:szCs w:val="24"/>
-        </w:rPr>
-        <w:t xml:space="preserve">A recusa dessa leitura é firme na doutrina brasileira. Marcelo Abelha Rodrigues, citado pelas mesmas autoras, sustenta que o princípio passa longe do sentido de "pago para poder poluir", não apenas porque o custo ambiental não encontra valoração pecuniária correspondente, mas "também porque a ninguém poderia ser dada a possibilidade de comprar o direito de poluir, beneficiando-se do bem ambiental em detrimento da coletividade que dele é titular" (RODRIGUES apud MOREIRA; LIMA; MOREIRA, 2019, p. 372).</w:t>
-      </w:r>
-    </w:p>
-    <w:p>
-      <w:pPr>
-        <w:spacing w:line="360" w:lineRule="auto"/>
-        <w:ind w:firstLine="709"/>
-        <w:jc w:val="both"/>
-      </w:pPr>
-      <w:r>
-        <w:rPr>
-          <w:rFonts w:ascii="Times New Roman" w:cs="Times New Roman" w:eastAsia="Times New Roman" w:hAnsi="Times New Roman"/>
-          <w:sz w:val="24"/>
-          <w:szCs w:val="24"/>
-        </w:rPr>
-        <w:t xml:space="preserve">O argumento é duplo e vale a pena separá-lo. O primeiro é de ordem prática: não há preço que corresponda ao bem perdido, de modo que o pagamento nunca equivale à degradação. O segundo é de ordem estrutural e mais forte: o meio ambiente é bem de uso comum do povo, e ninguém compra o que não pertence ao vendedor. O princípio incide sobre a poluição juridicamente tolerada — a que se mantém dentro dos padrões legais e das condições da licença — e não sobre o ilícito, que continua sujeito a sanção administrativa e penal, além do dever de reparar. Pagar não convalida ilicitude. Quem degrada sem licença, ou além dos limites da que possui, não comprou nada: apenas passou a dever mais.</w:t>
-      </w:r>
-    </w:p>
-    <w:p>
-      <w:pPr>
-        <w:spacing w:after="240" w:before="360" w:line="360" w:lineRule="auto"/>
-        <w:jc w:val="left"/>
-      </w:pPr>
-      <w:r>
-        <w:rPr>
-          <w:rFonts w:ascii="Times New Roman" w:cs="Times New Roman" w:eastAsia="Times New Roman" w:hAnsi="Times New Roman"/>
-          <w:b/>
-          <w:bCs/>
-          <w:sz w:val="24"/>
-          <w:szCs w:val="24"/>
-        </w:rPr>
-        <w:t xml:space="preserve">5 A APLICAÇÃO CONCRETA: O REsp 1.198.727/MG</w:t>
-      </w:r>
-    </w:p>
-    <w:p>
-      <w:pPr>
-        <w:spacing w:line="360" w:lineRule="auto"/>
-        <w:ind w:firstLine="709"/>
-        <w:jc w:val="both"/>
-      </w:pPr>
-      <w:r>
-        <w:rPr>
-          <w:rFonts w:ascii="Times New Roman" w:cs="Times New Roman" w:eastAsia="Times New Roman" w:hAnsi="Times New Roman"/>
-          <w:sz w:val="24"/>
-          <w:szCs w:val="24"/>
-        </w:rPr>
-        <w:t xml:space="preserve">O julgamento do Recurso Especial n. 1.198.727/MG pela Segunda Turma do Superior Tribunal de Justiça, sob relatoria do Ministro Herman Benjamin, em 14 de agosto de 2012, com acórdão publicado no DJe de 9 de maio de 2013, mostra o princípio operando dentro do processo.</w:t>
-      </w:r>
-    </w:p>
-    <w:p>
-      <w:pPr>
-        <w:spacing w:line="360" w:lineRule="auto"/>
-        <w:ind w:firstLine="709"/>
-        <w:jc w:val="both"/>
-      </w:pPr>
-      <w:r>
-        <w:rPr>
-          <w:rFonts w:ascii="Times New Roman" w:cs="Times New Roman" w:eastAsia="Times New Roman" w:hAnsi="Times New Roman"/>
-          <w:sz w:val="24"/>
-          <w:szCs w:val="24"/>
-        </w:rPr>
-        <w:t xml:space="preserve">O caso teve origem em ação civil pública ajuizada em razão do desmatamento de vegetação nativa de Cerrado, sem autorização do órgão ambiental competente. A controvérsia era objetiva: condenado o réu a recuperar a área degradada, poderia ser condenado, cumulativamente, a indenizar em dinheiro? Ou a recuperação esgotaria a reparação devida, configurando a cumulação um bis in idem?</w:t>
-      </w:r>
-    </w:p>
-    <w:p>
-      <w:pPr>
-        <w:spacing w:line="360" w:lineRule="auto"/>
-        <w:ind w:firstLine="709"/>
-        <w:jc w:val="both"/>
-      </w:pPr>
-      <w:r>
-        <w:rPr>
-          <w:rFonts w:ascii="Times New Roman" w:cs="Times New Roman" w:eastAsia="Times New Roman" w:hAnsi="Times New Roman"/>
-          <w:sz w:val="24"/>
-          <w:szCs w:val="24"/>
-        </w:rPr>
-        <w:t xml:space="preserve">O obstáculo era textual. O art. 4º, VII, da Lei n. 6.938/1981 fala em recuperar "e/ou" indenizar, e o réu sustentava que a conjunção alternativa excluiria a soma. O Tribunal rejeitou a leitura literal:</w:t>
-      </w:r>
-    </w:p>
-    <w:p>
-      <w:pPr>
-        <w:spacing w:after="240" w:before="240" w:line="240" w:lineRule="auto"/>
-        <w:ind w:left="2268"/>
-        <w:jc w:val="both"/>
-      </w:pPr>
-      <w:r>
-        <w:rPr>
-          <w:rFonts w:ascii="Times New Roman" w:cs="Times New Roman" w:eastAsia="Times New Roman" w:hAnsi="Times New Roman"/>
-          <w:sz w:val="20"/>
-          <w:szCs w:val="20"/>
-        </w:rPr>
-        <w:t xml:space="preserve">a conjunção “ou” contida na citada norma (assim como nos arts. 4º, VII, e 14, § 1º, da Lei 6.938/1981) opera com valor aditivo, não introduz alternativa excludente. Vedar a cumulação desses remédios limitaria, de forma indesejada, a Ação Civil Pública, instrumento de persecução da responsabilidade civil de danos causados ao meio ambiente, por exemplo inviabilizando a condenação em dano moral coletivo. (STJ, REsp 1.198.727/MG, Rel. Min. Herman Benjamin, 2ª Turma, j. 14 ago. 2012)</w:t>
-      </w:r>
-    </w:p>
-    <w:p>
-      <w:pPr>
-        <w:spacing w:line="360" w:lineRule="auto"/>
-        <w:ind w:firstLine="709"/>
-        <w:jc w:val="both"/>
-      </w:pPr>
-      <w:r>
-        <w:rPr>
-          <w:rFonts w:ascii="Times New Roman" w:cs="Times New Roman" w:eastAsia="Times New Roman" w:hAnsi="Times New Roman"/>
-          <w:sz w:val="24"/>
-          <w:szCs w:val="24"/>
-        </w:rPr>
-        <w:t xml:space="preserve">A decisão fundou-se nos princípios da reparação integral, do poluidor-pagador e do usuário-pagador. E o raciocínio é coerente com tudo o que se expôs até aqui: replantar não repõe o que se perdeu. Entre o desmatamento e a recomposição efetiva da vegetação decorre um período que, no Cerrado, se conta em décadas, e durante todo esse intervalo a coletividade fica privada dos serviços ecossistêmicos que a área prestava.</w:t>
-      </w:r>
-    </w:p>
-    <w:p>
-      <w:pPr>
-        <w:spacing w:line="360" w:lineRule="auto"/>
-        <w:ind w:firstLine="709"/>
-        <w:jc w:val="both"/>
-      </w:pPr>
-      <w:r>
-        <w:rPr>
-          <w:rFonts w:ascii="Times New Roman" w:cs="Times New Roman" w:eastAsia="Times New Roman" w:hAnsi="Times New Roman"/>
-          <w:sz w:val="24"/>
-          <w:szCs w:val="24"/>
-        </w:rPr>
-        <w:t xml:space="preserve">O Superior Tribunal de Justiça deu nome a essa parcela do prejuízo. Em julgado da mesma linha, assentou:</w:t>
-      </w:r>
-    </w:p>
-    <w:p>
-      <w:pPr>
-        <w:spacing w:after="240" w:before="240" w:line="240" w:lineRule="auto"/>
-        <w:ind w:left="2268"/>
-        <w:jc w:val="both"/>
-      </w:pPr>
-      <w:r>
-        <w:rPr>
-          <w:rFonts w:ascii="Times New Roman" w:cs="Times New Roman" w:eastAsia="Times New Roman" w:hAnsi="Times New Roman"/>
-          <w:sz w:val="20"/>
-          <w:szCs w:val="20"/>
-        </w:rPr>
-        <w:t xml:space="preserve">A reparação ambiental deve ser feita da forma mais completa possível, de modo que a condenação a recuperar a área lesionada não exclui o dever de indenizar, sobretudo pelo dano que permanece entre a sua ocorrência e o pleno restabelecimento do meio ambiente afetado (= dano interino ou intermediário), bem como pelo dano moral coletivo e pelo dano residual (= degradação ambiental que subsiste, não obstante todos os esforços de restauração). (STJ, REsp 1.180.078/MG, Rel. Min. Herman Benjamin, 2ª Turma)</w:t>
-      </w:r>
-    </w:p>
-    <w:p>
-      <w:pPr>
-        <w:spacing w:line="360" w:lineRule="auto"/>
-        <w:ind w:firstLine="709"/>
-        <w:jc w:val="both"/>
-      </w:pPr>
-      <w:r>
-        <w:rPr>
-          <w:rFonts w:ascii="Times New Roman" w:cs="Times New Roman" w:eastAsia="Times New Roman" w:hAnsi="Times New Roman"/>
-          <w:sz w:val="24"/>
-          <w:szCs w:val="24"/>
-        </w:rPr>
-        <w:t xml:space="preserve">Dano interino e dano residual são, em rigor, custos ambientais que a obrigação de fazer não alcança. Se a condenação parasse no replantio, essa parcela permaneceria externalizada, suportada por quem não a causou. A cumulação, portanto, não é excesso punitivo: é exigência do princípio.</w:t>
-      </w:r>
-    </w:p>
-    <w:p>
-      <w:pPr>
-        <w:spacing w:line="360" w:lineRule="auto"/>
-        <w:ind w:firstLine="709"/>
-        <w:jc w:val="both"/>
-      </w:pPr>
-      <w:r>
-        <w:rPr>
-          <w:rFonts w:ascii="Times New Roman" w:cs="Times New Roman" w:eastAsia="Times New Roman" w:hAnsi="Times New Roman"/>
-          <w:sz w:val="24"/>
-          <w:szCs w:val="24"/>
-        </w:rPr>
-        <w:t xml:space="preserve">O entendimento consolidou-se em enunciados que hoje estruturam a matéria. A Súmula 629 firma que, quanto ao dano ambiental, é admitida a condenação do réu à obrigação de fazer ou à de não fazer cumulada com a de indenizar. A Súmula 623 reconhece a natureza propter rem das obrigações ambientais, permitindo exigi-las do proprietário ou possuidor atual e/ou dos anteriores, à escolha do credor — solução que impede a fuga da responsabilidade pela simples venda do imóvel degradado. E a Súmula 618 atribui ao réu o ônus da prova nas ações de degradação ambiental, derrubando a barreira probatória que na prática inviabilizava a responsabilização.</w:t>
-      </w:r>
-    </w:p>
-    <w:p>
-      <w:pPr>
-        <w:spacing w:line="360" w:lineRule="auto"/>
-        <w:ind w:firstLine="709"/>
-        <w:jc w:val="both"/>
-      </w:pPr>
-      <w:r>
-        <w:rPr>
-          <w:rFonts w:ascii="Times New Roman" w:cs="Times New Roman" w:eastAsia="Times New Roman" w:hAnsi="Times New Roman"/>
-          <w:sz w:val="24"/>
-          <w:szCs w:val="24"/>
-        </w:rPr>
-        <w:t xml:space="preserve">Vistos em conjunto, os três enunciados fazem o que o princípio pede: impedem que o custo ambiental escape do agente por via processual, registral ou probatória.</w:t>
-      </w:r>
-    </w:p>
-    <w:p>
-      <w:pPr>
-        <w:spacing w:after="240" w:before="360" w:line="360" w:lineRule="auto"/>
-        <w:jc w:val="left"/>
-      </w:pPr>
-      <w:r>
-        <w:rPr>
-          <w:rFonts w:ascii="Times New Roman" w:cs="Times New Roman" w:eastAsia="Times New Roman" w:hAnsi="Times New Roman"/>
-          <w:b/>
-          <w:bCs/>
-          <w:sz w:val="24"/>
-          <w:szCs w:val="24"/>
-        </w:rPr>
-        <w:t xml:space="preserve">6 CONCLUSÃO</w:t>
-      </w:r>
-    </w:p>
-    <w:p>
-      <w:pPr>
-        <w:spacing w:line="360" w:lineRule="auto"/>
-        <w:ind w:firstLine="709"/>
-        <w:jc w:val="both"/>
-      </w:pPr>
-      <w:r>
-        <w:rPr>
-          <w:rFonts w:ascii="Times New Roman" w:cs="Times New Roman" w:eastAsia="Times New Roman" w:hAnsi="Times New Roman"/>
-          <w:sz w:val="24"/>
-          <w:szCs w:val="24"/>
-        </w:rPr>
-        <w:t xml:space="preserve">O poluidor-pagador não é uma regra sobre quem paga a conta. É mecanismo de correção de falha de mercado. Sem ele, o preço dos bens produzidos não expressa seu custo real, e a degradação segue sendo a escolha racional para o agente econômico.</w:t>
-      </w:r>
-    </w:p>
-    <w:p>
-      <w:pPr>
-        <w:spacing w:line="360" w:lineRule="auto"/>
-        <w:ind w:firstLine="709"/>
-        <w:jc w:val="both"/>
-      </w:pPr>
-      <w:r>
-        <w:rPr>
-          <w:rFonts w:ascii="Times New Roman" w:cs="Times New Roman" w:eastAsia="Times New Roman" w:hAnsi="Times New Roman"/>
-          <w:sz w:val="24"/>
-          <w:szCs w:val="24"/>
-        </w:rPr>
-        <w:t xml:space="preserve">O REsp 1.198.727/MG mostra o princípio cumprindo essa função dentro do processo civil. Ao ler o "ou" legal como conjunção aditiva, o STJ recusou uma reparação apenas aparente e alocou integralmente o custo ambiental em quem o gerou. As Súmulas 618, 623 e 629 estenderam a lógica ao regime probatório e à transmissibilidade da obrigação. No plano normativo e jurisprudencial, o sistema brasileiro de responsabilidade civil ambiental tornou-se bastante robusto.</w:t>
-      </w:r>
-    </w:p>
-    <w:p>
-      <w:pPr>
-        <w:spacing w:line="360" w:lineRule="auto"/>
-        <w:ind w:firstLine="709"/>
-        <w:jc w:val="both"/>
-      </w:pPr>
-      <w:r>
-        <w:rPr>
-          <w:rFonts w:ascii="Times New Roman" w:cs="Times New Roman" w:eastAsia="Times New Roman" w:hAnsi="Times New Roman"/>
-          <w:sz w:val="24"/>
-          <w:szCs w:val="24"/>
-        </w:rPr>
-        <w:t xml:space="preserve">Cabe, porém, um registro crítico que a própria pesquisa consultada autoriza. Moreira, Lima e Moreira concluem que, embora o princípio tenha sido bem incorporado como fio condutor da reparação integral, sua dimensão preventiva permanece significativamente subutilizada pelos tribunais superiores (MOREIRA; LIMA; MOREIRA, 2019, p. 368). O dado é revelador quando se lembra que, na formulação original da OCDE, em 1972, prevenção era tudo o que o princípio exigia. Construímos um sistema eficiente para cobrar depois, e comparativamente tímido para impedir antes.</w:t>
-      </w:r>
-    </w:p>
-    <w:p>
-      <w:pPr>
-        <w:spacing w:line="360" w:lineRule="auto"/>
-        <w:ind w:firstLine="709"/>
-        <w:jc w:val="both"/>
-      </w:pPr>
-      <w:r>
-        <w:rPr>
-          <w:rFonts w:ascii="Times New Roman" w:cs="Times New Roman" w:eastAsia="Times New Roman" w:hAnsi="Times New Roman"/>
-          <w:sz w:val="24"/>
-          <w:szCs w:val="24"/>
-        </w:rPr>
-        <w:t xml:space="preserve">A observação encontra eco no próprio Curso. Ao tratar dos serviços prestados pelos ecossistemas, Sarlet e Fensterseifer registram que "discute-se, cada vez mais, inclusive como princípio e dever jurídico, a priorização de soluções baseadas na Natureza, o que coaduna, por exemplo, com uma ética do cuidado e da prevenção e precaução de danos ao meio ambiente, inclusive em vista do futuro" (SARLET; FENSTERSEIFER, 2026, p. ___). Prevenir, nessa leitura, não é alternativa mais barata à reparação: é o próprio conteúdo do dever.</w:t>
-      </w:r>
-    </w:p>
-    <w:p>
-      <w:pPr>
-        <w:spacing w:line="360" w:lineRule="auto"/>
-        <w:ind w:firstLine="709"/>
-        <w:jc w:val="both"/>
-      </w:pPr>
-      <w:r>
-        <w:rPr>
-          <w:rFonts w:ascii="Times New Roman" w:cs="Times New Roman" w:eastAsia="Times New Roman" w:hAnsi="Times New Roman"/>
-          <w:sz w:val="24"/>
-          <w:szCs w:val="24"/>
-        </w:rPr>
-        <w:t xml:space="preserve">Some-se a isso a dificuldade de quantificar. Não há metodologia consolidada para medir o dano interino e converter em reais os serviços ecossistêmicos perdidos durante a regeneração. E aqui a questão volta ao ponto de partida. Enquanto a Natureza continuar sendo contabilizada como fornecedora gratuita, faltará ao juiz o parâmetro para calcular o que o poluidor deve. Sem preço, não há internalização — e a reparação integral corre o risco de permanecer, em boa medida, uma promessa bem escrita.</w:t>
-      </w:r>
-    </w:p>
-    <w:p>
-      <w:pPr>
-        <w:spacing w:after="240" w:before="360" w:line="360" w:lineRule="auto"/>
-        <w:jc w:val="left"/>
-      </w:pPr>
-      <w:r>
-        <w:rPr>
-          <w:rFonts w:ascii="Times New Roman" w:cs="Times New Roman" w:eastAsia="Times New Roman" w:hAnsi="Times New Roman"/>
-          <w:b/>
-          <w:bCs/>
-          <w:sz w:val="24"/>
-          <w:szCs w:val="24"/>
-        </w:rPr>
         <w:t xml:space="preserve">REFERÊNCIAS</w:t>
       </w:r>
     </w:p>
@@ -936,7 +921,7 @@
           <w:sz w:val="24"/>
           <w:szCs w:val="24"/>
         </w:rPr>
-        <w:t xml:space="preserve">. 6. ed. Rio de Janeiro: Forense, 2026. p. ___.</w:t>
+        <w:t xml:space="preserve">. 6. ed. Rio de Janeiro: Forense, 2026.</w:t>
       </w:r>
     </w:p>
     <w:sectPr>

--- a/trabalhos-direito-ambiental/Vinicius da Cruz Moreira - RGM 182.181 - Direito Ambiental - Principio do Poluidor-Pagador.docx
+++ b/trabalhos-direito-ambiental/Vinicius da Cruz Moreira - RGM 182.181 - Direito Ambiental - Principio do Poluidor-Pagador.docx
@@ -921,7 +921,7 @@
           <w:sz w:val="24"/>
           <w:szCs w:val="24"/>
         </w:rPr>
-        <w:t xml:space="preserve">. 6. ed. Rio de Janeiro: Forense, 2026.</w:t>
+        <w:t xml:space="preserve">. 6. ed. Rio de Janeiro: Forense, 2026. E-book.</w:t>
       </w:r>
     </w:p>
     <w:sectPr>

--- a/trabalhos-direito-ambiental/Vinicius da Cruz Moreira - RGM 182.181 - Direito Ambiental - Principio do Poluidor-Pagador.docx
+++ b/trabalhos-direito-ambiental/Vinicius da Cruz Moreira - RGM 182.181 - Direito Ambiental - Principio do Poluidor-Pagador.docx
@@ -4,58 +4,151 @@
   <w:body>
     <w:p>
       <w:pPr>
-        <w:spacing w:after="0" w:line="276" w:lineRule="auto"/>
-        <w:jc w:val="left"/>
-      </w:pPr>
-      <w:r>
-        <w:rPr>
-          <w:rFonts w:ascii="Times New Roman" w:cs="Times New Roman" w:eastAsia="Times New Roman" w:hAnsi="Times New Roman"/>
-          <w:sz w:val="24"/>
-          <w:szCs w:val="24"/>
-        </w:rPr>
-        <w:t xml:space="preserve">Aluno: Vinícius da Cruz Moreira</w:t>
-      </w:r>
-    </w:p>
-    <w:p>
-      <w:pPr>
-        <w:spacing w:after="0" w:line="276" w:lineRule="auto"/>
-        <w:jc w:val="left"/>
-      </w:pPr>
-      <w:r>
-        <w:rPr>
-          <w:rFonts w:ascii="Times New Roman" w:cs="Times New Roman" w:eastAsia="Times New Roman" w:hAnsi="Times New Roman"/>
-          <w:sz w:val="24"/>
-          <w:szCs w:val="24"/>
-        </w:rPr>
-        <w:t xml:space="preserve">RGM: 182.181</w:t>
-      </w:r>
-    </w:p>
-    <w:p>
-      <w:pPr>
-        <w:spacing w:after="0" w:line="276" w:lineRule="auto"/>
-        <w:jc w:val="left"/>
-      </w:pPr>
-      <w:r>
-        <w:rPr>
-          <w:rFonts w:ascii="Times New Roman" w:cs="Times New Roman" w:eastAsia="Times New Roman" w:hAnsi="Times New Roman"/>
-          <w:sz w:val="24"/>
-          <w:szCs w:val="24"/>
-        </w:rPr>
-        <w:t xml:space="preserve">Disciplina: Direito Ambiental</w:t>
-      </w:r>
-    </w:p>
-    <w:p>
-      <w:pPr>
-        <w:spacing w:after="240" w:line="276" w:lineRule="auto"/>
-        <w:jc w:val="left"/>
-      </w:pPr>
-      <w:r>
-        <w:rPr>
-          <w:rFonts w:ascii="Times New Roman" w:cs="Times New Roman" w:eastAsia="Times New Roman" w:hAnsi="Times New Roman"/>
-          <w:sz w:val="24"/>
-          <w:szCs w:val="24"/>
-        </w:rPr>
-        <w:t xml:space="preserve">Atividade avaliativa — P1</w:t>
+        <w:spacing w:after="0" w:before="0" w:line="360" w:lineRule="auto"/>
+        <w:jc w:val="center"/>
+      </w:pPr>
+      <w:r>
+        <w:rPr>
+          <w:rFonts w:ascii="Times New Roman" w:cs="Times New Roman" w:eastAsia="Times New Roman" w:hAnsi="Times New Roman"/>
+          <w:b/>
+          <w:bCs/>
+          <w:sz w:val="24"/>
+          <w:szCs w:val="24"/>
+        </w:rPr>
+        <w:t xml:space="preserve">CENTRO UNIVERSITÁRIO UNIGRAN CAPITAL</w:t>
+      </w:r>
+    </w:p>
+    <w:p>
+      <w:pPr>
+        <w:spacing w:after="0" w:before="0" w:line="360" w:lineRule="auto"/>
+        <w:jc w:val="center"/>
+      </w:pPr>
+      <w:r>
+        <w:rPr>
+          <w:rFonts w:ascii="Times New Roman" w:cs="Times New Roman" w:eastAsia="Times New Roman" w:hAnsi="Times New Roman"/>
+          <w:b/>
+          <w:bCs/>
+          <w:sz w:val="24"/>
+          <w:szCs w:val="24"/>
+        </w:rPr>
+        <w:t xml:space="preserve">CURSO DE DIREITO</w:t>
+      </w:r>
+    </w:p>
+    <w:p>
+      <w:pPr>
+        <w:spacing w:after="240" w:before="0" w:line="360" w:lineRule="auto"/>
+        <w:jc w:val="center"/>
+      </w:pPr>
+      <w:r>
+        <w:rPr>
+          <w:rFonts w:ascii="Times New Roman" w:cs="Times New Roman" w:eastAsia="Times New Roman" w:hAnsi="Times New Roman"/>
+          <w:b/>
+          <w:bCs/>
+          <w:sz w:val="24"/>
+          <w:szCs w:val="24"/>
+        </w:rPr>
+        <w:t xml:space="preserve">8º PERÍODO — TURMA C</w:t>
+      </w:r>
+    </w:p>
+    <w:p>
+      <w:pPr>
+        <w:spacing w:after="0" w:before="2200" w:line="360" w:lineRule="auto"/>
+        <w:jc w:val="center"/>
+      </w:pPr>
+      <w:r>
+        <w:rPr>
+          <w:rFonts w:ascii="Times New Roman" w:cs="Times New Roman" w:eastAsia="Times New Roman" w:hAnsi="Times New Roman"/>
+          <w:b/>
+          <w:bCs/>
+          <w:sz w:val="24"/>
+          <w:szCs w:val="24"/>
+        </w:rPr>
+        <w:t xml:space="preserve">VINÍCIUS DA CRUZ MOREIRA</w:t>
+      </w:r>
+    </w:p>
+    <w:p>
+      <w:pPr>
+        <w:spacing w:after="0" w:before="0" w:line="360" w:lineRule="auto"/>
+        <w:jc w:val="center"/>
+      </w:pPr>
+      <w:r>
+        <w:rPr>
+          <w:rFonts w:ascii="Times New Roman" w:cs="Times New Roman" w:eastAsia="Times New Roman" w:hAnsi="Times New Roman"/>
+          <w:b w:val="false"/>
+          <w:bCs w:val="false"/>
+          <w:sz w:val="24"/>
+          <w:szCs w:val="24"/>
+        </w:rPr>
+        <w:t xml:space="preserve">RGM 182.181</w:t>
+      </w:r>
+    </w:p>
+    <w:p>
+      <w:pPr>
+        <w:spacing w:after="240" w:before="2200" w:line="360" w:lineRule="auto"/>
+        <w:jc w:val="center"/>
+      </w:pPr>
+      <w:r>
+        <w:rPr>
+          <w:rFonts w:ascii="Times New Roman" w:cs="Times New Roman" w:eastAsia="Times New Roman" w:hAnsi="Times New Roman"/>
+          <w:b/>
+          <w:bCs/>
+          <w:sz w:val="24"/>
+          <w:szCs w:val="24"/>
+        </w:rPr>
+        <w:t xml:space="preserve">O PRINCÍPIO DO POLUIDOR-PAGADOR: O PREÇO ZERO DA NATUREZA E A REPARAÇÃO INTEGRAL NO REsp 1.198.727/MG</w:t>
+      </w:r>
+    </w:p>
+    <w:p>
+      <w:pPr>
+        <w:spacing w:after="0" w:before="0" w:line="360" w:lineRule="auto"/>
+        <w:jc w:val="center"/>
+      </w:pPr>
+      <w:r>
+        <w:rPr>
+          <w:rFonts w:ascii="Times New Roman" w:cs="Times New Roman" w:eastAsia="Times New Roman" w:hAnsi="Times New Roman"/>
+          <w:b w:val="false"/>
+          <w:bCs w:val="false"/>
+          <w:sz w:val="22"/>
+          <w:szCs w:val="22"/>
+        </w:rPr>
+        <w:t xml:space="preserve">Atividade avaliativa da disciplina de Direito Ambiental — P1.</w:t>
+      </w:r>
+    </w:p>
+    <w:p>
+      <w:pPr>
+        <w:spacing w:after="0" w:before="2200" w:line="360" w:lineRule="auto"/>
+        <w:jc w:val="center"/>
+      </w:pPr>
+      <w:r>
+        <w:rPr>
+          <w:rFonts w:ascii="Times New Roman" w:cs="Times New Roman" w:eastAsia="Times New Roman" w:hAnsi="Times New Roman"/>
+          <w:b/>
+          <w:bCs/>
+          <w:sz w:val="24"/>
+          <w:szCs w:val="24"/>
+        </w:rPr>
+        <w:t xml:space="preserve">Campo Grande — MS</w:t>
+      </w:r>
+    </w:p>
+    <w:p>
+      <w:pPr>
+        <w:spacing w:after="0" w:before="0" w:line="360" w:lineRule="auto"/>
+        <w:jc w:val="center"/>
+      </w:pPr>
+      <w:r>
+        <w:rPr>
+          <w:rFonts w:ascii="Times New Roman" w:cs="Times New Roman" w:eastAsia="Times New Roman" w:hAnsi="Times New Roman"/>
+          <w:b/>
+          <w:bCs/>
+          <w:sz w:val="24"/>
+          <w:szCs w:val="24"/>
+        </w:rPr>
+        <w:t xml:space="preserve">2026</w:t>
+      </w:r>
+    </w:p>
+    <w:p>
+      <w:r>
+        <w:br w:type="page"/>
       </w:r>
     </w:p>
     <w:p>
@@ -926,9 +1019,11 @@
     </w:p>
     <w:sectPr>
       <w:headerReference w:type="default" r:id="rId7"/>
+      <w:headerReference w:type="first" r:id="rId8"/>
       <w:pgSz w:w="11906" w:h="16838" w:orient="portrait"/>
       <w:pgMar w:top="1701" w:right="1134" w:bottom="1134" w:left="1701" w:header="708" w:footer="708" w:gutter="0"/>
       <w:pgNumType/>
+      <w:titlePg/>
       <w:docGrid w:linePitch="360"/>
     </w:sectPr>
   </w:body>
@@ -1032,6 +1127,12 @@
       <w:fldChar w:fldCharType="end"/>
     </w:r>
   </w:p>
+</w:hdr>
+</file>
+
+<file path=word/header2.xml><?xml version="1.0" encoding="utf-8"?>
+<w:hdr xmlns:wpc="http://schemas.microsoft.com/office/word/2010/wordprocessingCanvas" xmlns:mc="http://schemas.openxmlformats.org/markup-compatibility/2006" xmlns:o="urn:schemas-microsoft-com:office:office" xmlns:r="http://schemas.openxmlformats.org/officeDocument/2006/relationships" xmlns:m="http://schemas.openxmlformats.org/officeDocument/2006/math" xmlns:v="urn:schemas-microsoft-com:vml" xmlns:wp14="http://schemas.microsoft.com/office/word/2010/wordprocessingDrawing" xmlns:wp="http://schemas.openxmlformats.org/drawingml/2006/wordprocessingDrawing" xmlns:w10="urn:schemas-microsoft-com:office:word" xmlns:w="http://schemas.openxmlformats.org/wordprocessingml/2006/main" xmlns:w14="http://schemas.microsoft.com/office/word/2010/wordml" xmlns:w15="http://schemas.microsoft.com/office/word/2012/wordml" xmlns:wpg="http://schemas.microsoft.com/office/word/2010/wordprocessingGroup" xmlns:wpi="http://schemas.microsoft.com/office/word/2010/wordprocessingInk" xmlns:wne="http://schemas.microsoft.com/office/word/2006/wordml" xmlns:wps="http://schemas.microsoft.com/office/word/2010/wordprocessingShape" xmlns:cx="http://schemas.microsoft.com/office/drawing/2014/chartex" xmlns:cx1="http://schemas.microsoft.com/office/drawing/2015/9/8/chartex" xmlns:cx2="http://schemas.microsoft.com/office/drawing/2015/10/21/chartex" xmlns:cx3="http://schemas.microsoft.com/office/drawing/2016/5/9/chartex" xmlns:cx4="http://schemas.microsoft.com/office/drawing/2016/5/10/chartex" xmlns:cx5="http://schemas.microsoft.com/office/drawing/2016/5/11/chartex" xmlns:cx6="http://schemas.microsoft.com/office/drawing/2016/5/12/chartex" xmlns:cx7="http://schemas.microsoft.com/office/drawing/2016/5/13/chartex" xmlns:cx8="http://schemas.microsoft.com/office/drawing/2016/5/14/chartex" xmlns:w16cid="http://schemas.microsoft.com/office/word/2016/wordml/cid" xmlns:w16se="http://schemas.microsoft.com/office/word/2015/wordml/symex">
+  <w:p/>
 </w:hdr>
 </file>
 

--- a/trabalhos-direito-ambiental/Vinicius da Cruz Moreira - RGM 182.181 - Direito Ambiental - Principio do Poluidor-Pagador.docx
+++ b/trabalhos-direito-ambiental/Vinicius da Cruz Moreira - RGM 182.181 - Direito Ambiental - Principio do Poluidor-Pagador.docx
@@ -210,22 +210,37 @@
           <w:sz w:val="24"/>
           <w:szCs w:val="24"/>
         </w:rPr>
-        <w:t xml:space="preserve">Sarlet e Fensterseifer põem o dedo nesse ponto ao observar que o caminho civilizatório percorrido até aqui se deu de ombros para a Natureza e para as soluções que ela nos provê gratuitamente por meio dos serviços ambientais — entre eles a regulação climática, o sequestro de carbono, a purificação do ar, a moderação de eventos climáticos extremos, a manutenção do equilíbrio do ciclo hidrológico e o controle de enchentes, secas, erosão e deslizamentos de encostas (SARLET; FENSTERSEIFER, 2026).</w:t>
-      </w:r>
-    </w:p>
-    <w:p>
-      <w:pPr>
-        <w:spacing w:line="360" w:lineRule="auto"/>
-        <w:ind w:firstLine="709"/>
-        <w:jc w:val="both"/>
-      </w:pPr>
-      <w:r>
-        <w:rPr>
-          <w:rFonts w:ascii="Times New Roman" w:cs="Times New Roman" w:eastAsia="Times New Roman" w:hAnsi="Times New Roman"/>
-          <w:sz w:val="24"/>
-          <w:szCs w:val="24"/>
-        </w:rPr>
-        <w:t xml:space="preserve">O advérbio é o que importa: gratuitamente. Um bem de valor altíssimo e preço zero. Os autores atribuem esse desprezo a uma causa que vale registrar — a soberba de uma espécie que, crendo-se dotada de inteligência superior, menosprezou a própria tecnologia da Natureza (SARLET; FENSTERSEIFER, 2026).</w:t>
+        <w:t xml:space="preserve">Sarlet e Fensterseifer põem o dedo nesse ponto ao descrever a relação entre o processo civilizatório e os serviços ecossistêmicos:</w:t>
+      </w:r>
+    </w:p>
+    <w:p>
+      <w:pPr>
+        <w:spacing w:after="240" w:before="240" w:line="240" w:lineRule="auto"/>
+        <w:ind w:left="2268"/>
+        <w:jc w:val="both"/>
+      </w:pPr>
+      <w:r>
+        <w:rPr>
+          <w:rFonts w:ascii="Times New Roman" w:cs="Times New Roman" w:eastAsia="Times New Roman" w:hAnsi="Times New Roman"/>
+          <w:sz w:val="20"/>
+          <w:szCs w:val="20"/>
+        </w:rPr>
+        <w:t xml:space="preserve">O nosso caminho civilizatório percorrido até aqui deu-se de ombros para a Natureza e as soluções que ela nos provê (gratuitamente) por meio dos serviços ambientais (ex.: regulação climática, sequestro de carbono, a purificação do ar, a moderação de eventos climáticos extremos, a manutenção do equilíbrio do ciclo hidrológico, a minimização de enchentes e secas e o controle dos processos críticos de erosão e de deslizamento de encostas etc.). (SARLET; FENSTERSEIFER, 2026, p. 101)</w:t>
+      </w:r>
+    </w:p>
+    <w:p>
+      <w:pPr>
+        <w:spacing w:line="360" w:lineRule="auto"/>
+        <w:ind w:firstLine="709"/>
+        <w:jc w:val="both"/>
+      </w:pPr>
+      <w:r>
+        <w:rPr>
+          <w:rFonts w:ascii="Times New Roman" w:cs="Times New Roman" w:eastAsia="Times New Roman" w:hAnsi="Times New Roman"/>
+          <w:sz w:val="24"/>
+          <w:szCs w:val="24"/>
+        </w:rPr>
+        <w:t xml:space="preserve">O advérbio é o que importa: gratuitamente. Um bem de valor altíssimo e preço zero. Os autores atribuem esse desprezo a uma causa que vale registrar: "A “tecnologia” da Natureza foi, em grande parte, menosprezada pelo ser humano, o que se deve, em grande medida, à soberba da nossa espécie ao crer na sua inteligência (supostamente) superior" (SARLET; FENSTERSEIFER, 2026, p. 101).</w:t>
       </w:r>
     </w:p>
     <w:p>
@@ -755,7 +770,7 @@
           <w:sz w:val="24"/>
           <w:szCs w:val="24"/>
         </w:rPr>
-        <w:t xml:space="preserve">A observação encontra eco no próprio Curso. Ao tratar dos serviços prestados pelos ecossistemas, Sarlet e Fensterseifer registram que se discute cada vez mais, inclusive como princípio e dever jurídico, a priorização de soluções baseadas na Natureza, em consonância com uma ética do cuidado e com a prevenção e a precaução de danos ambientais, também em vista do futuro (SARLET; FENSTERSEIFER, 2026). Prevenir, nessa leitura, não é alternativa mais barata à reparação: é o próprio conteúdo do dever.</w:t>
+        <w:t xml:space="preserve">A observação encontra eco no próprio Curso. Ao tratar dos serviços prestados pelos ecossistemas, Sarlet e Fensterseifer registram que "discute-se, cada vez mais, inclusive como princípio e dever jurídico, a priorização de soluções baseadas na Natureza, o que coaduna, por exemplo, com uma ética do cuidado e da prevenção e precaução de danos ao meio ambiente, inclusive em vista do futuro" (SARLET; FENSTERSEIFER, 2026, p. 101). Prevenir, nessa leitura, não é alternativa mais barata à reparação: é o próprio conteúdo do dever.</w:t>
       </w:r>
     </w:p>
     <w:p>

--- a/trabalhos-direito-ambiental/Vinicius da Cruz Moreira - RGM 182.181 - Direito Ambiental - Principio do Poluidor-Pagador.docx
+++ b/trabalhos-direito-ambiental/Vinicius da Cruz Moreira - RGM 182.181 - Direito Ambiental - Principio do Poluidor-Pagador.docx
@@ -361,7 +361,7 @@
           <w:sz w:val="24"/>
           <w:szCs w:val="24"/>
         </w:rPr>
-        <w:t xml:space="preserve">Há ainda uma dimensão distributiva que os manuais costumam omitir e que Sarlet e Fensterseifer registram com precisão ao tratar da ética intrageracional. Referindo-se aos povos que hoje sofrem as consequências da crise ecológica, registram que muitos suportam injustamente o ônus e as externalidades ecológicas negativas decorrentes dos altos padrões industriais e de consumo dos países desenvolvidos (SARLET; FENSTERSEIFER, 2026).</w:t>
+        <w:t xml:space="preserve">Há ainda uma dimensão distributiva que os manuais costumam omitir e que Sarlet e Fensterseifer registram com precisão ao tratar da ética intrageracional. Referindo-se aos povos que hoje sofrem as consequências da crise ecológica, escrevem que muitos suportam "injustamente o ônus e as externalidades ecológicas negativas decorrentes dos altos padrões industriais e de consumo dos países desenvolvidos" (SARLET; FENSTERSEIFER, 2026, p. 104).</w:t>
       </w:r>
     </w:p>
     <w:p>

--- a/trabalhos-direito-ambiental/Vinicius da Cruz Moreira - RGM 182.181 - Direito Ambiental - Principio do Poluidor-Pagador.docx
+++ b/trabalhos-direito-ambiental/Vinicius da Cruz Moreira - RGM 182.181 - Direito Ambiental - Principio do Poluidor-Pagador.docx
@@ -301,7 +301,7 @@
           <w:sz w:val="24"/>
           <w:szCs w:val="24"/>
         </w:rPr>
-        <w:t xml:space="preserve">É contra essa lacuna que o princípio opera. Moreira, Lima e Moreira o descrevem como princípio</w:t>
+        <w:t xml:space="preserve">É contra essa lacuna que o poluidor-pagador opera. Moreira, Lima e Moreira o descrevem como princípio</w:t>
       </w:r>
     </w:p>
     <w:p>
@@ -376,7 +376,7 @@
           <w:sz w:val="24"/>
           <w:szCs w:val="24"/>
         </w:rPr>
-        <w:t xml:space="preserve">A observação importa ao jurista, e não só ao economista. A externalidade não se dissolve no ar: ela desce, e desce sempre na mesma direção. De quem produz para quem não consome. Do país industrializado para o país fornecedor de matéria-prima. Da empresa para a comunidade ribeirinha. Internalizar custos, nesse quadro, não é refinamento de contabilidade ambiental — é exigência de justiça distributiva.</w:t>
+        <w:t xml:space="preserve">A observação importa ao jurista, e não só ao economista. A externalidade não se dissolve no ar: ela desce, e desce sempre na mesma direção. De quem produz para quem não consome. Do país industrializado para o país fornecedor de matéria-prima. Da empresa para a comunidade ribeirinha. Internalizar custos, nesse quadro, deixa de ser refinamento de contabilidade ambiental para se tornar exigência de justiça distributiva.</w:t>
       </w:r>
     </w:p>
     <w:p>
@@ -528,7 +528,7 @@
           <w:sz w:val="24"/>
           <w:szCs w:val="24"/>
         </w:rPr>
-        <w:t xml:space="preserve">O argumento é duplo e vale a pena separá-lo. O primeiro é de ordem prática: não há preço que corresponda ao bem perdido, de modo que o pagamento nunca equivale à degradação. O segundo é de ordem estrutural e mais forte: o meio ambiente é bem de uso comum do povo, e ninguém compra o que não pertence ao vendedor. O princípio incide sobre a poluição juridicamente tolerada — a que se mantém dentro dos padrões legais e das condições da licença — e não sobre o ilícito, que continua sujeito a sanção administrativa e penal, além do dever de reparar. Pagar não convalida ilicitude. Quem degrada sem licença, ou além dos limites da que possui, não comprou nada: apenas passou a dever mais.</w:t>
+        <w:t xml:space="preserve">O argumento é duplo, e convém separá-lo. O primeiro é de ordem prática: não há preço que corresponda ao bem perdido, de modo que o pagamento nunca equivale à degradação. O segundo é de ordem estrutural e mais forte: o meio ambiente é bem de uso comum do povo, e ninguém compra o que não pertence ao vendedor. O princípio incide sobre a poluição juridicamente tolerada — a que se mantém dentro dos padrões legais e das condições da licença — e não sobre o ilícito, que continua sujeito a sanção administrativa e penal, além do dever de reparar. Pagar não convalida ilicitude. Quem degrada sem licença, ou além dos limites da que possui, não comprou nada: apenas passou a dever mais.</w:t>
       </w:r>
     </w:p>
     <w:p>
@@ -649,7 +649,7 @@
           <w:sz w:val="20"/>
           <w:szCs w:val="20"/>
         </w:rPr>
-        <w:t xml:space="preserve">A reparação ambiental deve ser feita da forma mais completa possível, de modo que a condenação a recuperar a área lesionada não exclui o dever de indenizar, sobretudo pelo dano que permanece entre a sua ocorrência e o pleno restabelecimento do meio ambiente afetado (= dano interino ou intermediário), bem como pelo dano moral coletivo e pelo dano residual (= degradação ambiental que subsiste, não obstante todos os esforços de restauração). (STJ, REsp 1.180.078/MG, Rel. Min. Herman Benjamin, 2ª Turma)</w:t>
+        <w:t xml:space="preserve">A reparação ambiental deve ser feita da forma mais completa possível, de modo que a condenação a recuperar a área lesionada não exclui o dever de indenizar, sobretudo pelo dano que permanece entre a sua ocorrência e o pleno restabelecimento do meio ambiente afetado (= dano interino ou intermediário), bem como pelo dano moral coletivo e pelo dano residual (= degradação ambiental que subsiste, não obstante todos os esforços de restauração). (STJ, REsp 1.180.078/MG, Rel. Min. Herman Benjamin, 2ª Turma, DJe 28 fev. 2012)</w:t>
       </w:r>
     </w:p>
     <w:p>
@@ -679,7 +679,7 @@
           <w:sz w:val="24"/>
           <w:szCs w:val="24"/>
         </w:rPr>
-        <w:t xml:space="preserve">O entendimento consolidou-se em enunciados que hoje estruturam a matéria. A Súmula 629 firma que, quanto ao dano ambiental, é admitida a condenação do réu à obrigação de fazer ou à de não fazer cumulada com a de indenizar. A Súmula 623 reconhece a natureza propter rem das obrigações ambientais, permitindo exigi-las do proprietário ou possuidor atual e/ou dos anteriores, à escolha do credor — solução que impede a fuga da responsabilidade pela simples venda do imóvel degradado. E a Súmula 618 atribui ao réu o ônus da prova nas ações de degradação ambiental, derrubando a barreira probatória que na prática inviabilizava a responsabilização.</w:t>
+        <w:t xml:space="preserve">O entendimento consolidou-se em enunciados que hoje estruturam a matéria. A Súmula 629 firma que, quanto ao dano ambiental, é admitida a condenação do réu à obrigação de fazer ou à de não fazer cumulada com a de indenizar. A Súmula 623 reconhece a natureza propter rem das obrigações ambientais, permitindo exigi-las do proprietário ou possuidor atual e/ou dos anteriores, à escolha do credor — solução que impede a fuga da responsabilidade pela simples venda do imóvel degradado. E a Súmula 618 determina a inversão do ônus da prova nas ações de degradação ambiental, derrubando a barreira probatória que na prática inviabilizava a responsabilização.</w:t>
       </w:r>
     </w:p>
     <w:p>
@@ -725,7 +725,7 @@
           <w:sz w:val="24"/>
           <w:szCs w:val="24"/>
         </w:rPr>
-        <w:t xml:space="preserve">O poluidor-pagador não é uma regra sobre quem paga a conta. É mecanismo de correção de falha de mercado. Sem ele, o preço dos bens produzidos não expressa seu custo real, e a degradação segue sendo a escolha racional para o agente econômico.</w:t>
+        <w:t xml:space="preserve">Seria pouco descrever o poluidor-pagador como simples regra sobre quem paga a conta. Ele é, antes disso, mecanismo de correção de uma falha de mercado. Sem ele, o preço dos bens produzidos não expressa seu custo real, e a degradação segue sendo a escolha racional para o agente econômico.</w:t>
       </w:r>
     </w:p>
     <w:p>
@@ -905,7 +905,7 @@
           <w:sz w:val="24"/>
           <w:szCs w:val="24"/>
         </w:rPr>
-        <w:t xml:space="preserve">. Relator: Min. Herman Benjamin. Segunda Turma.</w:t>
+        <w:t xml:space="preserve">. Relator: Min. Herman Benjamin. Segunda Turma. DJe 28 fev. 2012.</w:t>
       </w:r>
     </w:p>
     <w:p>

--- a/trabalhos-direito-ambiental/Vinicius da Cruz Moreira - RGM 182.181 - Direito Ambiental - Principio do Poluidor-Pagador.docx
+++ b/trabalhos-direito-ambiental/Vinicius da Cruz Moreira - RGM 182.181 - Direito Ambiental - Principio do Poluidor-Pagador.docx
@@ -95,7 +95,7 @@
           <w:sz w:val="24"/>
           <w:szCs w:val="24"/>
         </w:rPr>
-        <w:t xml:space="preserve">O PRINCÍPIO DO POLUIDOR-PAGADOR: O PREÇO ZERO DA NATUREZA E A REPARAÇÃO INTEGRAL NO REsp 1.198.727/MG</w:t>
+        <w:t xml:space="preserve">O PRINCÍPIO DO POLUIDOR-PAGADOR: NOTAS SOBRE A INTERNALIZAÇÃO DE CUSTOS E A REPARAÇÃO INTEGRAL NO REsp 1.198.727/MG</w:t>
       </w:r>
     </w:p>
     <w:p>
@@ -164,7 +164,7 @@
           <w:sz w:val="24"/>
           <w:szCs w:val="24"/>
         </w:rPr>
-        <w:t xml:space="preserve">O PRINCÍPIO DO POLUIDOR-PAGADOR: O PREÇO ZERO DA NATUREZA E A REPARAÇÃO INTEGRAL NO REsp 1.198.727/MG</w:t>
+        <w:t xml:space="preserve">O PRINCÍPIO DO POLUIDOR-PAGADOR: NOTAS SOBRE A INTERNALIZAÇÃO DE CUSTOS E A REPARAÇÃO INTEGRAL NO REsp 1.198.727/MG</w:t>
       </w:r>
     </w:p>
     <w:p>
@@ -195,22 +195,22 @@
           <w:sz w:val="24"/>
           <w:szCs w:val="24"/>
         </w:rPr>
-        <w:t xml:space="preserve">Um manguezal filtra água, contém a erosão da costa, serve de berçário para peixes e absorve o impacto de ressacas. Nada disso aparece em nota fiscal. O manguezal trabalha de graça.</w:t>
-      </w:r>
-    </w:p>
-    <w:p>
-      <w:pPr>
-        <w:spacing w:line="360" w:lineRule="auto"/>
-        <w:ind w:firstLine="709"/>
-        <w:jc w:val="both"/>
-      </w:pPr>
-      <w:r>
-        <w:rPr>
-          <w:rFonts w:ascii="Times New Roman" w:cs="Times New Roman" w:eastAsia="Times New Roman" w:hAnsi="Times New Roman"/>
-          <w:sz w:val="24"/>
-          <w:szCs w:val="24"/>
-        </w:rPr>
-        <w:t xml:space="preserve">Sarlet e Fensterseifer põem o dedo nesse ponto ao descrever a relação entre o processo civilizatório e os serviços ecossistêmicos:</w:t>
+        <w:t xml:space="preserve">Escolhi o princípio do poluidor-pagador por uma razão que talvez soe pouco jurídica: ele é, entre os princípios do Direito Ambiental, aquele que só faz sentido quando aceitamos raciocinar como economistas. Não é uma regra sobre culpa, nem sobre licitude. É uma regra sobre preço — e é dessa peculiaridade que decorre boa parte das confusões que o cercam.</w:t>
+      </w:r>
+    </w:p>
+    <w:p>
+      <w:pPr>
+        <w:spacing w:line="360" w:lineRule="auto"/>
+        <w:ind w:firstLine="709"/>
+        <w:jc w:val="both"/>
+      </w:pPr>
+      <w:r>
+        <w:rPr>
+          <w:rFonts w:ascii="Times New Roman" w:cs="Times New Roman" w:eastAsia="Times New Roman" w:hAnsi="Times New Roman"/>
+          <w:sz w:val="24"/>
+          <w:szCs w:val="24"/>
+        </w:rPr>
+        <w:t xml:space="preserve">Começo por um exemplo. Um manguezal filtra a água, contém a erosão da costa, serve de berçário para peixes e reduz o impacto das ressacas. Nada disso é cobrado de quem se beneficia. Sarlet e Fensterseifer descrevem essa gratuidade em passagem que me parece central para o tema:</w:t>
       </w:r>
     </w:p>
     <w:p>
@@ -240,22 +240,22 @@
           <w:sz w:val="24"/>
           <w:szCs w:val="24"/>
         </w:rPr>
-        <w:t xml:space="preserve">O advérbio é o que importa: gratuitamente. Um bem de valor altíssimo e preço zero. Os autores atribuem esse desprezo a uma causa que vale registrar: "A “tecnologia” da Natureza foi, em grande parte, menosprezada pelo ser humano, o que se deve, em grande medida, à soberba da nossa espécie ao crer na sua inteligência (supostamente) superior" (SARLET; FENSTERSEIFER, 2026, p. 101).</w:t>
-      </w:r>
-    </w:p>
-    <w:p>
-      <w:pPr>
-        <w:spacing w:line="360" w:lineRule="auto"/>
-        <w:ind w:firstLine="709"/>
-        <w:jc w:val="both"/>
-      </w:pPr>
-      <w:r>
-        <w:rPr>
-          <w:rFonts w:ascii="Times New Roman" w:cs="Times New Roman" w:eastAsia="Times New Roman" w:hAnsi="Times New Roman"/>
-          <w:sz w:val="24"/>
-          <w:szCs w:val="24"/>
-        </w:rPr>
-        <w:t xml:space="preserve">Essa é a raiz do problema que o princípio do poluidor-pagador tenta resolver, e é por ela que este trabalho começa. Serão examinados o problema econômico que o princípio enfrenta, sua tradução no direito positivo brasileiro, o mal-entendido que o acompanha desde a origem e, ao final, sua aplicação concreta pelo Superior Tribunal de Justiça no REsp 1.198.727/MG.</w:t>
+        <w:t xml:space="preserve">O advérbio, a meu ver, é o que importa na passagem: gratuitamente. Estamos diante de um bem de valor altíssimo e preço nulo. E os autores atribuem esse desprezo a uma causa que vale registrar: "A “tecnologia” da Natureza foi, em grande parte, menosprezada pelo ser humano, o que se deve, em grande medida, à soberba da nossa espécie ao crer na sua inteligência (supostamente) superior" (SARLET; FENSTERSEIFER, 2026, p. 101).</w:t>
+      </w:r>
+    </w:p>
+    <w:p>
+      <w:pPr>
+        <w:spacing w:line="360" w:lineRule="auto"/>
+        <w:ind w:firstLine="709"/>
+        <w:jc w:val="both"/>
+      </w:pPr>
+      <w:r>
+        <w:rPr>
+          <w:rFonts w:ascii="Times New Roman" w:cs="Times New Roman" w:eastAsia="Times New Roman" w:hAnsi="Times New Roman"/>
+          <w:sz w:val="24"/>
+          <w:szCs w:val="24"/>
+        </w:rPr>
+        <w:t xml:space="preserve">Pretendo sustentar, ao longo do trabalho, duas coisas. A primeira é que o poluidor-pagador não passa de uma tentativa do Direito de corrigir esse preço. A segunda, que o Superior Tribunal de Justiça, ao julgar o REsp 1.198.727/MG, levou o princípio até onde a formulação econômica original não chegava.</w:t>
       </w:r>
     </w:p>
     <w:p>
@@ -271,22 +271,22 @@
           <w:sz w:val="24"/>
           <w:szCs w:val="24"/>
         </w:rPr>
-        <w:t xml:space="preserve">2 O PROBLEMA: EXTERNALIDADE E PREÇO FALSO</w:t>
-      </w:r>
-    </w:p>
-    <w:p>
-      <w:pPr>
-        <w:spacing w:line="360" w:lineRule="auto"/>
-        <w:ind w:firstLine="709"/>
-        <w:jc w:val="both"/>
-      </w:pPr>
-      <w:r>
-        <w:rPr>
-          <w:rFonts w:ascii="Times New Roman" w:cs="Times New Roman" w:eastAsia="Times New Roman" w:hAnsi="Times New Roman"/>
-          <w:sz w:val="24"/>
-          <w:szCs w:val="24"/>
-        </w:rPr>
-        <w:t xml:space="preserve">A economia chama de externalidade negativa o custo que uma atividade impõe a terceiros sem que ele apareça na contabilidade de quem a exerce. Uma indústria despeja efluentes no rio. Ela economiza o tratamento e amplia a margem. O rio deixa de servir à pesca, ao abastecimento e ao lazer de quem vive ali. A conta existe — só não é paga por quem a gerou. Na definição de Antonio Herman Benjamin, "tais custos, porque não computados no processo de produção, são uma externalidade ou custo externo" (BENJAMIN, 1993, p. 229).</w:t>
+        <w:t xml:space="preserve">2 O PROBLEMA QUE O PRINCÍPIO ENFRENTA</w:t>
+      </w:r>
+    </w:p>
+    <w:p>
+      <w:pPr>
+        <w:spacing w:line="360" w:lineRule="auto"/>
+        <w:ind w:firstLine="709"/>
+        <w:jc w:val="both"/>
+      </w:pPr>
+      <w:r>
+        <w:rPr>
+          <w:rFonts w:ascii="Times New Roman" w:cs="Times New Roman" w:eastAsia="Times New Roman" w:hAnsi="Times New Roman"/>
+          <w:sz w:val="24"/>
+          <w:szCs w:val="24"/>
+        </w:rPr>
+        <w:t xml:space="preserve">A economia chama de externalidade negativa o custo que uma atividade impõe a terceiros sem aparecer na contabilidade de quem a exerce. O exemplo clássico é banal e por isso mesmo útil: uma indústria despeja efluentes no rio, economiza o tratamento e amplia a sua margem; o rio deixa de servir à pesca, ao abastecimento e ao lazer de quem vive na região. A conta existe, e alguém a paga — apenas não é quem a gerou. Na formulação de Antonio Herman Benjamin, "tais custos, porque não computados no processo de produção, são uma externalidade ou custo externo" (BENJAMIN, 1993, p. 229).</w:t>
       </w:r>
     </w:p>
     <w:p>
@@ -331,52 +331,52 @@
           <w:sz w:val="24"/>
           <w:szCs w:val="24"/>
         </w:rPr>
-        <w:t xml:space="preserve">A origem é econômica, e anterior à jurídica. As autoras registram que, em 1972, o princípio "recebeu a atenção da Organização para Cooperação e Desenvolvimento Econômico (OCDE) e foi incorporado em sua Recomendação sobre Princípios Relacionados aos Aspectos Econômicos Internacionais das Políticas Ambientais (C(72) 128, de 26.05.1972)", acrescentando um dado que costuma escapar: "Neste primeiro documento, atribuiu-se ao poluidor apenas os custos de prevenção da poluição" (MOREIRA; LIMA; MOREIRA, 2019, p. 370). A extensão do princípio aos custos de reparação do dano veio depois.</w:t>
-      </w:r>
-    </w:p>
-    <w:p>
-      <w:pPr>
-        <w:spacing w:line="360" w:lineRule="auto"/>
-        <w:ind w:firstLine="709"/>
-        <w:jc w:val="both"/>
-      </w:pPr>
-      <w:r>
-        <w:rPr>
-          <w:rFonts w:ascii="Times New Roman" w:cs="Times New Roman" w:eastAsia="Times New Roman" w:hAnsi="Times New Roman"/>
-          <w:sz w:val="24"/>
-          <w:szCs w:val="24"/>
-        </w:rPr>
-        <w:t xml:space="preserve">O detalhe não é curiosidade histórica. Ele mostra que o poluidor-pagador nasceu voltado para a prevenção, e só mais tarde ganhou a face reparatória que hoje predomina na prática forense brasileira. A lógica, em ambas as facetas, é a mesma: enquanto degradar for gratuito, degradar é economicamente racional; internalizado o custo, prevenir passa a ser mais barato que reparar. O princípio funciona como instrumento de indução de comportamento, e não apenas como regra de partilha de prejuízos depois do fato consumado.</w:t>
-      </w:r>
-    </w:p>
-    <w:p>
-      <w:pPr>
-        <w:spacing w:line="360" w:lineRule="auto"/>
-        <w:ind w:firstLine="709"/>
-        <w:jc w:val="both"/>
-      </w:pPr>
-      <w:r>
-        <w:rPr>
-          <w:rFonts w:ascii="Times New Roman" w:cs="Times New Roman" w:eastAsia="Times New Roman" w:hAnsi="Times New Roman"/>
-          <w:sz w:val="24"/>
-          <w:szCs w:val="24"/>
-        </w:rPr>
-        <w:t xml:space="preserve">Há ainda uma dimensão distributiva que os manuais costumam omitir e que Sarlet e Fensterseifer registram com precisão ao tratar da ética intrageracional. Referindo-se aos povos que hoje sofrem as consequências da crise ecológica, escrevem que muitos suportam "injustamente o ônus e as externalidades ecológicas negativas decorrentes dos altos padrões industriais e de consumo dos países desenvolvidos" (SARLET; FENSTERSEIFER, 2026, p. 104).</w:t>
-      </w:r>
-    </w:p>
-    <w:p>
-      <w:pPr>
-        <w:spacing w:line="360" w:lineRule="auto"/>
-        <w:ind w:firstLine="709"/>
-        <w:jc w:val="both"/>
-      </w:pPr>
-      <w:r>
-        <w:rPr>
-          <w:rFonts w:ascii="Times New Roman" w:cs="Times New Roman" w:eastAsia="Times New Roman" w:hAnsi="Times New Roman"/>
-          <w:sz w:val="24"/>
-          <w:szCs w:val="24"/>
-        </w:rPr>
-        <w:t xml:space="preserve">A observação importa ao jurista, e não só ao economista. A externalidade não se dissolve no ar: ela desce, e desce sempre na mesma direção. De quem produz para quem não consome. Do país industrializado para o país fornecedor de matéria-prima. Da empresa para a comunidade ribeirinha. Internalizar custos, nesse quadro, deixa de ser refinamento de contabilidade ambiental para se tornar exigência de justiça distributiva.</w:t>
+        <w:t xml:space="preserve">Vale insistir num detalhe de origem que me parece frequentemente esquecido. As autoras registram que, em 1972, o princípio "recebeu a atenção da Organização para Cooperação e Desenvolvimento Econômico (OCDE) e foi incorporado em sua Recomendação sobre Princípios Relacionados aos Aspectos Econômicos Internacionais das Políticas Ambientais (C(72) 128, de 26.05.1972)", e acrescentam que, "Neste primeiro documento, atribuiu-se ao poluidor apenas os custos de prevenção da poluição" (MOREIRA; LIMA; MOREIRA, 2019, p. 370). Só depois é que o princípio se estendeu aos custos de reparação do dano já ocorrido.</w:t>
+      </w:r>
+    </w:p>
+    <w:p>
+      <w:pPr>
+        <w:spacing w:line="360" w:lineRule="auto"/>
+        <w:ind w:firstLine="709"/>
+        <w:jc w:val="both"/>
+      </w:pPr>
+      <w:r>
+        <w:rPr>
+          <w:rFonts w:ascii="Times New Roman" w:cs="Times New Roman" w:eastAsia="Times New Roman" w:hAnsi="Times New Roman"/>
+          <w:sz w:val="24"/>
+          <w:szCs w:val="24"/>
+        </w:rPr>
+        <w:t xml:space="preserve">O detalhe não é curiosidade histórica, e volto a ele na conclusão. Ele mostra que o poluidor-pagador nasceu voltado para a prevenção, e que a face reparatória, hoje dominante na prática forense brasileira, é posterior. Em ambas as facetas, porém, a lógica é a mesma: enquanto degradar for gratuito, degradar continuará sendo economicamente racional; uma vez internalizado o custo, prevenir passa a sair mais barato do que reparar. O princípio funciona, assim, como instrumento de indução de comportamento, e não apenas como regra de partilha de prejuízos depois do fato consumado.</w:t>
+      </w:r>
+    </w:p>
+    <w:p>
+      <w:pPr>
+        <w:spacing w:line="360" w:lineRule="auto"/>
+        <w:ind w:firstLine="709"/>
+        <w:jc w:val="both"/>
+      </w:pPr>
+      <w:r>
+        <w:rPr>
+          <w:rFonts w:ascii="Times New Roman" w:cs="Times New Roman" w:eastAsia="Times New Roman" w:hAnsi="Times New Roman"/>
+          <w:sz w:val="24"/>
+          <w:szCs w:val="24"/>
+        </w:rPr>
+        <w:t xml:space="preserve">Há ainda uma dimensão distributiva que os manuais costumam deixar de lado e que Sarlet e Fensterseifer registram ao tratar da ética intrageracional. Referindo-se aos povos que hoje sofrem as consequências da crise ecológica, escrevem que muitos suportam "injustamente o ônus e as externalidades ecológicas negativas decorrentes dos altos padrões industriais e de consumo dos países desenvolvidos" (SARLET; FENSTERSEIFER, 2026, p. 104).</w:t>
+      </w:r>
+    </w:p>
+    <w:p>
+      <w:pPr>
+        <w:spacing w:line="360" w:lineRule="auto"/>
+        <w:ind w:firstLine="709"/>
+        <w:jc w:val="both"/>
+      </w:pPr>
+      <w:r>
+        <w:rPr>
+          <w:rFonts w:ascii="Times New Roman" w:cs="Times New Roman" w:eastAsia="Times New Roman" w:hAnsi="Times New Roman"/>
+          <w:sz w:val="24"/>
+          <w:szCs w:val="24"/>
+        </w:rPr>
+        <w:t xml:space="preserve">Considero essa observação importante para o jurista, e não apenas para o economista. A externalidade não se dissolve no ar: ela desce, e desce sempre na mesma direção — de quem produz para quem não consome, do país industrializado para o fornecedor de matéria-prima, da empresa para a comunidade ribeirinha. Internalizar custos, nesse quadro, deixa de ser refinamento de contabilidade ambiental para se tornar exigência de justiça distributiva.</w:t>
       </w:r>
     </w:p>
     <w:p>
@@ -392,67 +392,52 @@
           <w:sz w:val="24"/>
           <w:szCs w:val="24"/>
         </w:rPr>
-        <w:t xml:space="preserve">3 A TRADUÇÃO NORMATIVA NO DIREITO BRASILEIRO</w:t>
-      </w:r>
-    </w:p>
-    <w:p>
-      <w:pPr>
-        <w:spacing w:line="360" w:lineRule="auto"/>
-        <w:ind w:firstLine="709"/>
-        <w:jc w:val="both"/>
-      </w:pPr>
-      <w:r>
-        <w:rPr>
-          <w:rFonts w:ascii="Times New Roman" w:cs="Times New Roman" w:eastAsia="Times New Roman" w:hAnsi="Times New Roman"/>
-          <w:sz w:val="24"/>
-          <w:szCs w:val="24"/>
-        </w:rPr>
-        <w:t xml:space="preserve">No ordenamento brasileiro o princípio tem assento expresso, e não apenas implícito.</w:t>
-      </w:r>
-    </w:p>
-    <w:p>
-      <w:pPr>
-        <w:spacing w:line="360" w:lineRule="auto"/>
-        <w:ind w:firstLine="709"/>
-        <w:jc w:val="both"/>
-      </w:pPr>
-      <w:r>
-        <w:rPr>
-          <w:rFonts w:ascii="Times New Roman" w:cs="Times New Roman" w:eastAsia="Times New Roman" w:hAnsi="Times New Roman"/>
-          <w:sz w:val="24"/>
-          <w:szCs w:val="24"/>
-        </w:rPr>
-        <w:t xml:space="preserve">O art. 4º, VII, da Lei n. 6.938/1981 fixa, entre os objetivos da Política Nacional do Meio Ambiente, a imposição ao poluidor da obrigação de recuperar e/ou indenizar os danos causados, e ao usuário da contribuição pela utilização de recursos ambientais com fins econômicos. Estão ali, no mesmo dispositivo, os dois princípios gêmeos: poluidor-pagador e usuário-pagador.</w:t>
-      </w:r>
-    </w:p>
-    <w:p>
-      <w:pPr>
-        <w:spacing w:line="360" w:lineRule="auto"/>
-        <w:ind w:firstLine="709"/>
-        <w:jc w:val="both"/>
-      </w:pPr>
-      <w:r>
-        <w:rPr>
-          <w:rFonts w:ascii="Times New Roman" w:cs="Times New Roman" w:eastAsia="Times New Roman" w:hAnsi="Times New Roman"/>
-          <w:sz w:val="24"/>
-          <w:szCs w:val="24"/>
-        </w:rPr>
-        <w:t xml:space="preserve">O art. 14, § 1º, da mesma lei completa o desenho ao consagrar a responsabilidade objetiva do poluidor, independentemente de culpa. E o art. 225, § 3º, da Constituição estabelece que as condutas lesivas ao meio ambiente sujeitam os infratores a sanções penais e administrativas, independentemente da obrigação de reparar os danos — a tríplice responsabilização ambiental.</w:t>
-      </w:r>
-    </w:p>
-    <w:p>
-      <w:pPr>
-        <w:spacing w:line="360" w:lineRule="auto"/>
-        <w:ind w:firstLine="709"/>
-        <w:jc w:val="both"/>
-      </w:pPr>
-      <w:r>
-        <w:rPr>
-          <w:rFonts w:ascii="Times New Roman" w:cs="Times New Roman" w:eastAsia="Times New Roman" w:hAnsi="Times New Roman"/>
-          <w:sz w:val="24"/>
-          <w:szCs w:val="24"/>
-        </w:rPr>
-        <w:t xml:space="preserve">A soma desses dispositivos produz regime severo: bastam conduta, dano e nexo causal. Não se discute intenção, diligência ou licença. A severidade não é acidente legislativo, e sim condição de funcionamento do princípio. Um regime de responsabilidade subjetiva devolveria à coletividade todo o custo que não conseguisse ser provado — e prova de culpa, em degradação difusa, é quase sempre inviável.</w:t>
+        <w:t xml:space="preserve">3 A BASE NORMATIVA NO DIREITO BRASILEIRO</w:t>
+      </w:r>
+    </w:p>
+    <w:p>
+      <w:pPr>
+        <w:spacing w:line="360" w:lineRule="auto"/>
+        <w:ind w:firstLine="709"/>
+        <w:jc w:val="both"/>
+      </w:pPr>
+      <w:r>
+        <w:rPr>
+          <w:rFonts w:ascii="Times New Roman" w:cs="Times New Roman" w:eastAsia="Times New Roman" w:hAnsi="Times New Roman"/>
+          <w:sz w:val="24"/>
+          <w:szCs w:val="24"/>
+        </w:rPr>
+        <w:t xml:space="preserve">No ordenamento brasileiro o princípio tem assento expresso, e não apenas implícito. O art. 4º, VII, da Lei n. 6.938/1981 fixa, entre os objetivos da Política Nacional do Meio Ambiente, a imposição ao poluidor da obrigação de recuperar e/ou indenizar os danos causados, e ao usuário da contribuição pela utilização de recursos ambientais com fins econômicos. Estão ali, no mesmo dispositivo, os dois princípios gêmeos: o poluidor-pagador e o usuário-pagador.</w:t>
+      </w:r>
+    </w:p>
+    <w:p>
+      <w:pPr>
+        <w:spacing w:line="360" w:lineRule="auto"/>
+        <w:ind w:firstLine="709"/>
+        <w:jc w:val="both"/>
+      </w:pPr>
+      <w:r>
+        <w:rPr>
+          <w:rFonts w:ascii="Times New Roman" w:cs="Times New Roman" w:eastAsia="Times New Roman" w:hAnsi="Times New Roman"/>
+          <w:sz w:val="24"/>
+          <w:szCs w:val="24"/>
+        </w:rPr>
+        <w:t xml:space="preserve">O art. 14, § 1º, da mesma lei completa o desenho ao consagrar a responsabilidade objetiva do poluidor, independentemente da existência de culpa. E o art. 225, § 3º, da Constituição estabelece que as condutas lesivas ao meio ambiente sujeitam os infratores a sanções penais e administrativas, independentemente da obrigação de reparar os danos, no que se convencionou chamar de tríplice responsabilização ambiental.</w:t>
+      </w:r>
+    </w:p>
+    <w:p>
+      <w:pPr>
+        <w:spacing w:line="360" w:lineRule="auto"/>
+        <w:ind w:firstLine="709"/>
+        <w:jc w:val="both"/>
+      </w:pPr>
+      <w:r>
+        <w:rPr>
+          <w:rFonts w:ascii="Times New Roman" w:cs="Times New Roman" w:eastAsia="Times New Roman" w:hAnsi="Times New Roman"/>
+          <w:sz w:val="24"/>
+          <w:szCs w:val="24"/>
+        </w:rPr>
+        <w:t xml:space="preserve">A soma desses dispositivos produz um regime bastante severo, em que bastam a conduta, o dano e o nexo causal. Não se discute intenção, diligência ou licença. Essa severidade não me parece acidente legislativo, e sim condição de funcionamento do próprio princípio: um regime de responsabilidade subjetiva devolveria à coletividade todo o custo que não conseguisse ser provado, e prova de culpa, em degradação difusa, é quase sempre inviável.</w:t>
       </w:r>
     </w:p>
     <w:p>
@@ -468,67 +453,52 @@
           <w:sz w:val="24"/>
           <w:szCs w:val="24"/>
         </w:rPr>
-        <w:t xml:space="preserve">4 O MAL-ENTENDIDO: O PRINCÍPIO NÃO AUTORIZA POLUIR</w:t>
-      </w:r>
-    </w:p>
-    <w:p>
-      <w:pPr>
-        <w:spacing w:line="360" w:lineRule="auto"/>
-        <w:ind w:firstLine="709"/>
-        <w:jc w:val="both"/>
-      </w:pPr>
-      <w:r>
-        <w:rPr>
-          <w:rFonts w:ascii="Times New Roman" w:cs="Times New Roman" w:eastAsia="Times New Roman" w:hAnsi="Times New Roman"/>
-          <w:sz w:val="24"/>
-          <w:szCs w:val="24"/>
-        </w:rPr>
-        <w:t xml:space="preserve">Existe uma leitura equivocada do princípio que precisa ser afastada explicitamente, porque aparece até em petições.</w:t>
-      </w:r>
-    </w:p>
-    <w:p>
-      <w:pPr>
-        <w:spacing w:line="360" w:lineRule="auto"/>
-        <w:ind w:firstLine="709"/>
-        <w:jc w:val="both"/>
-      </w:pPr>
-      <w:r>
-        <w:rPr>
-          <w:rFonts w:ascii="Times New Roman" w:cs="Times New Roman" w:eastAsia="Times New Roman" w:hAnsi="Times New Roman"/>
-          <w:sz w:val="24"/>
-          <w:szCs w:val="24"/>
-        </w:rPr>
-        <w:t xml:space="preserve">Lido às pressas, "poluidor-pagador" sugeriria que quem paga pode poluir. A inversão tem nome na doutrina. Registram Moreira, Lima e Moreira que, "para Nicolas de Sadeleer, o poluidor não pode pensar que, se paga, tem o direito de poluir, o que seria distorcer o princípio em “pagador-poluidor”, ao invés de “poluidor-pagador”" (MOREIRA; LIMA; MOREIRA, 2019, p. 372).</w:t>
-      </w:r>
-    </w:p>
-    <w:p>
-      <w:pPr>
-        <w:spacing w:line="360" w:lineRule="auto"/>
-        <w:ind w:firstLine="709"/>
-        <w:jc w:val="both"/>
-      </w:pPr>
-      <w:r>
-        <w:rPr>
-          <w:rFonts w:ascii="Times New Roman" w:cs="Times New Roman" w:eastAsia="Times New Roman" w:hAnsi="Times New Roman"/>
-          <w:sz w:val="24"/>
-          <w:szCs w:val="24"/>
-        </w:rPr>
-        <w:t xml:space="preserve">A recusa dessa leitura é firme na doutrina brasileira. Marcelo Abelha Rodrigues, citado pelas mesmas autoras, sustenta que o princípio passa longe do sentido de "pago para poder poluir", não apenas porque o custo ambiental não encontra valoração pecuniária correspondente, mas "também porque a ninguém poderia ser dada a possibilidade de comprar o direito de poluir, beneficiando-se do bem ambiental em detrimento da coletividade que dele é titular" (RODRIGUES apud MOREIRA; LIMA; MOREIRA, 2019, p. 372).</w:t>
-      </w:r>
-    </w:p>
-    <w:p>
-      <w:pPr>
-        <w:spacing w:line="360" w:lineRule="auto"/>
-        <w:ind w:firstLine="709"/>
-        <w:jc w:val="both"/>
-      </w:pPr>
-      <w:r>
-        <w:rPr>
-          <w:rFonts w:ascii="Times New Roman" w:cs="Times New Roman" w:eastAsia="Times New Roman" w:hAnsi="Times New Roman"/>
-          <w:sz w:val="24"/>
-          <w:szCs w:val="24"/>
-        </w:rPr>
-        <w:t xml:space="preserve">O argumento é duplo, e convém separá-lo. O primeiro é de ordem prática: não há preço que corresponda ao bem perdido, de modo que o pagamento nunca equivale à degradação. O segundo é de ordem estrutural e mais forte: o meio ambiente é bem de uso comum do povo, e ninguém compra o que não pertence ao vendedor. O princípio incide sobre a poluição juridicamente tolerada — a que se mantém dentro dos padrões legais e das condições da licença — e não sobre o ilícito, que continua sujeito a sanção administrativa e penal, além do dever de reparar. Pagar não convalida ilicitude. Quem degrada sem licença, ou além dos limites da que possui, não comprou nada: apenas passou a dever mais.</w:t>
+        <w:t xml:space="preserve">4 O QUE O PRINCÍPIO NÃO AUTORIZA</w:t>
+      </w:r>
+    </w:p>
+    <w:p>
+      <w:pPr>
+        <w:spacing w:line="360" w:lineRule="auto"/>
+        <w:ind w:firstLine="709"/>
+        <w:jc w:val="both"/>
+      </w:pPr>
+      <w:r>
+        <w:rPr>
+          <w:rFonts w:ascii="Times New Roman" w:cs="Times New Roman" w:eastAsia="Times New Roman" w:hAnsi="Times New Roman"/>
+          <w:sz w:val="24"/>
+          <w:szCs w:val="24"/>
+        </w:rPr>
+        <w:t xml:space="preserve">Existe uma leitura equivocada do princípio que precisa ser afastada expressamente, até porque aparece com alguma frequência em petições. Lido às pressas, "poluidor-pagador" sugeriria que quem paga estaria autorizado a poluir. A inversão tem nome na doutrina. Registram Moreira, Lima e Moreira que, "para Nicolas de Sadeleer, o poluidor não pode pensar que, se paga, tem o direito de poluir, o que seria distorcer o princípio em “pagador-poluidor”, ao invés de “poluidor-pagador”" (MOREIRA; LIMA; MOREIRA, 2019, p. 372).</w:t>
+      </w:r>
+    </w:p>
+    <w:p>
+      <w:pPr>
+        <w:spacing w:line="360" w:lineRule="auto"/>
+        <w:ind w:firstLine="709"/>
+        <w:jc w:val="both"/>
+      </w:pPr>
+      <w:r>
+        <w:rPr>
+          <w:rFonts w:ascii="Times New Roman" w:cs="Times New Roman" w:eastAsia="Times New Roman" w:hAnsi="Times New Roman"/>
+          <w:sz w:val="24"/>
+          <w:szCs w:val="24"/>
+        </w:rPr>
+        <w:t xml:space="preserve">A recusa dessa leitura é firme entre nós. Marcelo Abelha Rodrigues, citado pelas mesmas autoras, sustenta que o princípio passa longe do sentido de "pago para poder poluir", não apenas porque o custo ambiental não encontra valoração pecuniária correspondente, mas "também porque a ninguém poderia ser dada a possibilidade de comprar o direito de poluir, beneficiando-se do bem ambiental em detrimento da coletividade que dele é titular" (RODRIGUES apud MOREIRA; LIMA; MOREIRA, 2019, p. 372).</w:t>
+      </w:r>
+    </w:p>
+    <w:p>
+      <w:pPr>
+        <w:spacing w:line="360" w:lineRule="auto"/>
+        <w:ind w:firstLine="709"/>
+        <w:jc w:val="both"/>
+      </w:pPr>
+      <w:r>
+        <w:rPr>
+          <w:rFonts w:ascii="Times New Roman" w:cs="Times New Roman" w:eastAsia="Times New Roman" w:hAnsi="Times New Roman"/>
+          <w:sz w:val="24"/>
+          <w:szCs w:val="24"/>
+        </w:rPr>
+        <w:t xml:space="preserve">O argumento é duplo, e convém separá-lo. O primeiro fundamento é de ordem prática: não existe preço que corresponda ao bem perdido, de modo que o pagamento jamais equivale à degradação causada. O segundo, que reputo mais forte, é de ordem estrutural: o meio ambiente é bem de uso comum do povo, e ninguém compra aquilo que não pertence ao vendedor. Daí que o princípio incida sobre a poluição juridicamente tolerada — aquela que se mantém dentro dos padrões legais e das condições da licença ambiental — e não sobre o ilícito, que continua sujeito a sanção administrativa e penal, além do dever de reparar. Pagar não convalida ilicitude alguma.</w:t>
       </w:r>
     </w:p>
     <w:p>
@@ -544,52 +514,52 @@
           <w:sz w:val="24"/>
           <w:szCs w:val="24"/>
         </w:rPr>
-        <w:t xml:space="preserve">5 A APLICAÇÃO CONCRETA: O REsp 1.198.727/MG</w:t>
-      </w:r>
-    </w:p>
-    <w:p>
-      <w:pPr>
-        <w:spacing w:line="360" w:lineRule="auto"/>
-        <w:ind w:firstLine="709"/>
-        <w:jc w:val="both"/>
-      </w:pPr>
-      <w:r>
-        <w:rPr>
-          <w:rFonts w:ascii="Times New Roman" w:cs="Times New Roman" w:eastAsia="Times New Roman" w:hAnsi="Times New Roman"/>
-          <w:sz w:val="24"/>
-          <w:szCs w:val="24"/>
-        </w:rPr>
-        <w:t xml:space="preserve">O julgamento do Recurso Especial n. 1.198.727/MG pela Segunda Turma do Superior Tribunal de Justiça, sob relatoria do Ministro Herman Benjamin, em 14 de agosto de 2012, com acórdão publicado no DJe de 9 de maio de 2013, mostra o princípio operando dentro do processo.</w:t>
-      </w:r>
-    </w:p>
-    <w:p>
-      <w:pPr>
-        <w:spacing w:line="360" w:lineRule="auto"/>
-        <w:ind w:firstLine="709"/>
-        <w:jc w:val="both"/>
-      </w:pPr>
-      <w:r>
-        <w:rPr>
-          <w:rFonts w:ascii="Times New Roman" w:cs="Times New Roman" w:eastAsia="Times New Roman" w:hAnsi="Times New Roman"/>
-          <w:sz w:val="24"/>
-          <w:szCs w:val="24"/>
-        </w:rPr>
-        <w:t xml:space="preserve">O caso teve origem em ação civil pública ajuizada em razão do desmatamento de vegetação nativa de Cerrado, sem autorização do órgão ambiental competente. A controvérsia era objetiva: condenado o réu a recuperar a área degradada, poderia ser condenado, cumulativamente, a indenizar em dinheiro? Ou a recuperação esgotaria a reparação devida, configurando a cumulação um bis in idem?</w:t>
-      </w:r>
-    </w:p>
-    <w:p>
-      <w:pPr>
-        <w:spacing w:line="360" w:lineRule="auto"/>
-        <w:ind w:firstLine="709"/>
-        <w:jc w:val="both"/>
-      </w:pPr>
-      <w:r>
-        <w:rPr>
-          <w:rFonts w:ascii="Times New Roman" w:cs="Times New Roman" w:eastAsia="Times New Roman" w:hAnsi="Times New Roman"/>
-          <w:sz w:val="24"/>
-          <w:szCs w:val="24"/>
-        </w:rPr>
-        <w:t xml:space="preserve">O obstáculo era textual. O art. 4º, VII, da Lei n. 6.938/1981 fala em recuperar "e/ou" indenizar, e o réu sustentava que a conjunção alternativa excluiria a soma. O Tribunal rejeitou a leitura literal:</w:t>
+        <w:t xml:space="preserve">5 A APLICAÇÃO NO REsp 1.198.727/MG</w:t>
+      </w:r>
+    </w:p>
+    <w:p>
+      <w:pPr>
+        <w:spacing w:line="360" w:lineRule="auto"/>
+        <w:ind w:firstLine="709"/>
+        <w:jc w:val="both"/>
+      </w:pPr>
+      <w:r>
+        <w:rPr>
+          <w:rFonts w:ascii="Times New Roman" w:cs="Times New Roman" w:eastAsia="Times New Roman" w:hAnsi="Times New Roman"/>
+          <w:sz w:val="24"/>
+          <w:szCs w:val="24"/>
+        </w:rPr>
+        <w:t xml:space="preserve">Chego ao julgado que dá título a este trabalho. O Recurso Especial n. 1.198.727/MG foi apreciado pela Segunda Turma do Superior Tribunal de Justiça, sob relatoria do Ministro Herman Benjamin, em 14 de agosto de 2012, com acórdão publicado no DJe de 9 de maio de 2013.</w:t>
+      </w:r>
+    </w:p>
+    <w:p>
+      <w:pPr>
+        <w:spacing w:line="360" w:lineRule="auto"/>
+        <w:ind w:firstLine="709"/>
+        <w:jc w:val="both"/>
+      </w:pPr>
+      <w:r>
+        <w:rPr>
+          <w:rFonts w:ascii="Times New Roman" w:cs="Times New Roman" w:eastAsia="Times New Roman" w:hAnsi="Times New Roman"/>
+          <w:sz w:val="24"/>
+          <w:szCs w:val="24"/>
+        </w:rPr>
+        <w:t xml:space="preserve">O caso teve origem em ação civil pública ajuizada em razão do desmatamento de vegetação nativa de Cerrado, sem autorização do órgão ambiental competente. A controvérsia era objetiva: condenado o réu a recuperar a área degradada, poderia ele ser condenado, cumulativamente, a indenizar em dinheiro? Ou a recuperação já esgotaria a reparação devida, de modo que a cumulação configuraria bis in idem?</w:t>
+      </w:r>
+    </w:p>
+    <w:p>
+      <w:pPr>
+        <w:spacing w:line="360" w:lineRule="auto"/>
+        <w:ind w:firstLine="709"/>
+        <w:jc w:val="both"/>
+      </w:pPr>
+      <w:r>
+        <w:rPr>
+          <w:rFonts w:ascii="Times New Roman" w:cs="Times New Roman" w:eastAsia="Times New Roman" w:hAnsi="Times New Roman"/>
+          <w:sz w:val="24"/>
+          <w:szCs w:val="24"/>
+        </w:rPr>
+        <w:t xml:space="preserve">O obstáculo era textual. O art. 4º, VII, da Lei n. 6.938/1981 fala em recuperar "e/ou" indenizar, e o recorrente sustentava que a conjunção alternativa excluiria a soma das duas condenações. O Tribunal rejeitou a leitura literal:</w:t>
       </w:r>
     </w:p>
     <w:p>
@@ -619,22 +589,22 @@
           <w:sz w:val="24"/>
           <w:szCs w:val="24"/>
         </w:rPr>
-        <w:t xml:space="preserve">A decisão fundou-se nos princípios da reparação integral, do poluidor-pagador e do usuário-pagador. E o raciocínio é coerente com tudo o que se expôs até aqui: replantar não repõe o que se perdeu. Entre o desmatamento e a recomposição efetiva da vegetação decorre um período que, no Cerrado, se conta em décadas, e durante todo esse intervalo a coletividade fica privada dos serviços ecossistêmicos que a área prestava.</w:t>
-      </w:r>
-    </w:p>
-    <w:p>
-      <w:pPr>
-        <w:spacing w:line="360" w:lineRule="auto"/>
-        <w:ind w:firstLine="709"/>
-        <w:jc w:val="both"/>
-      </w:pPr>
-      <w:r>
-        <w:rPr>
-          <w:rFonts w:ascii="Times New Roman" w:cs="Times New Roman" w:eastAsia="Times New Roman" w:hAnsi="Times New Roman"/>
-          <w:sz w:val="24"/>
-          <w:szCs w:val="24"/>
-        </w:rPr>
-        <w:t xml:space="preserve">O Superior Tribunal de Justiça deu nome a essa parcela do prejuízo. Em julgado da mesma linha, assentou:</w:t>
+        <w:t xml:space="preserve">A decisão fundou-se nos princípios da reparação integral, do poluidor-pagador e do usuário-pagador, e o raciocínio me parece coerente com tudo o que se expôs até aqui: replantar não repõe o que se perdeu. Entre o desmatamento e a recomposição efetiva da vegetação decorre um período que, no Cerrado, se conta em décadas, e durante todo esse intervalo a coletividade permanece privada dos serviços ecossistêmicos que aquela área prestava.</w:t>
+      </w:r>
+    </w:p>
+    <w:p>
+      <w:pPr>
+        <w:spacing w:line="360" w:lineRule="auto"/>
+        <w:ind w:firstLine="709"/>
+        <w:jc w:val="both"/>
+      </w:pPr>
+      <w:r>
+        <w:rPr>
+          <w:rFonts w:ascii="Times New Roman" w:cs="Times New Roman" w:eastAsia="Times New Roman" w:hAnsi="Times New Roman"/>
+          <w:sz w:val="24"/>
+          <w:szCs w:val="24"/>
+        </w:rPr>
+        <w:t xml:space="preserve">O próprio Tribunal deu nome a essa parcela do prejuízo. Em julgado da mesma linha, assentou:</w:t>
       </w:r>
     </w:p>
     <w:p>
@@ -679,22 +649,7 @@
           <w:sz w:val="24"/>
           <w:szCs w:val="24"/>
         </w:rPr>
-        <w:t xml:space="preserve">O entendimento consolidou-se em enunciados que hoje estruturam a matéria. A Súmula 629 firma que, quanto ao dano ambiental, é admitida a condenação do réu à obrigação de fazer ou à de não fazer cumulada com a de indenizar. A Súmula 623 reconhece a natureza propter rem das obrigações ambientais, permitindo exigi-las do proprietário ou possuidor atual e/ou dos anteriores, à escolha do credor — solução que impede a fuga da responsabilidade pela simples venda do imóvel degradado. E a Súmula 618 determina a inversão do ônus da prova nas ações de degradação ambiental, derrubando a barreira probatória que na prática inviabilizava a responsabilização.</w:t>
-      </w:r>
-    </w:p>
-    <w:p>
-      <w:pPr>
-        <w:spacing w:line="360" w:lineRule="auto"/>
-        <w:ind w:firstLine="709"/>
-        <w:jc w:val="both"/>
-      </w:pPr>
-      <w:r>
-        <w:rPr>
-          <w:rFonts w:ascii="Times New Roman" w:cs="Times New Roman" w:eastAsia="Times New Roman" w:hAnsi="Times New Roman"/>
-          <w:sz w:val="24"/>
-          <w:szCs w:val="24"/>
-        </w:rPr>
-        <w:t xml:space="preserve">Vistos em conjunto, os três enunciados fazem o que o princípio pede: impedem que o custo ambiental escape do agente por via processual, registral ou probatória.</w:t>
+        <w:t xml:space="preserve">O entendimento acabou consolidado em enunciados que hoje estruturam a matéria. A Súmula 629 firma que, quanto ao dano ambiental, é admitida a condenação do réu à obrigação de fazer ou à de não fazer cumulada com a de indenizar. A Súmula 623 reconhece a natureza propter rem das obrigações ambientais, permitindo exigi-las do proprietário ou possuidor atual e/ou dos anteriores, à escolha do credor, o que impede a fuga da responsabilidade pela simples venda do imóvel degradado. E a Súmula 618 determina a inversão do ônus da prova nas ações de degradação ambiental, derrubando a barreira probatória que na prática inviabilizava a responsabilização. Os três enunciados, vistos em conjunto, impedem que o custo ambiental escape do agente por via processual, registral ou probatória.</w:t>
       </w:r>
     </w:p>
     <w:p>
@@ -710,82 +665,82 @@
           <w:sz w:val="24"/>
           <w:szCs w:val="24"/>
         </w:rPr>
-        <w:t xml:space="preserve">6 CONCLUSÃO</w:t>
-      </w:r>
-    </w:p>
-    <w:p>
-      <w:pPr>
-        <w:spacing w:line="360" w:lineRule="auto"/>
-        <w:ind w:firstLine="709"/>
-        <w:jc w:val="both"/>
-      </w:pPr>
-      <w:r>
-        <w:rPr>
-          <w:rFonts w:ascii="Times New Roman" w:cs="Times New Roman" w:eastAsia="Times New Roman" w:hAnsi="Times New Roman"/>
-          <w:sz w:val="24"/>
-          <w:szCs w:val="24"/>
-        </w:rPr>
-        <w:t xml:space="preserve">Seria pouco descrever o poluidor-pagador como simples regra sobre quem paga a conta. Ele é, antes disso, mecanismo de correção de uma falha de mercado. Sem ele, o preço dos bens produzidos não expressa seu custo real, e a degradação segue sendo a escolha racional para o agente econômico.</w:t>
-      </w:r>
-    </w:p>
-    <w:p>
-      <w:pPr>
-        <w:spacing w:line="360" w:lineRule="auto"/>
-        <w:ind w:firstLine="709"/>
-        <w:jc w:val="both"/>
-      </w:pPr>
-      <w:r>
-        <w:rPr>
-          <w:rFonts w:ascii="Times New Roman" w:cs="Times New Roman" w:eastAsia="Times New Roman" w:hAnsi="Times New Roman"/>
-          <w:sz w:val="24"/>
-          <w:szCs w:val="24"/>
-        </w:rPr>
-        <w:t xml:space="preserve">O REsp 1.198.727/MG mostra o princípio cumprindo essa função dentro do processo civil. Ao ler o "ou" legal como conjunção aditiva, o STJ recusou uma reparação apenas aparente e alocou integralmente o custo ambiental em quem o gerou. As Súmulas 618, 623 e 629 estenderam a lógica ao regime probatório e à transmissibilidade da obrigação. No plano normativo e jurisprudencial, o sistema brasileiro de responsabilidade civil ambiental tornou-se bastante robusto.</w:t>
-      </w:r>
-    </w:p>
-    <w:p>
-      <w:pPr>
-        <w:spacing w:line="360" w:lineRule="auto"/>
-        <w:ind w:firstLine="709"/>
-        <w:jc w:val="both"/>
-      </w:pPr>
-      <w:r>
-        <w:rPr>
-          <w:rFonts w:ascii="Times New Roman" w:cs="Times New Roman" w:eastAsia="Times New Roman" w:hAnsi="Times New Roman"/>
-          <w:sz w:val="24"/>
-          <w:szCs w:val="24"/>
-        </w:rPr>
-        <w:t xml:space="preserve">Cabe, porém, um registro crítico que a própria pesquisa consultada autoriza. Moreira, Lima e Moreira concluem que, embora o princípio tenha sido bem incorporado como fio condutor da reparação integral, sua dimensão preventiva permanece significativamente subutilizada pelos tribunais superiores (MOREIRA; LIMA; MOREIRA, 2019, p. 368). O dado é revelador quando se lembra que, na formulação original da OCDE, em 1972, prevenção era tudo o que o princípio exigia. Construímos um sistema eficiente para cobrar depois, e comparativamente tímido para impedir antes.</w:t>
-      </w:r>
-    </w:p>
-    <w:p>
-      <w:pPr>
-        <w:spacing w:line="360" w:lineRule="auto"/>
-        <w:ind w:firstLine="709"/>
-        <w:jc w:val="both"/>
-      </w:pPr>
-      <w:r>
-        <w:rPr>
-          <w:rFonts w:ascii="Times New Roman" w:cs="Times New Roman" w:eastAsia="Times New Roman" w:hAnsi="Times New Roman"/>
-          <w:sz w:val="24"/>
-          <w:szCs w:val="24"/>
-        </w:rPr>
-        <w:t xml:space="preserve">A observação encontra eco no próprio Curso. Ao tratar dos serviços prestados pelos ecossistemas, Sarlet e Fensterseifer registram que "discute-se, cada vez mais, inclusive como princípio e dever jurídico, a priorização de soluções baseadas na Natureza, o que coaduna, por exemplo, com uma ética do cuidado e da prevenção e precaução de danos ao meio ambiente, inclusive em vista do futuro" (SARLET; FENSTERSEIFER, 2026, p. 101). Prevenir, nessa leitura, não é alternativa mais barata à reparação: é o próprio conteúdo do dever.</w:t>
-      </w:r>
-    </w:p>
-    <w:p>
-      <w:pPr>
-        <w:spacing w:line="360" w:lineRule="auto"/>
-        <w:ind w:firstLine="709"/>
-        <w:jc w:val="both"/>
-      </w:pPr>
-      <w:r>
-        <w:rPr>
-          <w:rFonts w:ascii="Times New Roman" w:cs="Times New Roman" w:eastAsia="Times New Roman" w:hAnsi="Times New Roman"/>
-          <w:sz w:val="24"/>
-          <w:szCs w:val="24"/>
-        </w:rPr>
-        <w:t xml:space="preserve">Some-se a isso a dificuldade de quantificar. Não há metodologia consolidada para medir o dano interino e converter em reais os serviços ecossistêmicos perdidos durante a regeneração. E aqui a questão volta ao ponto de partida. Enquanto a Natureza continuar sendo contabilizada como fornecedora gratuita, faltará ao juiz o parâmetro para calcular o que o poluidor deve. Sem preço, não há internalização — e a reparação integral corre o risco de permanecer, em boa medida, uma promessa bem escrita.</w:t>
+        <w:t xml:space="preserve">6 CONSIDERAÇÕES FINAIS</w:t>
+      </w:r>
+    </w:p>
+    <w:p>
+      <w:pPr>
+        <w:spacing w:line="360" w:lineRule="auto"/>
+        <w:ind w:firstLine="709"/>
+        <w:jc w:val="both"/>
+      </w:pPr>
+      <w:r>
+        <w:rPr>
+          <w:rFonts w:ascii="Times New Roman" w:cs="Times New Roman" w:eastAsia="Times New Roman" w:hAnsi="Times New Roman"/>
+          <w:sz w:val="24"/>
+          <w:szCs w:val="24"/>
+        </w:rPr>
+        <w:t xml:space="preserve">Retomo as duas teses anunciadas na introdução. Quanto à primeira, penso que ficou demonstrado que o poluidor-pagador é bem mais do que uma regra sobre quem paga a conta: é mecanismo de correção de uma falha de mercado, sem o qual o preço dos bens produzidos não expressa o seu custo real e a degradação segue sendo a escolha racional do agente econômico.</w:t>
+      </w:r>
+    </w:p>
+    <w:p>
+      <w:pPr>
+        <w:spacing w:line="360" w:lineRule="auto"/>
+        <w:ind w:firstLine="709"/>
+        <w:jc w:val="both"/>
+      </w:pPr>
+      <w:r>
+        <w:rPr>
+          <w:rFonts w:ascii="Times New Roman" w:cs="Times New Roman" w:eastAsia="Times New Roman" w:hAnsi="Times New Roman"/>
+          <w:sz w:val="24"/>
+          <w:szCs w:val="24"/>
+        </w:rPr>
+        <w:t xml:space="preserve">Quanto à segunda, o REsp 1.198.727/MG mostra o princípio operando dentro do processo civil. Ao ler o "ou" legal como conjunção aditiva, o Superior Tribunal de Justiça recusou uma reparação apenas aparente e alocou integralmente o custo ambiental em quem lhe deu causa. As Súmulas 618, 623 e 629 estenderam a mesma lógica ao regime probatório e à transmissibilidade da obrigação.</w:t>
+      </w:r>
+    </w:p>
+    <w:p>
+      <w:pPr>
+        <w:spacing w:line="360" w:lineRule="auto"/>
+        <w:ind w:firstLine="709"/>
+        <w:jc w:val="both"/>
+      </w:pPr>
+      <w:r>
+        <w:rPr>
+          <w:rFonts w:ascii="Times New Roman" w:cs="Times New Roman" w:eastAsia="Times New Roman" w:hAnsi="Times New Roman"/>
+          <w:sz w:val="24"/>
+          <w:szCs w:val="24"/>
+        </w:rPr>
+        <w:t xml:space="preserve">Cabe, porém, um registro crítico que a própria pesquisa consultada autoriza. Moreira, Lima e Moreira concluem que, embora o princípio tenha sido bem incorporado como fio condutor da reparação integral, a sua dimensão preventiva permanece significativamente subutilizada pelos tribunais superiores (MOREIRA; LIMA; MOREIRA, 2019, p. 368). Volto, aqui, ao detalhe de origem mencionado no item 2: na formulação da OCDE, em 1972, prevenção era tudo o que o princípio exigia. Construímos, portanto, um sistema eficiente para cobrar depois e comparativamente tímido para impedir antes.</w:t>
+      </w:r>
+    </w:p>
+    <w:p>
+      <w:pPr>
+        <w:spacing w:line="360" w:lineRule="auto"/>
+        <w:ind w:firstLine="709"/>
+        <w:jc w:val="both"/>
+      </w:pPr>
+      <w:r>
+        <w:rPr>
+          <w:rFonts w:ascii="Times New Roman" w:cs="Times New Roman" w:eastAsia="Times New Roman" w:hAnsi="Times New Roman"/>
+          <w:sz w:val="24"/>
+          <w:szCs w:val="24"/>
+        </w:rPr>
+        <w:t xml:space="preserve">Essa crítica encontra eco no próprio Curso. Ao tratar dos serviços prestados pelos ecossistemas, Sarlet e Fensterseifer registram que "discute-se, cada vez mais, inclusive como princípio e dever jurídico, a priorização de soluções baseadas na Natureza, o que coaduna, por exemplo, com uma ética do cuidado e da prevenção e precaução de danos ao meio ambiente, inclusive em vista do futuro" (SARLET; FENSTERSEIFER, 2026, p. 101). Prevenir, nessa leitura, não é a alternativa mais barata à reparação: é o próprio conteúdo do dever.</w:t>
+      </w:r>
+    </w:p>
+    <w:p>
+      <w:pPr>
+        <w:spacing w:line="360" w:lineRule="auto"/>
+        <w:ind w:firstLine="709"/>
+        <w:jc w:val="both"/>
+      </w:pPr>
+      <w:r>
+        <w:rPr>
+          <w:rFonts w:ascii="Times New Roman" w:cs="Times New Roman" w:eastAsia="Times New Roman" w:hAnsi="Times New Roman"/>
+          <w:sz w:val="24"/>
+          <w:szCs w:val="24"/>
+        </w:rPr>
+        <w:t xml:space="preserve">Resta uma dificuldade que não me parece superada, e com ela encerro. Não há metodologia consolidada para medir o dano interino e converter em reais os serviços ecossistêmicos perdidos durante a regeneração. A questão volta, assim, ao ponto de partida deste trabalho: enquanto a Natureza continuar sendo contabilizada como fornecedora gratuita, faltará ao juiz o parâmetro para calcular o que o poluidor efetivamente deve. Sem preço não há internalização, e a reparação integral corre o risco de permanecer, em boa medida, no plano da promessa.</w:t>
       </w:r>
     </w:p>
     <w:p>
